--- a/Documentation/Generering af release 5.0.0.0.docx
+++ b/Documentation/Generering af release 5.0.0.0.docx
@@ -18,7 +18,7 @@
           </w:pPr>
           <w:r>
             <w:rPr/>
-            <w:t>Generering af Release 4.0.0.0</w:t>
+            <w:t>Generering af Release 5.0.0.0</w:t>
             <w:br/>
             <w:br/>
             <w:t>Indholdsfortegnelse</w:t>
@@ -349,7 +349,7 @@
         <w:pStyle w:val="Overskrift1"/>
         <w:numPr>
           <w:ilvl w:val="0"/>
-          <w:numId w:val="3"/>
+          <w:numId w:val="4"/>
         </w:numPr>
         <w:bidi w:val="0"/>
         <w:jc w:val="left"/>
@@ -486,7 +486,7 @@
         <w:pStyle w:val="Overskrift1"/>
         <w:numPr>
           <w:ilvl w:val="0"/>
-          <w:numId w:val="3"/>
+          <w:numId w:val="4"/>
         </w:numPr>
         <w:bidi w:val="0"/>
         <w:jc w:val="left"/>
@@ -618,7 +618,7 @@
         <w:pStyle w:val="Standard"/>
         <w:numPr>
           <w:ilvl w:val="0"/>
-          <w:numId w:val="7"/>
+          <w:numId w:val="8"/>
         </w:numPr>
         <w:bidi w:val="0"/>
         <w:jc w:val="left"/>
@@ -642,7 +642,7 @@
         <w:pStyle w:val="Standard"/>
         <w:numPr>
           <w:ilvl w:val="0"/>
-          <w:numId w:val="7"/>
+          <w:numId w:val="8"/>
         </w:numPr>
         <w:bidi w:val="0"/>
         <w:jc w:val="left"/>
@@ -659,13 +659,13 @@
           <w:rFonts w:cs="Arial" w:ascii="Arial" w:hAnsi="Arial"/>
           <w:lang w:val="da-DK"/>
         </w:rPr>
-        <w:t>4</w:t>
-      </w:r>
-      <w:r>
-        <w:rPr>
-          <w:rFonts w:cs="Arial" w:ascii="Arial" w:hAnsi="Arial"/>
-        </w:rPr>
-        <w:t>.0.0.0.docx</w:t>
+        <w:t>5.0.0.0</w:t>
+      </w:r>
+      <w:r>
+        <w:rPr>
+          <w:rFonts w:cs="Arial" w:ascii="Arial" w:hAnsi="Arial"/>
+        </w:rPr>
+        <w:t>.docx</w:t>
       </w:r>
     </w:p>
     <w:p>
@@ -673,7 +673,7 @@
         <w:pStyle w:val="Standard"/>
         <w:numPr>
           <w:ilvl w:val="0"/>
-          <w:numId w:val="7"/>
+          <w:numId w:val="8"/>
         </w:numPr>
         <w:bidi w:val="0"/>
         <w:jc w:val="left"/>
@@ -690,13 +690,13 @@
           <w:rFonts w:cs="Arial" w:ascii="Arial" w:hAnsi="Arial"/>
           <w:lang w:val="da-DK"/>
         </w:rPr>
-        <w:t>4</w:t>
-      </w:r>
-      <w:r>
-        <w:rPr>
-          <w:rFonts w:cs="Arial" w:ascii="Arial" w:hAnsi="Arial"/>
-        </w:rPr>
-        <w:t>.0.0.0.docx</w:t>
+        <w:t>5.0.0.0</w:t>
+      </w:r>
+      <w:r>
+        <w:rPr>
+          <w:rFonts w:cs="Arial" w:ascii="Arial" w:hAnsi="Arial"/>
+        </w:rPr>
+        <w:t>.docx</w:t>
       </w:r>
     </w:p>
     <w:p>
@@ -704,7 +704,7 @@
         <w:pStyle w:val="Standard"/>
         <w:numPr>
           <w:ilvl w:val="0"/>
-          <w:numId w:val="7"/>
+          <w:numId w:val="8"/>
         </w:numPr>
         <w:bidi w:val="0"/>
         <w:jc w:val="left"/>
@@ -721,7 +721,7 @@
           <w:rFonts w:cs="Arial" w:ascii="Arial" w:hAnsi="Arial"/>
           <w:lang w:val="da-DK"/>
         </w:rPr>
-        <w:t xml:space="preserve"> 4.0.0.0.</w:t>
+        <w:t xml:space="preserve"> 5.0.0.0.</w:t>
       </w:r>
       <w:r>
         <w:rPr>
@@ -742,7 +742,7 @@
         <w:pStyle w:val="Standard"/>
         <w:numPr>
           <w:ilvl w:val="0"/>
-          <w:numId w:val="7"/>
+          <w:numId w:val="8"/>
         </w:numPr>
         <w:bidi w:val="0"/>
         <w:jc w:val="left"/>
@@ -764,7 +764,7 @@
         <w:pStyle w:val="Standard"/>
         <w:numPr>
           <w:ilvl w:val="0"/>
-          <w:numId w:val="7"/>
+          <w:numId w:val="8"/>
         </w:numPr>
         <w:bidi w:val="0"/>
         <w:jc w:val="left"/>
@@ -781,13 +781,13 @@
           <w:rFonts w:cs="Arial" w:ascii="Arial" w:hAnsi="Arial"/>
           <w:lang w:val="en-US"/>
         </w:rPr>
-        <w:t>4</w:t>
-      </w:r>
-      <w:r>
-        <w:rPr>
-          <w:rFonts w:cs="Arial" w:ascii="Arial" w:hAnsi="Arial"/>
-        </w:rPr>
-        <w:t>.0.0.0.docx</w:t>
+        <w:t>5.0.0.0</w:t>
+      </w:r>
+      <w:r>
+        <w:rPr>
+          <w:rFonts w:cs="Arial" w:ascii="Arial" w:hAnsi="Arial"/>
+        </w:rPr>
+        <w:t>.docx</w:t>
       </w:r>
     </w:p>
     <w:p>
@@ -795,7 +795,7 @@
         <w:pStyle w:val="Standard"/>
         <w:numPr>
           <w:ilvl w:val="0"/>
-          <w:numId w:val="7"/>
+          <w:numId w:val="8"/>
         </w:numPr>
         <w:bidi w:val="0"/>
         <w:jc w:val="left"/>
@@ -812,13 +812,13 @@
           <w:rFonts w:cs="Arial" w:ascii="Arial" w:hAnsi="Arial"/>
           <w:lang w:val="en-US"/>
         </w:rPr>
-        <w:t>4</w:t>
-      </w:r>
-      <w:r>
-        <w:rPr>
-          <w:rFonts w:cs="Arial" w:ascii="Arial" w:hAnsi="Arial"/>
-        </w:rPr>
-        <w:t>.0.0.0.docx</w:t>
+        <w:t>5.0.0.0</w:t>
+      </w:r>
+      <w:r>
+        <w:rPr>
+          <w:rFonts w:cs="Arial" w:ascii="Arial" w:hAnsi="Arial"/>
+        </w:rPr>
+        <w:t>.docx</w:t>
       </w:r>
     </w:p>
     <w:p>
@@ -826,7 +826,7 @@
         <w:pStyle w:val="Standard"/>
         <w:numPr>
           <w:ilvl w:val="0"/>
-          <w:numId w:val="7"/>
+          <w:numId w:val="8"/>
         </w:numPr>
         <w:bidi w:val="0"/>
         <w:jc w:val="left"/>
@@ -843,13 +843,13 @@
           <w:rFonts w:cs="Arial" w:ascii="Arial" w:hAnsi="Arial"/>
           <w:lang w:val="en-US"/>
         </w:rPr>
-        <w:t>4</w:t>
-      </w:r>
-      <w:r>
-        <w:rPr>
-          <w:rFonts w:cs="Arial" w:ascii="Arial" w:hAnsi="Arial"/>
-        </w:rPr>
-        <w:t>.0.0.0.docx</w:t>
+        <w:t>5.0.0.0</w:t>
+      </w:r>
+      <w:r>
+        <w:rPr>
+          <w:rFonts w:cs="Arial" w:ascii="Arial" w:hAnsi="Arial"/>
+        </w:rPr>
+        <w:t>.docx</w:t>
       </w:r>
     </w:p>
     <w:p>
@@ -857,7 +857,7 @@
         <w:pStyle w:val="Standard"/>
         <w:numPr>
           <w:ilvl w:val="0"/>
-          <w:numId w:val="7"/>
+          <w:numId w:val="8"/>
         </w:numPr>
         <w:bidi w:val="0"/>
         <w:jc w:val="left"/>
@@ -881,7 +881,7 @@
         <w:pStyle w:val="Standard"/>
         <w:numPr>
           <w:ilvl w:val="0"/>
-          <w:numId w:val="7"/>
+          <w:numId w:val="8"/>
         </w:numPr>
         <w:bidi w:val="0"/>
         <w:jc w:val="left"/>
@@ -891,7 +891,7 @@
         <w:rPr>
           <w:rFonts w:cs="Arial" w:ascii="Arial" w:hAnsi="Arial"/>
         </w:rPr>
-        <w:t>Gebruikershandleiding voor IBOS XML muzieklezer versie 4.0.0.0.docx</w:t>
+        <w:t>Gebruikershandleiding voor IBOS XML muzieklezer versie 5.0.0.0.docx</w:t>
       </w:r>
     </w:p>
     <w:p>
@@ -957,6 +957,199 @@
         <w:pStyle w:val="Standard"/>
         <w:bidi w:val="0"/>
         <w:ind w:left="720" w:hanging="0"/>
+        <w:jc w:val="left"/>
+        <w:rPr>
+          <w:rFonts w:ascii="Arial" w:hAnsi="Arial" w:cs="Arial"/>
+          <w:lang w:val="da-DK"/>
+        </w:rPr>
+      </w:pPr>
+      <w:r>
+        <w:rPr>
+          <w:rFonts w:cs="Arial" w:ascii="Arial" w:hAnsi="Arial"/>
+          <w:lang w:val="da-DK"/>
+        </w:rPr>
+      </w:r>
+    </w:p>
+    <w:p>
+      <w:pPr>
+        <w:pStyle w:val="Standard"/>
+        <w:bidi w:val="0"/>
+        <w:ind w:left="720" w:hanging="0"/>
+        <w:jc w:val="left"/>
+        <w:rPr>
+          <w:rFonts w:ascii="Arial" w:hAnsi="Arial" w:cs="Arial"/>
+          <w:b/>
+          <w:b/>
+          <w:bCs/>
+          <w:u w:val="single"/>
+          <w:lang w:val="da-DK"/>
+        </w:rPr>
+      </w:pPr>
+      <w:r>
+        <w:rPr>
+          <w:rFonts w:cs="Arial" w:ascii="Arial" w:hAnsi="Arial"/>
+          <w:b/>
+          <w:bCs/>
+          <w:u w:val="single"/>
+          <w:lang w:val="da-DK"/>
+        </w:rPr>
+        <w:t>Specielt  for dokumentationen til version 5.0.0.0</w:t>
+      </w:r>
+    </w:p>
+    <w:p>
+      <w:pPr>
+        <w:pStyle w:val="Standard"/>
+        <w:bidi w:val="0"/>
+        <w:ind w:left="720" w:hanging="0"/>
+        <w:jc w:val="left"/>
+        <w:rPr>
+          <w:rFonts w:ascii="Arial" w:hAnsi="Arial" w:cs="Arial"/>
+          <w:lang w:val="da-DK"/>
+        </w:rPr>
+      </w:pPr>
+      <w:r>
+        <w:rPr>
+          <w:rFonts w:cs="Arial" w:ascii="Arial" w:hAnsi="Arial"/>
+          <w:lang w:val="da-DK"/>
+        </w:rPr>
+      </w:r>
+    </w:p>
+    <w:p>
+      <w:pPr>
+        <w:pStyle w:val="Standard"/>
+        <w:numPr>
+          <w:ilvl w:val="0"/>
+          <w:numId w:val="11"/>
+        </w:numPr>
+        <w:bidi w:val="0"/>
+        <w:jc w:val="left"/>
+        <w:rPr>
+          <w:rFonts w:ascii="Arial" w:hAnsi="Arial" w:cs="Arial"/>
+          <w:lang w:val="da-DK"/>
+        </w:rPr>
+      </w:pPr>
+      <w:r>
+        <w:rPr>
+          <w:rFonts w:cs="Arial" w:ascii="Arial" w:hAnsi="Arial"/>
+          <w:lang w:val="da-DK"/>
+        </w:rPr>
+        <w:t>Release Notes skrives fra grunden på dansk og engelsk. Findes ikke på hollandsk, som kopierer den engelske.</w:t>
+      </w:r>
+    </w:p>
+    <w:p>
+      <w:pPr>
+        <w:pStyle w:val="Standard"/>
+        <w:numPr>
+          <w:ilvl w:val="0"/>
+          <w:numId w:val="11"/>
+        </w:numPr>
+        <w:bidi w:val="0"/>
+        <w:jc w:val="left"/>
+        <w:rPr>
+          <w:rFonts w:ascii="Arial" w:hAnsi="Arial" w:cs="Arial"/>
+          <w:lang w:val="da-DK"/>
+        </w:rPr>
+      </w:pPr>
+      <w:r>
+        <w:rPr>
+          <w:rFonts w:cs="Arial" w:ascii="Arial" w:hAnsi="Arial"/>
+          <w:lang w:val="da-DK"/>
+        </w:rPr>
+        <w:t>Dansk installationsvejledning kopieres fra 4.0.0.0 og opdateres idet alle ændringer skrives med rødt.</w:t>
+      </w:r>
+    </w:p>
+    <w:p>
+      <w:pPr>
+        <w:pStyle w:val="Standard"/>
+        <w:numPr>
+          <w:ilvl w:val="0"/>
+          <w:numId w:val="11"/>
+        </w:numPr>
+        <w:bidi w:val="0"/>
+        <w:jc w:val="left"/>
+        <w:rPr>
+          <w:rFonts w:ascii="Arial" w:hAnsi="Arial" w:cs="Arial"/>
+          <w:lang w:val="da-DK"/>
+        </w:rPr>
+      </w:pPr>
+      <w:r>
+        <w:rPr>
+          <w:rFonts w:cs="Arial" w:ascii="Arial" w:hAnsi="Arial"/>
+          <w:lang w:val="da-DK"/>
+        </w:rPr>
+        <w:t>Engelsk installationsvevledning kopieres fra 4.0.0.0 og de røde ændringer i den danske merges ind. Findes ikke på hollandsk, som bruger den engelske.</w:t>
+      </w:r>
+    </w:p>
+    <w:p>
+      <w:pPr>
+        <w:pStyle w:val="Standard"/>
+        <w:numPr>
+          <w:ilvl w:val="0"/>
+          <w:numId w:val="11"/>
+        </w:numPr>
+        <w:bidi w:val="0"/>
+        <w:jc w:val="left"/>
+        <w:rPr>
+          <w:rFonts w:ascii="Arial" w:hAnsi="Arial" w:cs="Arial"/>
+          <w:lang w:val="da-DK"/>
+        </w:rPr>
+      </w:pPr>
+      <w:r>
+        <w:rPr>
+          <w:rFonts w:cs="Arial" w:ascii="Arial" w:hAnsi="Arial"/>
+          <w:lang w:val="da-DK"/>
+        </w:rPr>
+        <w:t>Dansk Brugervejledning kopieres fra 4.0.0.0 og opdateres idet alle ændringer markeres med rødt.</w:t>
+      </w:r>
+    </w:p>
+    <w:p>
+      <w:pPr>
+        <w:pStyle w:val="Standard"/>
+        <w:numPr>
+          <w:ilvl w:val="0"/>
+          <w:numId w:val="11"/>
+        </w:numPr>
+        <w:bidi w:val="0"/>
+        <w:jc w:val="left"/>
+        <w:rPr>
+          <w:rFonts w:ascii="Arial" w:hAnsi="Arial" w:cs="Arial"/>
+          <w:lang w:val="da-DK"/>
+        </w:rPr>
+      </w:pPr>
+      <w:r>
+        <w:rPr>
+          <w:rFonts w:cs="Arial" w:ascii="Arial" w:hAnsi="Arial"/>
+          <w:lang w:val="da-DK"/>
+        </w:rPr>
+        <w:t>Engelsk brugervejledning kopieres fra 4.0.0.0 og de røde ændringer i den danske merges ind. Ændringerne i den engelske beholder deres røde farve.</w:t>
+      </w:r>
+    </w:p>
+    <w:p>
+      <w:pPr>
+        <w:pStyle w:val="Standard"/>
+        <w:numPr>
+          <w:ilvl w:val="0"/>
+          <w:numId w:val="11"/>
+        </w:numPr>
+        <w:bidi w:val="0"/>
+        <w:jc w:val="left"/>
+        <w:rPr>
+          <w:rFonts w:ascii="Arial" w:hAnsi="Arial" w:cs="Arial"/>
+          <w:lang w:val="da-DK"/>
+        </w:rPr>
+      </w:pPr>
+      <w:r>
+        <w:rPr>
+          <w:rFonts w:cs="Arial" w:ascii="Arial" w:hAnsi="Arial"/>
+          <w:lang w:val="da-DK"/>
+        </w:rPr>
+        <w:t>Hollandsk brugervejledning kopieres fra 4.0.0.0 og de røde ændringer i den engelske  merges ind – indtil videre på engelsk. Ændringerne beholder deres røde farve</w:t>
+      </w:r>
+    </w:p>
+    <w:p>
+      <w:pPr>
+        <w:pStyle w:val="Standard"/>
+        <w:bidi w:val="0"/>
         <w:jc w:val="left"/>
         <w:rPr>
           <w:rFonts w:ascii="Arial" w:hAnsi="Arial" w:cs="Arial"/>
@@ -975,7 +1168,7 @@
         <w:pStyle w:val="Overskrift1"/>
         <w:numPr>
           <w:ilvl w:val="0"/>
-          <w:numId w:val="3"/>
+          <w:numId w:val="4"/>
         </w:numPr>
         <w:bidi w:val="0"/>
         <w:jc w:val="left"/>
@@ -1131,15 +1324,15 @@
         </w:tblCellMar>
       </w:tblPr>
       <w:tblGrid>
-        <w:gridCol w:w="1002"/>
+        <w:gridCol w:w="1001"/>
         <w:gridCol w:w="1813"/>
-        <w:gridCol w:w="6485"/>
+        <w:gridCol w:w="6486"/>
       </w:tblGrid>
       <w:tr>
         <w:trPr/>
         <w:tc>
           <w:tcPr>
-            <w:tcW w:w="1002" w:type="dxa"/>
+            <w:tcW w:w="1001" w:type="dxa"/>
             <w:tcBorders>
               <w:top w:val="single" w:sz="4" w:space="0" w:color="000000"/>
               <w:left w:val="single" w:sz="4" w:space="0" w:color="000000"/>
@@ -1199,7 +1392,7 @@
         </w:tc>
         <w:tc>
           <w:tcPr>
-            <w:tcW w:w="6485" w:type="dxa"/>
+            <w:tcW w:w="6486" w:type="dxa"/>
             <w:tcBorders>
               <w:top w:val="single" w:sz="4" w:space="0" w:color="000000"/>
               <w:left w:val="single" w:sz="4" w:space="0" w:color="000000"/>
@@ -1233,7 +1426,7 @@
         <w:trPr/>
         <w:tc>
           <w:tcPr>
-            <w:tcW w:w="1002" w:type="dxa"/>
+            <w:tcW w:w="1001" w:type="dxa"/>
             <w:tcBorders>
               <w:top w:val="single" w:sz="4" w:space="0" w:color="000000"/>
               <w:left w:val="single" w:sz="4" w:space="0" w:color="000000"/>
@@ -1293,7 +1486,7 @@
         </w:tc>
         <w:tc>
           <w:tcPr>
-            <w:tcW w:w="6485" w:type="dxa"/>
+            <w:tcW w:w="6486" w:type="dxa"/>
             <w:tcBorders>
               <w:top w:val="single" w:sz="4" w:space="0" w:color="000000"/>
               <w:left w:val="single" w:sz="4" w:space="0" w:color="000000"/>
@@ -1324,7 +1517,7 @@
         <w:trPr/>
         <w:tc>
           <w:tcPr>
-            <w:tcW w:w="1002" w:type="dxa"/>
+            <w:tcW w:w="1001" w:type="dxa"/>
             <w:tcBorders>
               <w:top w:val="single" w:sz="4" w:space="0" w:color="000000"/>
               <w:left w:val="single" w:sz="4" w:space="0" w:color="000000"/>
@@ -1381,7 +1574,7 @@
         </w:tc>
         <w:tc>
           <w:tcPr>
-            <w:tcW w:w="6485" w:type="dxa"/>
+            <w:tcW w:w="6486" w:type="dxa"/>
             <w:tcBorders>
               <w:top w:val="single" w:sz="4" w:space="0" w:color="000000"/>
               <w:left w:val="single" w:sz="4" w:space="0" w:color="000000"/>
@@ -1412,7 +1605,7 @@
         <w:trPr/>
         <w:tc>
           <w:tcPr>
-            <w:tcW w:w="1002" w:type="dxa"/>
+            <w:tcW w:w="1001" w:type="dxa"/>
             <w:tcBorders>
               <w:left w:val="single" w:sz="4" w:space="0" w:color="000000"/>
               <w:bottom w:val="single" w:sz="4" w:space="0" w:color="000000"/>
@@ -1466,7 +1659,7 @@
         </w:tc>
         <w:tc>
           <w:tcPr>
-            <w:tcW w:w="6485" w:type="dxa"/>
+            <w:tcW w:w="6486" w:type="dxa"/>
             <w:tcBorders>
               <w:left w:val="single" w:sz="4" w:space="0" w:color="000000"/>
               <w:bottom w:val="single" w:sz="4" w:space="0" w:color="000000"/>
@@ -1529,27 +1722,9 @@
     <w:p>
       <w:pPr>
         <w:pStyle w:val="Standard"/>
-        <w:bidi w:val="0"/>
-        <w:ind w:left="720" w:hanging="0"/>
-        <w:jc w:val="left"/>
-        <w:rPr>
-          <w:rFonts w:ascii="Arial" w:hAnsi="Arial" w:cs="Arial"/>
-          <w:lang w:val="da-DK"/>
-        </w:rPr>
-      </w:pPr>
-      <w:r>
-        <w:rPr>
-          <w:rFonts w:cs="Arial" w:ascii="Arial" w:hAnsi="Arial"/>
-          <w:lang w:val="da-DK"/>
-        </w:rPr>
-      </w:r>
-    </w:p>
-    <w:p>
-      <w:pPr>
-        <w:pStyle w:val="Standard"/>
         <w:numPr>
           <w:ilvl w:val="0"/>
-          <w:numId w:val="5"/>
+          <w:numId w:val="6"/>
         </w:numPr>
         <w:bidi w:val="0"/>
         <w:jc w:val="left"/>
@@ -1707,7 +1882,7 @@
         <w:pStyle w:val="Standard"/>
         <w:numPr>
           <w:ilvl w:val="0"/>
-          <w:numId w:val="5"/>
+          <w:numId w:val="6"/>
         </w:numPr>
         <w:bidi w:val="0"/>
         <w:jc w:val="left"/>
@@ -1726,7 +1901,7 @@
         <w:pStyle w:val="Standard"/>
         <w:numPr>
           <w:ilvl w:val="0"/>
-          <w:numId w:val="5"/>
+          <w:numId w:val="6"/>
         </w:numPr>
         <w:bidi w:val="0"/>
         <w:jc w:val="left"/>
@@ -1748,155 +1923,6 @@
           <w:lang w:val="da-DK"/>
         </w:rPr>
         <w:t xml:space="preserve">Brug "DeveloperCulture" i app.config </w:t>
-      </w:r>
-    </w:p>
-    <w:p>
-      <w:pPr>
-        <w:pStyle w:val="Standard"/>
-        <w:bidi w:val="0"/>
-        <w:jc w:val="left"/>
-        <w:rPr>
-          <w:rFonts w:ascii="Arial" w:hAnsi="Arial" w:cs="Arial"/>
-          <w:lang w:val="da-DK"/>
-        </w:rPr>
-      </w:pPr>
-      <w:r>
-        <w:rPr>
-          <w:rFonts w:cs="Arial" w:ascii="Arial" w:hAnsi="Arial"/>
-          <w:lang w:val="da-DK"/>
-        </w:rPr>
-      </w:r>
-    </w:p>
-    <w:p>
-      <w:pPr>
-        <w:pStyle w:val="Standard"/>
-        <w:bidi w:val="0"/>
-        <w:jc w:val="left"/>
-        <w:rPr>
-          <w:rFonts w:ascii="Arial" w:hAnsi="Arial" w:cs="Arial"/>
-          <w:lang w:val="da-DK"/>
-        </w:rPr>
-      </w:pPr>
-      <w:r>
-        <w:rPr>
-          <w:rFonts w:cs="Arial" w:ascii="Arial" w:hAnsi="Arial"/>
-          <w:lang w:val="da-DK"/>
-        </w:rPr>
-      </w:r>
-    </w:p>
-    <w:p>
-      <w:pPr>
-        <w:pStyle w:val="Normal"/>
-        <w:rPr>
-          <w:lang w:val="da-DK" w:eastAsia="da-DK" w:bidi="da-DK"/>
-        </w:rPr>
-      </w:pPr>
-      <w:r>
-        <w:rPr>
-          <w:lang w:val="da-DK" w:eastAsia="da-DK" w:bidi="da-DK"/>
-        </w:rPr>
-      </w:r>
-    </w:p>
-    <w:p>
-      <w:pPr>
-        <w:pStyle w:val="Overskrift1"/>
-        <w:numPr>
-          <w:ilvl w:val="0"/>
-          <w:numId w:val="2"/>
-        </w:numPr>
-        <w:rPr/>
-      </w:pPr>
-      <w:bookmarkStart w:id="3" w:name="__RefHeading___Toc465_2984613098"/>
-      <w:bookmarkEnd w:id="3"/>
-      <w:r>
-        <w:rPr/>
-        <w:t>Fjern eventuelle DropBox filer af typen ”...modstridende kopi...”</w:t>
-      </w:r>
-    </w:p>
-    <w:p>
-      <w:pPr>
-        <w:pStyle w:val="Textbody"/>
-        <w:rPr/>
-      </w:pPr>
-      <w:r>
-        <w:rPr/>
-      </w:r>
-    </w:p>
-    <w:p>
-      <w:pPr>
-        <w:pStyle w:val="Textbody"/>
-        <w:rPr/>
-      </w:pPr>
-      <w:r>
-        <w:rPr/>
-        <w:t>Disse filer kan findes ved hjælp af værktøjet ”ReleaseTools” i MusicXmlReaderUI solutionen, men skal for en sikkerheds skyld slettes manuelt.</w:t>
-      </w:r>
-    </w:p>
-    <w:p>
-      <w:pPr>
-        <w:pStyle w:val="Normal"/>
-        <w:rPr>
-          <w:lang w:val="da-DK" w:eastAsia="da-DK" w:bidi="da-DK"/>
-        </w:rPr>
-      </w:pPr>
-      <w:r>
-        <w:rPr>
-          <w:lang w:val="da-DK" w:eastAsia="da-DK" w:bidi="da-DK"/>
-        </w:rPr>
-      </w:r>
-    </w:p>
-    <w:p>
-      <w:pPr>
-        <w:pStyle w:val="Normal"/>
-        <w:rPr>
-          <w:lang w:val="da-DK" w:eastAsia="da-DK" w:bidi="da-DK"/>
-        </w:rPr>
-      </w:pPr>
-      <w:r>
-        <w:rPr>
-          <w:lang w:val="da-DK" w:eastAsia="da-DK" w:bidi="da-DK"/>
-        </w:rPr>
-      </w:r>
-    </w:p>
-    <w:p>
-      <w:pPr>
-        <w:pStyle w:val="Standard"/>
-        <w:tabs>
-          <w:tab w:val="clear" w:pos="720"/>
-          <w:tab w:val="left" w:pos="1575" w:leader="none"/>
-        </w:tabs>
-        <w:bidi w:val="0"/>
-        <w:jc w:val="left"/>
-        <w:rPr/>
-      </w:pPr>
-      <w:r>
-        <w:rPr/>
-        <w:tab/>
-      </w:r>
-    </w:p>
-    <w:p>
-      <w:pPr>
-        <w:pStyle w:val="Standard"/>
-        <w:bidi w:val="0"/>
-        <w:jc w:val="left"/>
-        <w:rPr/>
-      </w:pPr>
-      <w:r>
-        <w:rPr/>
-      </w:r>
-      <w:r>
-        <w:br w:type="page"/>
-      </w:r>
-    </w:p>
-    <w:p>
-      <w:pPr>
-        <w:pStyle w:val="Standard"/>
-        <w:bidi w:val="0"/>
-        <w:jc w:val="left"/>
-        <w:rPr/>
-      </w:pPr>
-      <w:r>
-        <w:rPr/>
       </w:r>
     </w:p>
     <w:p>
@@ -1906,47 +1932,42 @@
           <w:ilvl w:val="0"/>
           <w:numId w:val="3"/>
         </w:numPr>
-        <w:bidi w:val="0"/>
-        <w:jc w:val="left"/>
-        <w:rPr/>
-      </w:pPr>
-      <w:bookmarkStart w:id="4" w:name="__RefHeading___Toc531097479"/>
-      <w:bookmarkEnd w:id="4"/>
-      <w:r>
-        <w:rPr/>
-        <w:t>Build in Visual Studio</w:t>
-      </w:r>
-    </w:p>
-    <w:p>
-      <w:pPr>
-        <w:pStyle w:val="Standard"/>
-        <w:bidi w:val="0"/>
-        <w:jc w:val="left"/>
-        <w:rPr/>
-      </w:pPr>
-      <w:r>
-        <w:rPr/>
-      </w:r>
-    </w:p>
-    <w:p>
-      <w:pPr>
-        <w:pStyle w:val="Standard"/>
-        <w:bidi w:val="0"/>
-        <w:jc w:val="left"/>
-        <w:rPr>
-          <w:rFonts w:ascii="Arial" w:hAnsi="Arial" w:cs="Arial"/>
-        </w:rPr>
-      </w:pPr>
-      <w:r>
-        <w:rPr>
-          <w:rFonts w:cs="Arial" w:ascii="Arial" w:hAnsi="Arial"/>
-        </w:rPr>
-        <w:t>I MusicXmlReader Properties .AssemblyInfo.AssemblyInfo.cs set</w:t>
-      </w:r>
-    </w:p>
-    <w:p>
-      <w:pPr>
-        <w:pStyle w:val="Standard"/>
+        <w:rPr/>
+      </w:pPr>
+      <w:bookmarkStart w:id="3" w:name="__RefHeading___Toc465_2984613098"/>
+      <w:bookmarkEnd w:id="3"/>
+      <w:r>
+        <w:rPr/>
+        <w:t>Fjern eventuelle DropBox filer af typen ”...modstridende kopi...”</w:t>
+      </w:r>
+    </w:p>
+    <w:p>
+      <w:pPr>
+        <w:pStyle w:val="Textbody"/>
+        <w:rPr/>
+      </w:pPr>
+      <w:r>
+        <w:rPr/>
+        <w:t>Disse filer kan findes ved hjælp af værktøjet ”ReleaseTools” i MusicXmlReaderUI solutionen, men skal for en sikkerheds skyld slettes manuelt.</w:t>
+      </w:r>
+      <w:r>
+        <w:br w:type="page"/>
+      </w:r>
+    </w:p>
+    <w:p>
+      <w:pPr>
+        <w:pStyle w:val="Standard"/>
+        <w:bidi w:val="0"/>
+        <w:jc w:val="left"/>
+        <w:rPr/>
+      </w:pPr>
+      <w:r>
+        <w:rPr/>
+      </w:r>
+    </w:p>
+    <w:p>
+      <w:pPr>
+        <w:pStyle w:val="Overskrift1"/>
         <w:numPr>
           <w:ilvl w:val="0"/>
           <w:numId w:val="4"/>
@@ -1955,24 +1976,38 @@
         <w:jc w:val="left"/>
         <w:rPr/>
       </w:pPr>
-      <w:r>
-        <w:rPr>
-          <w:rFonts w:cs="Arial" w:ascii="Arial" w:hAnsi="Arial"/>
-        </w:rPr>
-        <w:t>Set AssemblyVersion = "</w:t>
-      </w:r>
-      <w:r>
-        <w:rPr>
-          <w:rFonts w:cs="Arial" w:ascii="Arial" w:hAnsi="Arial"/>
-          <w:lang w:val="da-DK"/>
-        </w:rPr>
-        <w:t>4</w:t>
-      </w:r>
-      <w:r>
-        <w:rPr>
-          <w:rFonts w:cs="Arial" w:ascii="Arial" w:hAnsi="Arial"/>
-        </w:rPr>
-        <w:t>.0.0.0"</w:t>
+      <w:bookmarkStart w:id="4" w:name="__RefHeading___Toc531097479"/>
+      <w:bookmarkEnd w:id="4"/>
+      <w:r>
+        <w:rPr/>
+        <w:t>Build in Visual Studio</w:t>
+      </w:r>
+    </w:p>
+    <w:p>
+      <w:pPr>
+        <w:pStyle w:val="Standard"/>
+        <w:bidi w:val="0"/>
+        <w:jc w:val="left"/>
+        <w:rPr/>
+      </w:pPr>
+      <w:r>
+        <w:rPr/>
+      </w:r>
+    </w:p>
+    <w:p>
+      <w:pPr>
+        <w:pStyle w:val="Standard"/>
+        <w:bidi w:val="0"/>
+        <w:jc w:val="left"/>
+        <w:rPr>
+          <w:rFonts w:ascii="Arial" w:hAnsi="Arial" w:cs="Arial"/>
+        </w:rPr>
+      </w:pPr>
+      <w:r>
+        <w:rPr>
+          <w:rFonts w:cs="Arial" w:ascii="Arial" w:hAnsi="Arial"/>
+        </w:rPr>
+        <w:t>I MusicXmlReader Properties .AssemblyInfo.AssemblyInfo.cs set</w:t>
       </w:r>
     </w:p>
     <w:p>
@@ -1980,7 +2015,7 @@
         <w:pStyle w:val="Standard"/>
         <w:numPr>
           <w:ilvl w:val="0"/>
-          <w:numId w:val="4"/>
+          <w:numId w:val="5"/>
         </w:numPr>
         <w:bidi w:val="0"/>
         <w:jc w:val="left"/>
@@ -1990,51 +2025,20 @@
         <w:rPr>
           <w:rFonts w:cs="Arial" w:ascii="Arial" w:hAnsi="Arial"/>
         </w:rPr>
-        <w:t>Set AssemblyFileVersion = "</w:t>
+        <w:t>Set AssemblyVersion = "</w:t>
       </w:r>
       <w:r>
         <w:rPr>
           <w:rFonts w:cs="Arial" w:ascii="Arial" w:hAnsi="Arial"/>
           <w:lang w:val="da-DK"/>
         </w:rPr>
-        <w:t>4</w:t>
-      </w:r>
-      <w:r>
-        <w:rPr>
-          <w:rFonts w:cs="Arial" w:ascii="Arial" w:hAnsi="Arial"/>
-        </w:rPr>
-        <w:t>.0.0.0"</w:t>
-      </w:r>
-    </w:p>
-    <w:p>
-      <w:pPr>
-        <w:pStyle w:val="Standard"/>
-        <w:bidi w:val="0"/>
-        <w:jc w:val="left"/>
-        <w:rPr>
-          <w:rFonts w:ascii="Arial" w:hAnsi="Arial" w:cs="Arial"/>
-        </w:rPr>
-      </w:pPr>
-      <w:r>
-        <w:rPr>
-          <w:rFonts w:cs="Arial" w:ascii="Arial" w:hAnsi="Arial"/>
-        </w:rPr>
-      </w:r>
-    </w:p>
-    <w:p>
-      <w:pPr>
-        <w:pStyle w:val="Standard"/>
-        <w:bidi w:val="0"/>
-        <w:jc w:val="left"/>
-        <w:rPr>
-          <w:rFonts w:ascii="Arial" w:hAnsi="Arial" w:cs="Arial"/>
-        </w:rPr>
-      </w:pPr>
-      <w:r>
-        <w:rPr>
-          <w:rFonts w:cs="Arial" w:ascii="Arial" w:hAnsi="Arial"/>
-        </w:rPr>
-        <w:t>I MusicXmlReader Properties.Application set</w:t>
+        <w:t>5.0.0.0</w:t>
+      </w:r>
+      <w:r>
+        <w:rPr>
+          <w:rFonts w:cs="Arial" w:ascii="Arial" w:hAnsi="Arial"/>
+        </w:rPr>
+        <w:t>"</w:t>
       </w:r>
     </w:p>
     <w:p>
@@ -2042,7 +2046,69 @@
         <w:pStyle w:val="Standard"/>
         <w:numPr>
           <w:ilvl w:val="0"/>
-          <w:numId w:val="6"/>
+          <w:numId w:val="5"/>
+        </w:numPr>
+        <w:bidi w:val="0"/>
+        <w:jc w:val="left"/>
+        <w:rPr/>
+      </w:pPr>
+      <w:r>
+        <w:rPr>
+          <w:rFonts w:cs="Arial" w:ascii="Arial" w:hAnsi="Arial"/>
+        </w:rPr>
+        <w:t>Set AssemblyFileVersion = "</w:t>
+      </w:r>
+      <w:r>
+        <w:rPr>
+          <w:rFonts w:cs="Arial" w:ascii="Arial" w:hAnsi="Arial"/>
+          <w:lang w:val="da-DK"/>
+        </w:rPr>
+        <w:t>5.0.0.0</w:t>
+      </w:r>
+      <w:r>
+        <w:rPr>
+          <w:rFonts w:cs="Arial" w:ascii="Arial" w:hAnsi="Arial"/>
+        </w:rPr>
+        <w:t>"</w:t>
+      </w:r>
+    </w:p>
+    <w:p>
+      <w:pPr>
+        <w:pStyle w:val="Standard"/>
+        <w:bidi w:val="0"/>
+        <w:jc w:val="left"/>
+        <w:rPr>
+          <w:rFonts w:ascii="Arial" w:hAnsi="Arial" w:cs="Arial"/>
+        </w:rPr>
+      </w:pPr>
+      <w:r>
+        <w:rPr>
+          <w:rFonts w:cs="Arial" w:ascii="Arial" w:hAnsi="Arial"/>
+        </w:rPr>
+      </w:r>
+    </w:p>
+    <w:p>
+      <w:pPr>
+        <w:pStyle w:val="Standard"/>
+        <w:bidi w:val="0"/>
+        <w:jc w:val="left"/>
+        <w:rPr>
+          <w:rFonts w:ascii="Arial" w:hAnsi="Arial" w:cs="Arial"/>
+        </w:rPr>
+      </w:pPr>
+      <w:r>
+        <w:rPr>
+          <w:rFonts w:cs="Arial" w:ascii="Arial" w:hAnsi="Arial"/>
+        </w:rPr>
+        <w:t>I MusicXmlReader Properties.Application set</w:t>
+      </w:r>
+    </w:p>
+    <w:p>
+      <w:pPr>
+        <w:pStyle w:val="Standard"/>
+        <w:numPr>
+          <w:ilvl w:val="0"/>
+          <w:numId w:val="7"/>
         </w:numPr>
         <w:bidi w:val="0"/>
         <w:jc w:val="left"/>
@@ -2875,7 +2941,7 @@
         <w:pStyle w:val="Standard"/>
         <w:numPr>
           <w:ilvl w:val="0"/>
-          <w:numId w:val="8"/>
+          <w:numId w:val="9"/>
         </w:numPr>
         <w:bidi w:val="0"/>
         <w:jc w:val="left"/>
@@ -2888,6 +2954,1224 @@
           <w:rFonts w:cs="Arial" w:ascii="Arial" w:hAnsi="Arial"/>
         </w:rPr>
         <w:t>Commit everything to Git.</w:t>
+      </w:r>
+    </w:p>
+    <w:p>
+      <w:pPr>
+        <w:pStyle w:val="Standard"/>
+        <w:numPr>
+          <w:ilvl w:val="0"/>
+          <w:numId w:val="9"/>
+        </w:numPr>
+        <w:bidi w:val="0"/>
+        <w:jc w:val="left"/>
+        <w:rPr>
+          <w:rFonts w:ascii="Arial" w:hAnsi="Arial" w:cs="Arial"/>
+        </w:rPr>
+      </w:pPr>
+      <w:r>
+        <w:rPr>
+          <w:rFonts w:cs="Arial" w:ascii="Arial" w:hAnsi="Arial"/>
+        </w:rPr>
+        <w:t>Clean Solution</w:t>
+      </w:r>
+    </w:p>
+    <w:p>
+      <w:pPr>
+        <w:pStyle w:val="Standard"/>
+        <w:numPr>
+          <w:ilvl w:val="0"/>
+          <w:numId w:val="9"/>
+        </w:numPr>
+        <w:bidi w:val="0"/>
+        <w:jc w:val="left"/>
+        <w:rPr>
+          <w:rFonts w:ascii="Arial" w:hAnsi="Arial" w:cs="Arial"/>
+        </w:rPr>
+      </w:pPr>
+      <w:r>
+        <w:rPr>
+          <w:rFonts w:cs="Arial" w:ascii="Arial" w:hAnsi="Arial"/>
+        </w:rPr>
+        <w:t>Rebuild Solution</w:t>
+      </w:r>
+    </w:p>
+    <w:p>
+      <w:pPr>
+        <w:pStyle w:val="Standard"/>
+        <w:bidi w:val="0"/>
+        <w:jc w:val="left"/>
+        <w:rPr>
+          <w:rFonts w:ascii="Arial" w:hAnsi="Arial" w:cs="Arial"/>
+        </w:rPr>
+      </w:pPr>
+      <w:r>
+        <w:rPr>
+          <w:rFonts w:cs="Arial" w:ascii="Arial" w:hAnsi="Arial"/>
+        </w:rPr>
+      </w:r>
+    </w:p>
+    <w:p>
+      <w:pPr>
+        <w:pStyle w:val="Standard"/>
+        <w:bidi w:val="0"/>
+        <w:jc w:val="left"/>
+        <w:rPr>
+          <w:rFonts w:ascii="Arial" w:hAnsi="Arial" w:cs="Arial"/>
+        </w:rPr>
+      </w:pPr>
+      <w:r>
+        <w:rPr>
+          <w:rFonts w:cs="Arial" w:ascii="Arial" w:hAnsi="Arial"/>
+        </w:rPr>
+        <w:t>Nu ligger alle filer i</w:t>
+      </w:r>
+    </w:p>
+    <w:p>
+      <w:pPr>
+        <w:pStyle w:val="Standard"/>
+        <w:bidi w:val="0"/>
+        <w:jc w:val="left"/>
+        <w:rPr>
+          <w:rFonts w:ascii="Arial" w:hAnsi="Arial" w:cs="Arial"/>
+        </w:rPr>
+      </w:pPr>
+      <w:r>
+        <w:rPr>
+          <w:rFonts w:cs="Arial" w:ascii="Arial" w:hAnsi="Arial"/>
+        </w:rPr>
+      </w:r>
+    </w:p>
+    <w:p>
+      <w:pPr>
+        <w:pStyle w:val="Standard"/>
+        <w:bidi w:val="0"/>
+        <w:jc w:val="left"/>
+        <w:rPr>
+          <w:rFonts w:ascii="Arial" w:hAnsi="Arial" w:cs="Arial"/>
+          <w:sz w:val="20"/>
+          <w:szCs w:val="20"/>
+        </w:rPr>
+      </w:pPr>
+      <w:r>
+        <w:rPr>
+          <w:rFonts w:cs="Arial" w:ascii="Arial" w:hAnsi="Arial"/>
+          <w:sz w:val="20"/>
+          <w:szCs w:val="20"/>
+        </w:rPr>
+        <w:t>C:\Users\Jens\Dropbox\Root\Visual Studio 2015\Projects\MusicXmlReaderUI\MusicXmlReader\bin\Debug</w:t>
+      </w:r>
+    </w:p>
+    <w:p>
+      <w:pPr>
+        <w:pStyle w:val="Standard"/>
+        <w:bidi w:val="0"/>
+        <w:jc w:val="left"/>
+        <w:rPr>
+          <w:rFonts w:ascii="Arial" w:hAnsi="Arial" w:cs="Arial"/>
+          <w:sz w:val="20"/>
+          <w:szCs w:val="20"/>
+        </w:rPr>
+      </w:pPr>
+      <w:r>
+        <w:rPr>
+          <w:rFonts w:cs="Arial" w:ascii="Arial" w:hAnsi="Arial"/>
+          <w:sz w:val="20"/>
+          <w:szCs w:val="20"/>
+        </w:rPr>
+      </w:r>
+    </w:p>
+    <w:p>
+      <w:pPr>
+        <w:pStyle w:val="Overskrift1"/>
+        <w:numPr>
+          <w:ilvl w:val="0"/>
+          <w:numId w:val="4"/>
+        </w:numPr>
+        <w:bidi w:val="0"/>
+        <w:jc w:val="left"/>
+        <w:rPr/>
+      </w:pPr>
+      <w:bookmarkStart w:id="5" w:name="__RefHeading___Toc531097480"/>
+      <w:bookmarkEnd w:id="5"/>
+      <w:r>
+        <w:rPr/>
+        <w:t>Make a copy of all source code involved</w:t>
+      </w:r>
+    </w:p>
+    <w:p>
+      <w:pPr>
+        <w:pStyle w:val="Standard"/>
+        <w:bidi w:val="0"/>
+        <w:jc w:val="left"/>
+        <w:rPr>
+          <w:rFonts w:ascii="Arial" w:hAnsi="Arial" w:cs="Arial"/>
+        </w:rPr>
+      </w:pPr>
+      <w:r>
+        <w:rPr>
+          <w:rFonts w:cs="Arial" w:ascii="Arial" w:hAnsi="Arial"/>
+        </w:rPr>
+      </w:r>
+    </w:p>
+    <w:p>
+      <w:pPr>
+        <w:pStyle w:val="Standard"/>
+        <w:bidi w:val="0"/>
+        <w:jc w:val="left"/>
+        <w:rPr>
+          <w:rFonts w:ascii="Arial" w:hAnsi="Arial" w:cs="Arial"/>
+        </w:rPr>
+      </w:pPr>
+      <w:r>
+        <w:rPr>
+          <w:rFonts w:cs="Arial" w:ascii="Arial" w:hAnsi="Arial"/>
+        </w:rPr>
+        <w:t>Copy  C:\Users\Jens\Dropbox\Root\Visual Studio 2015\Projects\MusicXmlReaderUI</w:t>
+      </w:r>
+    </w:p>
+    <w:p>
+      <w:pPr>
+        <w:pStyle w:val="Standard"/>
+        <w:bidi w:val="0"/>
+        <w:jc w:val="left"/>
+        <w:rPr>
+          <w:rFonts w:ascii="Arial" w:hAnsi="Arial" w:cs="Arial"/>
+        </w:rPr>
+      </w:pPr>
+      <w:r>
+        <w:rPr>
+          <w:rFonts w:cs="Arial" w:ascii="Arial" w:hAnsi="Arial"/>
+        </w:rPr>
+      </w:r>
+    </w:p>
+    <w:p>
+      <w:pPr>
+        <w:pStyle w:val="Standard"/>
+        <w:bidi w:val="0"/>
+        <w:jc w:val="left"/>
+        <w:rPr>
+          <w:rFonts w:ascii="Arial" w:hAnsi="Arial" w:cs="Arial"/>
+        </w:rPr>
+      </w:pPr>
+      <w:r>
+        <w:rPr>
+          <w:rFonts w:cs="Arial" w:ascii="Arial" w:hAnsi="Arial"/>
+        </w:rPr>
+        <w:t xml:space="preserve">til C:\Users\Jens\Dropbox\Root\Arkiv for Releasede versioner\Version </w:t>
+      </w:r>
+      <w:r>
+        <w:rPr>
+          <w:rFonts w:cs="Arial" w:ascii="Arial" w:hAnsi="Arial"/>
+          <w:lang w:val="da-DK"/>
+        </w:rPr>
+        <w:t>5.0.0.0</w:t>
+      </w:r>
+    </w:p>
+    <w:p>
+      <w:pPr>
+        <w:pStyle w:val="Standard"/>
+        <w:bidi w:val="0"/>
+        <w:jc w:val="left"/>
+        <w:rPr>
+          <w:rFonts w:ascii="Arial" w:hAnsi="Arial" w:cs="Arial"/>
+        </w:rPr>
+      </w:pPr>
+      <w:r>
+        <w:rPr>
+          <w:rFonts w:cs="Arial" w:ascii="Arial" w:hAnsi="Arial"/>
+        </w:rPr>
+      </w:r>
+      <w:r>
+        <w:br w:type="page"/>
+      </w:r>
+    </w:p>
+    <w:p>
+      <w:pPr>
+        <w:pStyle w:val="Standard"/>
+        <w:bidi w:val="0"/>
+        <w:jc w:val="left"/>
+        <w:rPr>
+          <w:rFonts w:ascii="Arial" w:hAnsi="Arial" w:cs="Arial"/>
+        </w:rPr>
+      </w:pPr>
+      <w:r>
+        <w:rPr>
+          <w:rFonts w:cs="Arial" w:ascii="Arial" w:hAnsi="Arial"/>
+        </w:rPr>
+      </w:r>
+    </w:p>
+    <w:p>
+      <w:pPr>
+        <w:pStyle w:val="Overskrift1"/>
+        <w:numPr>
+          <w:ilvl w:val="0"/>
+          <w:numId w:val="4"/>
+        </w:numPr>
+        <w:bidi w:val="0"/>
+        <w:jc w:val="left"/>
+        <w:rPr/>
+      </w:pPr>
+      <w:bookmarkStart w:id="6" w:name="__RefHeading___Toc531097481"/>
+      <w:bookmarkEnd w:id="6"/>
+      <w:r>
+        <w:rPr/>
+        <w:t>Create the setup file:</w:t>
+      </w:r>
+    </w:p>
+    <w:p>
+      <w:pPr>
+        <w:pStyle w:val="Standard"/>
+        <w:bidi w:val="0"/>
+        <w:jc w:val="left"/>
+        <w:rPr>
+          <w:rFonts w:ascii="Arial" w:hAnsi="Arial" w:cs="Arial"/>
+        </w:rPr>
+      </w:pPr>
+      <w:r>
+        <w:rPr>
+          <w:rFonts w:cs="Arial" w:ascii="Arial" w:hAnsi="Arial"/>
+        </w:rPr>
+        <w:t>Vær uindervejs omhyggelig med at få ”IBO” med alle 3 steder</w:t>
+      </w:r>
+    </w:p>
+    <w:p>
+      <w:pPr>
+        <w:pStyle w:val="Standard"/>
+        <w:bidi w:val="0"/>
+        <w:jc w:val="left"/>
+        <w:rPr>
+          <w:rFonts w:ascii="Arial" w:hAnsi="Arial" w:cs="Arial"/>
+        </w:rPr>
+      </w:pPr>
+      <w:r>
+        <w:rPr>
+          <w:rFonts w:cs="Arial" w:ascii="Arial" w:hAnsi="Arial"/>
+        </w:rPr>
+      </w:r>
+    </w:p>
+    <w:p>
+      <w:pPr>
+        <w:pStyle w:val="Standard"/>
+        <w:bidi w:val="0"/>
+        <w:jc w:val="left"/>
+        <w:rPr/>
+      </w:pPr>
+      <w:r>
+        <w:rPr>
+          <w:rFonts w:cs="Arial" w:ascii="Arial" w:hAnsi="Arial"/>
+        </w:rPr>
+        <w:t>Kør ActualInstaller</w:t>
+      </w:r>
+      <w:r>
+        <w:rPr>
+          <w:rFonts w:cs="Arial" w:ascii="Arial" w:hAnsi="Arial"/>
+          <w:b/>
+          <w:bCs/>
+        </w:rPr>
+        <w:t xml:space="preserve">, </w:t>
+      </w:r>
+      <w:r>
+        <w:rPr>
+          <w:rFonts w:cs="Arial" w:ascii="Arial" w:hAnsi="Arial"/>
+          <w:b w:val="false"/>
+          <w:bCs w:val="false"/>
+        </w:rPr>
+        <w:t>afvis at installere ny version!</w:t>
+      </w:r>
+    </w:p>
+    <w:p>
+      <w:pPr>
+        <w:pStyle w:val="Standard"/>
+        <w:bidi w:val="0"/>
+        <w:jc w:val="left"/>
+        <w:rPr>
+          <w:rFonts w:ascii="Arial" w:hAnsi="Arial" w:cs="Arial"/>
+          <w:b/>
+          <w:b/>
+          <w:bCs/>
+        </w:rPr>
+      </w:pPr>
+      <w:r>
+        <w:rPr>
+          <w:rFonts w:eastAsia="Arial" w:cs="Arial" w:ascii="Arial" w:hAnsi="Arial"/>
+          <w:b/>
+          <w:bCs/>
+        </w:rPr>
+        <w:t xml:space="preserve"> </w:t>
+      </w:r>
+    </w:p>
+    <w:p>
+      <w:pPr>
+        <w:pStyle w:val="Standard"/>
+        <w:bidi w:val="0"/>
+        <w:jc w:val="left"/>
+        <w:rPr>
+          <w:rFonts w:ascii="Arial" w:hAnsi="Arial" w:cs="Arial"/>
+        </w:rPr>
+      </w:pPr>
+      <w:r>
+        <w:rPr>
+          <w:rFonts w:cs="Arial" w:ascii="Arial" w:hAnsi="Arial"/>
+        </w:rPr>
+        <w:t>Select Edition = Free, OK</w:t>
+      </w:r>
+    </w:p>
+    <w:p>
+      <w:pPr>
+        <w:pStyle w:val="Standard"/>
+        <w:bidi w:val="0"/>
+        <w:jc w:val="left"/>
+        <w:rPr>
+          <w:rFonts w:ascii="Arial" w:hAnsi="Arial" w:cs="Arial"/>
+        </w:rPr>
+      </w:pPr>
+      <w:r>
+        <w:rPr>
+          <w:rFonts w:cs="Arial" w:ascii="Arial" w:hAnsi="Arial"/>
+        </w:rPr>
+        <w:t>Source Folder =</w:t>
+      </w:r>
+      <w:r>
+        <w:rPr>
+          <w:rFonts w:cs="Arial" w:ascii="Arial" w:hAnsi="Arial"/>
+          <w:sz w:val="16"/>
+          <w:szCs w:val="16"/>
+        </w:rPr>
+        <w:t xml:space="preserve"> C:\Users\Jens\Dropbox\Root\Visual Studio 2015\Projects\MusicXmlReaderUI\MusicXmlReader\bin\Debug</w:t>
+      </w:r>
+    </w:p>
+    <w:p>
+      <w:pPr>
+        <w:pStyle w:val="Standard"/>
+        <w:bidi w:val="0"/>
+        <w:jc w:val="left"/>
+        <w:rPr/>
+      </w:pPr>
+      <w:r>
+        <w:rPr>
+          <w:rFonts w:cs="Arial" w:ascii="Arial" w:hAnsi="Arial"/>
+        </w:rPr>
+        <w:t>Main Executable = "IBOS MusicXmlReader</w:t>
+      </w:r>
+      <w:r>
+        <w:rPr>
+          <w:rFonts w:cs="Arial" w:ascii="Arial" w:hAnsi="Arial"/>
+          <w:lang w:val="en-US"/>
+        </w:rPr>
+        <w:t xml:space="preserve"> 5.0.0.0</w:t>
+      </w:r>
+      <w:r>
+        <w:rPr>
+          <w:rFonts w:cs="Arial" w:ascii="Arial" w:hAnsi="Arial"/>
+        </w:rPr>
+        <w:t>.exe"</w:t>
+      </w:r>
+    </w:p>
+    <w:p>
+      <w:pPr>
+        <w:pStyle w:val="Standard"/>
+        <w:bidi w:val="0"/>
+        <w:jc w:val="left"/>
+        <w:rPr>
+          <w:rFonts w:ascii="Arial" w:hAnsi="Arial" w:cs="Arial"/>
+        </w:rPr>
+      </w:pPr>
+      <w:r>
+        <w:rPr>
+          <w:rFonts w:cs="Arial" w:ascii="Arial" w:hAnsi="Arial"/>
+        </w:rPr>
+        <w:t xml:space="preserve">Product Name = "IBOS MusicXmlReader"   Version = </w:t>
+      </w:r>
+      <w:r>
+        <w:rPr>
+          <w:rFonts w:cs="Arial" w:ascii="Arial" w:hAnsi="Arial"/>
+          <w:lang w:val="en-US"/>
+        </w:rPr>
+        <w:t>5.0.0.0</w:t>
+      </w:r>
+    </w:p>
+    <w:p>
+      <w:pPr>
+        <w:pStyle w:val="Standard"/>
+        <w:bidi w:val="0"/>
+        <w:jc w:val="left"/>
+        <w:rPr/>
+      </w:pPr>
+      <w:r>
+        <w:rPr>
+          <w:rFonts w:cs="Arial" w:ascii="Arial" w:hAnsi="Arial"/>
+        </w:rPr>
+        <w:t>Company Name = IBOS</w:t>
+      </w:r>
+    </w:p>
+    <w:p>
+      <w:pPr>
+        <w:pStyle w:val="Standard"/>
+        <w:bidi w:val="0"/>
+        <w:jc w:val="left"/>
+        <w:rPr>
+          <w:rFonts w:ascii="Arial" w:hAnsi="Arial" w:cs="Arial"/>
+        </w:rPr>
+      </w:pPr>
+      <w:r>
+        <w:rPr>
+          <w:rFonts w:cs="Arial" w:ascii="Arial" w:hAnsi="Arial"/>
+        </w:rPr>
+        <w:t>Website =""</w:t>
+      </w:r>
+    </w:p>
+    <w:p>
+      <w:pPr>
+        <w:pStyle w:val="Standard"/>
+        <w:bidi w:val="0"/>
+        <w:jc w:val="left"/>
+        <w:rPr>
+          <w:rFonts w:ascii="Arial" w:hAnsi="Arial" w:cs="Arial"/>
+        </w:rPr>
+      </w:pPr>
+      <w:r>
+        <w:rPr>
+          <w:rFonts w:cs="Arial" w:ascii="Arial" w:hAnsi="Arial"/>
+        </w:rPr>
+      </w:r>
+    </w:p>
+    <w:p>
+      <w:pPr>
+        <w:pStyle w:val="Standard"/>
+        <w:bidi w:val="0"/>
+        <w:jc w:val="left"/>
+        <w:rPr>
+          <w:rFonts w:ascii="Arial" w:hAnsi="Arial" w:cs="Arial"/>
+        </w:rPr>
+      </w:pPr>
+      <w:r>
+        <w:rPr>
+          <w:rFonts w:cs="Arial" w:ascii="Arial" w:hAnsi="Arial"/>
+        </w:rPr>
+        <w:t>OK</w:t>
+      </w:r>
+    </w:p>
+    <w:p>
+      <w:pPr>
+        <w:pStyle w:val="Standard"/>
+        <w:bidi w:val="0"/>
+        <w:jc w:val="left"/>
+        <w:rPr>
+          <w:rFonts w:ascii="Arial" w:hAnsi="Arial" w:cs="Arial"/>
+        </w:rPr>
+      </w:pPr>
+      <w:r>
+        <w:rPr>
+          <w:rFonts w:cs="Arial" w:ascii="Arial" w:hAnsi="Arial"/>
+        </w:rPr>
+      </w:r>
+    </w:p>
+    <w:p>
+      <w:pPr>
+        <w:pStyle w:val="Standard"/>
+        <w:bidi w:val="0"/>
+        <w:jc w:val="left"/>
+        <w:rPr>
+          <w:rFonts w:ascii="Arial" w:hAnsi="Arial" w:cs="Arial"/>
+        </w:rPr>
+      </w:pPr>
+      <w:r>
+        <w:rPr>
+          <w:rFonts w:cs="Arial" w:ascii="Arial" w:hAnsi="Arial"/>
+        </w:rPr>
+        <w:t>Click green arrow (F9)</w:t>
+      </w:r>
+    </w:p>
+    <w:p>
+      <w:pPr>
+        <w:pStyle w:val="Standard"/>
+        <w:bidi w:val="0"/>
+        <w:jc w:val="left"/>
+        <w:rPr>
+          <w:rFonts w:ascii="Arial" w:hAnsi="Arial" w:cs="Arial"/>
+        </w:rPr>
+      </w:pPr>
+      <w:r>
+        <w:rPr>
+          <w:rFonts w:cs="Arial" w:ascii="Arial" w:hAnsi="Arial"/>
+        </w:rPr>
+      </w:r>
+    </w:p>
+    <w:p>
+      <w:pPr>
+        <w:pStyle w:val="Standard"/>
+        <w:bidi w:val="0"/>
+        <w:jc w:val="left"/>
+        <w:rPr/>
+      </w:pPr>
+      <w:r>
+        <w:rPr>
+          <w:rFonts w:cs="Arial" w:ascii="Arial" w:hAnsi="Arial"/>
+        </w:rPr>
+        <w:t>If an error occurs "Cannot open because in use by another process" just click "Try Again"</w:t>
+      </w:r>
+    </w:p>
+    <w:p>
+      <w:pPr>
+        <w:pStyle w:val="Standard"/>
+        <w:bidi w:val="0"/>
+        <w:jc w:val="left"/>
+        <w:rPr>
+          <w:rFonts w:ascii="Arial" w:hAnsi="Arial" w:cs="Arial"/>
+        </w:rPr>
+      </w:pPr>
+      <w:r>
+        <w:rPr>
+          <w:rFonts w:cs="Arial" w:ascii="Arial" w:hAnsi="Arial"/>
+        </w:rPr>
+      </w:r>
+    </w:p>
+    <w:p>
+      <w:pPr>
+        <w:pStyle w:val="Standard"/>
+        <w:bidi w:val="0"/>
+        <w:jc w:val="left"/>
+        <w:rPr>
+          <w:rFonts w:ascii="Arial" w:hAnsi="Arial" w:cs="Arial"/>
+        </w:rPr>
+      </w:pPr>
+      <w:r>
+        <w:rPr>
+          <w:rFonts w:cs="Arial" w:ascii="Arial" w:hAnsi="Arial"/>
+        </w:rPr>
+        <w:t>Click "Open Folder" which points to</w:t>
+      </w:r>
+    </w:p>
+    <w:p>
+      <w:pPr>
+        <w:pStyle w:val="Standard"/>
+        <w:bidi w:val="0"/>
+        <w:jc w:val="left"/>
+        <w:rPr>
+          <w:rFonts w:ascii="Arial" w:hAnsi="Arial" w:cs="Arial"/>
+        </w:rPr>
+      </w:pPr>
+      <w:r>
+        <w:rPr>
+          <w:rFonts w:cs="Arial" w:ascii="Arial" w:hAnsi="Arial"/>
+        </w:rPr>
+        <w:t>C:\Users\Jens\Desktop\MusicXmlReader_Setup</w:t>
+      </w:r>
+    </w:p>
+    <w:p>
+      <w:pPr>
+        <w:pStyle w:val="Standard"/>
+        <w:bidi w:val="0"/>
+        <w:jc w:val="left"/>
+        <w:rPr/>
+      </w:pPr>
+      <w:r>
+        <w:rPr>
+          <w:rFonts w:cs="Arial" w:ascii="Arial" w:hAnsi="Arial"/>
+        </w:rPr>
+        <w:t>containing setup.exe</w:t>
+      </w:r>
+    </w:p>
+    <w:p>
+      <w:pPr>
+        <w:pStyle w:val="Standard"/>
+        <w:bidi w:val="0"/>
+        <w:jc w:val="left"/>
+        <w:rPr>
+          <w:rFonts w:ascii="Arial" w:hAnsi="Arial" w:cs="Arial"/>
+        </w:rPr>
+      </w:pPr>
+      <w:r>
+        <w:rPr>
+          <w:rFonts w:cs="Arial" w:ascii="Arial" w:hAnsi="Arial"/>
+        </w:rPr>
+      </w:r>
+    </w:p>
+    <w:p>
+      <w:pPr>
+        <w:pStyle w:val="Overskrift1"/>
+        <w:numPr>
+          <w:ilvl w:val="0"/>
+          <w:numId w:val="4"/>
+        </w:numPr>
+        <w:bidi w:val="0"/>
+        <w:jc w:val="left"/>
+        <w:rPr/>
+      </w:pPr>
+      <w:bookmarkStart w:id="7" w:name="__RefHeading___Toc531097482"/>
+      <w:bookmarkEnd w:id="7"/>
+      <w:r>
+        <w:rPr/>
+        <w:t>Save Setup.exe with the source code</w:t>
+      </w:r>
+    </w:p>
+    <w:p>
+      <w:pPr>
+        <w:pStyle w:val="Standard"/>
+        <w:bidi w:val="0"/>
+        <w:jc w:val="left"/>
+        <w:rPr>
+          <w:rFonts w:ascii="Arial" w:hAnsi="Arial" w:cs="Arial"/>
+        </w:rPr>
+      </w:pPr>
+      <w:r>
+        <w:rPr>
+          <w:rFonts w:cs="Arial" w:ascii="Arial" w:hAnsi="Arial"/>
+        </w:rPr>
+      </w:r>
+    </w:p>
+    <w:p>
+      <w:pPr>
+        <w:pStyle w:val="Standard"/>
+        <w:bidi w:val="0"/>
+        <w:jc w:val="left"/>
+        <w:rPr>
+          <w:rFonts w:ascii="Arial" w:hAnsi="Arial" w:cs="Arial"/>
+        </w:rPr>
+      </w:pPr>
+      <w:r>
+        <w:rPr>
+          <w:rFonts w:cs="Arial" w:ascii="Arial" w:hAnsi="Arial"/>
+        </w:rPr>
+        <w:t>Copy the file to the  "\Public"  directory in the location where source code was saved;</w:t>
+      </w:r>
+    </w:p>
+    <w:p>
+      <w:pPr>
+        <w:pStyle w:val="Standard"/>
+        <w:bidi w:val="0"/>
+        <w:jc w:val="left"/>
+        <w:rPr>
+          <w:rFonts w:ascii="Arial" w:hAnsi="Arial" w:cs="Arial"/>
+        </w:rPr>
+      </w:pPr>
+      <w:r>
+        <w:rPr>
+          <w:rFonts w:cs="Arial" w:ascii="Arial" w:hAnsi="Arial"/>
+        </w:rPr>
+      </w:r>
+    </w:p>
+    <w:p>
+      <w:pPr>
+        <w:pStyle w:val="Standard"/>
+        <w:bidi w:val="0"/>
+        <w:jc w:val="left"/>
+        <w:rPr/>
+      </w:pPr>
+      <w:r>
+        <w:rPr>
+          <w:rFonts w:cs="Arial" w:ascii="Arial" w:hAnsi="Arial"/>
+        </w:rPr>
+        <w:t xml:space="preserve">C:\Users\Jens\Dropbox\Root\Arkiv for releasede versioner\Version </w:t>
+      </w:r>
+      <w:r>
+        <w:rPr>
+          <w:rFonts w:cs="Arial" w:ascii="Arial" w:hAnsi="Arial"/>
+          <w:lang w:val="da-DK"/>
+        </w:rPr>
+        <w:t>5.0.0.0</w:t>
+      </w:r>
+      <w:r>
+        <w:rPr>
+          <w:rFonts w:cs="Arial" w:ascii="Arial" w:hAnsi="Arial"/>
+        </w:rPr>
+        <w:t>\Public</w:t>
+      </w:r>
+    </w:p>
+    <w:p>
+      <w:pPr>
+        <w:pStyle w:val="Standard"/>
+        <w:bidi w:val="0"/>
+        <w:jc w:val="left"/>
+        <w:rPr>
+          <w:rFonts w:ascii="Arial" w:hAnsi="Arial" w:cs="Arial"/>
+        </w:rPr>
+      </w:pPr>
+      <w:r>
+        <w:rPr>
+          <w:rFonts w:cs="Arial" w:ascii="Arial" w:hAnsi="Arial"/>
+        </w:rPr>
+      </w:r>
+    </w:p>
+    <w:p>
+      <w:pPr>
+        <w:pStyle w:val="Standard"/>
+        <w:bidi w:val="0"/>
+        <w:jc w:val="left"/>
+        <w:rPr>
+          <w:rFonts w:ascii="Arial" w:hAnsi="Arial" w:cs="Arial"/>
+        </w:rPr>
+      </w:pPr>
+      <w:r>
+        <w:rPr>
+          <w:rFonts w:cs="Arial" w:ascii="Arial" w:hAnsi="Arial"/>
+        </w:rPr>
+        <w:t>and rename it to</w:t>
+      </w:r>
+    </w:p>
+    <w:p>
+      <w:pPr>
+        <w:pStyle w:val="Standard"/>
+        <w:bidi w:val="0"/>
+        <w:jc w:val="left"/>
+        <w:rPr>
+          <w:rFonts w:ascii="Arial" w:hAnsi="Arial" w:cs="Arial"/>
+        </w:rPr>
+      </w:pPr>
+      <w:r>
+        <w:rPr>
+          <w:rFonts w:cs="Arial" w:ascii="Arial" w:hAnsi="Arial"/>
+        </w:rPr>
+      </w:r>
+    </w:p>
+    <w:p>
+      <w:pPr>
+        <w:pStyle w:val="Standard"/>
+        <w:bidi w:val="0"/>
+        <w:jc w:val="left"/>
+        <w:rPr/>
+      </w:pPr>
+      <w:r>
+        <w:rPr>
+          <w:rFonts w:cs="Arial" w:ascii="Arial" w:hAnsi="Arial"/>
+        </w:rPr>
+        <w:t xml:space="preserve">IBOS MusicXmlReader </w:t>
+      </w:r>
+      <w:r>
+        <w:rPr>
+          <w:rFonts w:cs="Arial" w:ascii="Arial" w:hAnsi="Arial"/>
+          <w:lang w:val="da-DK"/>
+        </w:rPr>
+        <w:t>5.0.0.0</w:t>
+      </w:r>
+      <w:r>
+        <w:rPr>
+          <w:rFonts w:cs="Arial" w:ascii="Arial" w:hAnsi="Arial"/>
+        </w:rPr>
+        <w:t>.Setup.exe</w:t>
+      </w:r>
+    </w:p>
+    <w:p>
+      <w:pPr>
+        <w:pStyle w:val="Standard"/>
+        <w:bidi w:val="0"/>
+        <w:jc w:val="left"/>
+        <w:rPr>
+          <w:rFonts w:ascii="Arial" w:hAnsi="Arial" w:cs="Arial"/>
+        </w:rPr>
+      </w:pPr>
+      <w:r>
+        <w:rPr>
+          <w:rFonts w:cs="Arial" w:ascii="Arial" w:hAnsi="Arial"/>
+        </w:rPr>
+      </w:r>
+    </w:p>
+    <w:p>
+      <w:pPr>
+        <w:pStyle w:val="Standard"/>
+        <w:bidi w:val="0"/>
+        <w:jc w:val="left"/>
+        <w:rPr>
+          <w:rFonts w:ascii="Arial" w:hAnsi="Arial" w:cs="Arial"/>
+        </w:rPr>
+      </w:pPr>
+      <w:r>
+        <w:rPr>
+          <w:rFonts w:cs="Arial" w:ascii="Arial" w:hAnsi="Arial"/>
+        </w:rPr>
+      </w:r>
+      <w:r>
+        <w:br w:type="page"/>
+      </w:r>
+    </w:p>
+    <w:p>
+      <w:pPr>
+        <w:pStyle w:val="Standard"/>
+        <w:bidi w:val="0"/>
+        <w:jc w:val="left"/>
+        <w:rPr>
+          <w:rFonts w:ascii="Arial" w:hAnsi="Arial" w:cs="Arial"/>
+        </w:rPr>
+      </w:pPr>
+      <w:r>
+        <w:rPr>
+          <w:rFonts w:cs="Arial" w:ascii="Arial" w:hAnsi="Arial"/>
+        </w:rPr>
+      </w:r>
+    </w:p>
+    <w:p>
+      <w:pPr>
+        <w:pStyle w:val="Overskrift1"/>
+        <w:numPr>
+          <w:ilvl w:val="0"/>
+          <w:numId w:val="4"/>
+        </w:numPr>
+        <w:bidi w:val="0"/>
+        <w:jc w:val="left"/>
+        <w:rPr/>
+      </w:pPr>
+      <w:bookmarkStart w:id="8" w:name="__RefHeading___Toc531097483"/>
+      <w:bookmarkEnd w:id="8"/>
+      <w:r>
+        <w:rPr/>
+        <w:t>Test the setup.exe file generated</w:t>
+      </w:r>
+    </w:p>
+    <w:p>
+      <w:pPr>
+        <w:pStyle w:val="Standard"/>
+        <w:bidi w:val="0"/>
+        <w:jc w:val="left"/>
+        <w:rPr>
+          <w:rFonts w:ascii="Arial" w:hAnsi="Arial" w:cs="Arial"/>
+        </w:rPr>
+      </w:pPr>
+      <w:r>
+        <w:rPr>
+          <w:rFonts w:cs="Arial" w:ascii="Arial" w:hAnsi="Arial"/>
+        </w:rPr>
+      </w:r>
+    </w:p>
+    <w:p>
+      <w:pPr>
+        <w:pStyle w:val="Standard"/>
+        <w:bidi w:val="0"/>
+        <w:jc w:val="left"/>
+        <w:rPr/>
+      </w:pPr>
+      <w:r>
+        <w:rPr>
+          <w:rFonts w:cs="Arial" w:ascii="Arial" w:hAnsi="Arial"/>
+        </w:rPr>
+        <w:t xml:space="preserve">Run IBOS MusicXmlReader </w:t>
+      </w:r>
+      <w:r>
+        <w:rPr>
+          <w:rFonts w:cs="Arial" w:ascii="Arial" w:hAnsi="Arial"/>
+          <w:lang w:val="en-US"/>
+        </w:rPr>
+        <w:t>5.0.0.0</w:t>
+      </w:r>
+      <w:r>
+        <w:rPr>
+          <w:rFonts w:cs="Arial" w:ascii="Arial" w:hAnsi="Arial"/>
+        </w:rPr>
+        <w:t>.Setup.exe from the Public directory</w:t>
+      </w:r>
+    </w:p>
+    <w:p>
+      <w:pPr>
+        <w:pStyle w:val="Standard"/>
+        <w:bidi w:val="0"/>
+        <w:jc w:val="left"/>
+        <w:rPr>
+          <w:rFonts w:ascii="Arial" w:hAnsi="Arial" w:cs="Arial"/>
+        </w:rPr>
+      </w:pPr>
+      <w:r>
+        <w:rPr>
+          <w:rFonts w:cs="Arial" w:ascii="Arial" w:hAnsi="Arial"/>
+        </w:rPr>
+      </w:r>
+    </w:p>
+    <w:p>
+      <w:pPr>
+        <w:pStyle w:val="Standard"/>
+        <w:bidi w:val="0"/>
+        <w:jc w:val="left"/>
+        <w:rPr/>
+      </w:pPr>
+      <w:r>
+        <w:rPr>
+          <w:rFonts w:cs="Arial" w:ascii="Arial" w:hAnsi="Arial"/>
+        </w:rPr>
+        <w:t xml:space="preserve">C:\Users\Jens\Dropbox\Root\Arkiv for releasede versioner\Version </w:t>
+      </w:r>
+      <w:r>
+        <w:rPr>
+          <w:rFonts w:cs="Arial" w:ascii="Arial" w:hAnsi="Arial"/>
+          <w:lang w:val="da-DK"/>
+        </w:rPr>
+        <w:t>5.0.0.0</w:t>
+      </w:r>
+      <w:r>
+        <w:rPr>
+          <w:rFonts w:cs="Arial" w:ascii="Arial" w:hAnsi="Arial"/>
+        </w:rPr>
+        <w:t>\Public</w:t>
+      </w:r>
+    </w:p>
+    <w:p>
+      <w:pPr>
+        <w:pStyle w:val="Standard"/>
+        <w:bidi w:val="0"/>
+        <w:jc w:val="left"/>
+        <w:rPr>
+          <w:rFonts w:ascii="Arial" w:hAnsi="Arial" w:cs="Arial"/>
+        </w:rPr>
+      </w:pPr>
+      <w:r>
+        <w:rPr>
+          <w:rFonts w:cs="Arial" w:ascii="Arial" w:hAnsi="Arial"/>
+        </w:rPr>
+      </w:r>
+    </w:p>
+    <w:p>
+      <w:pPr>
+        <w:pStyle w:val="Standard"/>
+        <w:bidi w:val="0"/>
+        <w:jc w:val="left"/>
+        <w:rPr>
+          <w:rFonts w:ascii="Arial" w:hAnsi="Arial" w:cs="Arial"/>
+        </w:rPr>
+      </w:pPr>
+      <w:r>
+        <w:rPr>
+          <w:rFonts w:cs="Arial" w:ascii="Arial" w:hAnsi="Arial"/>
+        </w:rPr>
+        <w:t>Answer "Yes" to "Do you want to run ..."</w:t>
+      </w:r>
+    </w:p>
+    <w:p>
+      <w:pPr>
+        <w:pStyle w:val="Standard"/>
+        <w:bidi w:val="0"/>
+        <w:jc w:val="left"/>
+        <w:rPr>
+          <w:rFonts w:ascii="Arial" w:hAnsi="Arial" w:cs="Arial"/>
+        </w:rPr>
+      </w:pPr>
+      <w:r>
+        <w:rPr>
+          <w:rFonts w:cs="Arial" w:ascii="Arial" w:hAnsi="Arial"/>
+        </w:rPr>
+        <w:t>Next</w:t>
+      </w:r>
+    </w:p>
+    <w:p>
+      <w:pPr>
+        <w:pStyle w:val="Standard"/>
+        <w:bidi w:val="0"/>
+        <w:jc w:val="left"/>
+        <w:rPr>
+          <w:rFonts w:ascii="Arial" w:hAnsi="Arial" w:cs="Arial"/>
+        </w:rPr>
+      </w:pPr>
+      <w:r>
+        <w:rPr>
+          <w:rFonts w:cs="Arial" w:ascii="Arial" w:hAnsi="Arial"/>
+        </w:rPr>
+        <w:t>Keep "Destination Folder" = C:\Program Files (x86)\IBOS MusicXmlReader</w:t>
+      </w:r>
+    </w:p>
+    <w:p>
+      <w:pPr>
+        <w:pStyle w:val="Standard"/>
+        <w:bidi w:val="0"/>
+        <w:jc w:val="left"/>
+        <w:rPr>
+          <w:rFonts w:ascii="Arial" w:hAnsi="Arial" w:cs="Arial"/>
+        </w:rPr>
+      </w:pPr>
+      <w:r>
+        <w:rPr>
+          <w:rFonts w:cs="Arial" w:ascii="Arial" w:hAnsi="Arial"/>
+        </w:rPr>
+        <w:t>Next</w:t>
+      </w:r>
+    </w:p>
+    <w:p>
+      <w:pPr>
+        <w:pStyle w:val="Standard"/>
+        <w:bidi w:val="0"/>
+        <w:jc w:val="left"/>
+        <w:rPr>
+          <w:rFonts w:ascii="Arial" w:hAnsi="Arial" w:cs="Arial"/>
+        </w:rPr>
+      </w:pPr>
+      <w:r>
+        <w:rPr>
+          <w:rFonts w:cs="Arial" w:ascii="Arial" w:hAnsi="Arial"/>
+        </w:rPr>
+        <w:t>Keep "Create shortcuts in Start Menu" checked</w:t>
+      </w:r>
+    </w:p>
+    <w:p>
+      <w:pPr>
+        <w:pStyle w:val="Standard"/>
+        <w:bidi w:val="0"/>
+        <w:jc w:val="left"/>
+        <w:rPr/>
+      </w:pPr>
+      <w:r>
+        <w:rPr>
+          <w:rFonts w:cs="Arial" w:ascii="Arial" w:hAnsi="Arial"/>
+        </w:rPr>
+        <w:t>Keep Program Group Name = "IBOS MusicXmlReader"</w:t>
+      </w:r>
+    </w:p>
+    <w:p>
+      <w:pPr>
+        <w:pStyle w:val="Standard"/>
+        <w:bidi w:val="0"/>
+        <w:jc w:val="left"/>
+        <w:rPr>
+          <w:rFonts w:ascii="Arial" w:hAnsi="Arial" w:cs="Arial"/>
+        </w:rPr>
+      </w:pPr>
+      <w:r>
+        <w:rPr>
+          <w:rFonts w:cs="Arial" w:ascii="Arial" w:hAnsi="Arial"/>
+        </w:rPr>
+        <w:t>Keep "Create shortcuts on Desktop" checked</w:t>
+      </w:r>
+    </w:p>
+    <w:p>
+      <w:pPr>
+        <w:pStyle w:val="Standard"/>
+        <w:bidi w:val="0"/>
+        <w:jc w:val="left"/>
+        <w:rPr>
+          <w:rFonts w:ascii="Arial" w:hAnsi="Arial" w:cs="Arial"/>
+        </w:rPr>
+      </w:pPr>
+      <w:r>
+        <w:rPr>
+          <w:rFonts w:cs="Arial" w:ascii="Arial" w:hAnsi="Arial"/>
+        </w:rPr>
+        <w:t>Next</w:t>
+      </w:r>
+    </w:p>
+    <w:p>
+      <w:pPr>
+        <w:pStyle w:val="Standard"/>
+        <w:bidi w:val="0"/>
+        <w:jc w:val="left"/>
+        <w:rPr>
+          <w:rFonts w:ascii="Arial" w:hAnsi="Arial" w:cs="Arial"/>
+        </w:rPr>
+      </w:pPr>
+      <w:r>
+        <w:rPr>
+          <w:rFonts w:cs="Arial" w:ascii="Arial" w:hAnsi="Arial"/>
+        </w:rPr>
+        <w:t>Install</w:t>
+      </w:r>
+    </w:p>
+    <w:p>
+      <w:pPr>
+        <w:pStyle w:val="Standard"/>
+        <w:bidi w:val="0"/>
+        <w:jc w:val="left"/>
+        <w:rPr/>
+      </w:pPr>
+      <w:r>
+        <w:rPr>
+          <w:rFonts w:cs="Arial" w:ascii="Arial" w:hAnsi="Arial"/>
+        </w:rPr>
+        <w:t>Keep "Launch IBOS MusicXmlReader" checked</w:t>
+      </w:r>
+    </w:p>
+    <w:p>
+      <w:pPr>
+        <w:pStyle w:val="Standard"/>
+        <w:bidi w:val="0"/>
+        <w:jc w:val="left"/>
+        <w:rPr>
+          <w:rFonts w:ascii="Arial" w:hAnsi="Arial" w:cs="Arial"/>
+        </w:rPr>
+      </w:pPr>
+      <w:r>
+        <w:rPr>
+          <w:rFonts w:cs="Arial" w:ascii="Arial" w:hAnsi="Arial"/>
+        </w:rPr>
+        <w:t>Finish</w:t>
+      </w:r>
+    </w:p>
+    <w:p>
+      <w:pPr>
+        <w:pStyle w:val="Overskrift1"/>
+        <w:numPr>
+          <w:ilvl w:val="0"/>
+          <w:numId w:val="4"/>
+        </w:numPr>
+        <w:bidi w:val="0"/>
+        <w:jc w:val="left"/>
+        <w:rPr/>
+      </w:pPr>
+      <w:bookmarkStart w:id="9" w:name="__RefHeading___Toc531097484"/>
+      <w:bookmarkEnd w:id="9"/>
+      <w:r>
+        <w:rPr/>
+        <w:t>Move documentation files</w:t>
+      </w:r>
+    </w:p>
+    <w:p>
+      <w:pPr>
+        <w:pStyle w:val="Standard"/>
+        <w:bidi w:val="0"/>
+        <w:jc w:val="left"/>
+        <w:rPr/>
+      </w:pPr>
+      <w:r>
+        <w:rPr>
+          <w:rFonts w:cs="Arial" w:ascii="Arial" w:hAnsi="Arial"/>
+        </w:rPr>
+        <w:t xml:space="preserve">from C:\Users\Jens\Dropbox\Root\Visual Studio 2015\Projects\MusicXmlReaderUI\Documentation\Official Documentation </w:t>
+      </w:r>
+    </w:p>
+    <w:p>
+      <w:pPr>
+        <w:pStyle w:val="Standard"/>
+        <w:bidi w:val="0"/>
+        <w:jc w:val="left"/>
+        <w:rPr/>
+      </w:pPr>
+      <w:r>
+        <w:rPr>
+          <w:rFonts w:cs="Arial" w:ascii="Arial" w:hAnsi="Arial"/>
+        </w:rPr>
+        <w:t>to subdirectories of the the \Public directory:</w:t>
+      </w:r>
+    </w:p>
+    <w:p>
+      <w:pPr>
+        <w:pStyle w:val="Standard"/>
+        <w:bidi w:val="0"/>
+        <w:jc w:val="left"/>
+        <w:rPr>
+          <w:rFonts w:ascii="Arial" w:hAnsi="Arial" w:cs="Arial"/>
+        </w:rPr>
+      </w:pPr>
+      <w:r>
+        <w:rPr>
+          <w:rFonts w:cs="Arial" w:ascii="Arial" w:hAnsi="Arial"/>
+        </w:rPr>
+      </w:r>
+    </w:p>
+    <w:p>
+      <w:pPr>
+        <w:pStyle w:val="Standard"/>
+        <w:bidi w:val="0"/>
+        <w:jc w:val="left"/>
+        <w:rPr>
+          <w:rFonts w:ascii="Arial" w:hAnsi="Arial" w:cs="Arial"/>
+        </w:rPr>
+      </w:pPr>
+      <w:r>
+        <w:rPr>
+          <w:rFonts w:cs="Arial" w:ascii="Arial" w:hAnsi="Arial"/>
+        </w:rPr>
+        <w:tab/>
+      </w:r>
+      <w:r>
+        <w:rPr>
+          <w:rFonts w:cs="Arial" w:ascii="Arial" w:hAnsi="Arial"/>
+          <w:b/>
+          <w:bCs/>
+        </w:rPr>
+        <w:t>Public\Dansk:</w:t>
       </w:r>
     </w:p>
     <w:p>
@@ -2899,15 +4183,26 @@
         </w:numPr>
         <w:bidi w:val="0"/>
         <w:jc w:val="left"/>
-        <w:rPr>
-          <w:rFonts w:ascii="Arial" w:hAnsi="Arial" w:cs="Arial"/>
-        </w:rPr>
-      </w:pPr>
-      <w:r>
-        <w:rPr>
-          <w:rFonts w:cs="Arial" w:ascii="Arial" w:hAnsi="Arial"/>
-        </w:rPr>
-        <w:t>Clean Solution</w:t>
+        <w:rPr/>
+      </w:pPr>
+      <w:r>
+        <w:rPr>
+          <w:rFonts w:cs="Arial" w:ascii="Arial" w:hAnsi="Arial"/>
+        </w:rPr>
+        <w:t xml:space="preserve">Brugervejledning for IBOS Nodelæser version </w:t>
+      </w:r>
+      <w:r>
+        <w:rPr>
+          <w:rFonts w:cs="Arial" w:ascii="Arial" w:hAnsi="Arial"/>
+          <w:lang w:val="da-DK"/>
+        </w:rPr>
+        <w:t>5.0.0.0</w:t>
+      </w:r>
+      <w:r>
+        <w:rPr>
+          <w:rFonts w:cs="Arial" w:ascii="Arial" w:hAnsi="Arial"/>
+        </w:rPr>
+        <w:t>.docx</w:t>
       </w:r>
     </w:p>
     <w:p>
@@ -2919,99 +4214,857 @@
         </w:numPr>
         <w:bidi w:val="0"/>
         <w:jc w:val="left"/>
-        <w:rPr>
-          <w:rFonts w:ascii="Arial" w:hAnsi="Arial" w:cs="Arial"/>
-        </w:rPr>
-      </w:pPr>
-      <w:r>
-        <w:rPr>
-          <w:rFonts w:cs="Arial" w:ascii="Arial" w:hAnsi="Arial"/>
-        </w:rPr>
-        <w:t>Rebuild Solution</w:t>
-      </w:r>
-    </w:p>
-    <w:p>
-      <w:pPr>
-        <w:pStyle w:val="Standard"/>
-        <w:bidi w:val="0"/>
-        <w:jc w:val="left"/>
-        <w:rPr>
-          <w:rFonts w:ascii="Arial" w:hAnsi="Arial" w:cs="Arial"/>
-        </w:rPr>
-      </w:pPr>
-      <w:r>
-        <w:rPr>
-          <w:rFonts w:cs="Arial" w:ascii="Arial" w:hAnsi="Arial"/>
-        </w:rPr>
-      </w:r>
-    </w:p>
-    <w:p>
-      <w:pPr>
-        <w:pStyle w:val="Standard"/>
-        <w:bidi w:val="0"/>
-        <w:jc w:val="left"/>
-        <w:rPr>
-          <w:rFonts w:ascii="Arial" w:hAnsi="Arial" w:cs="Arial"/>
-        </w:rPr>
-      </w:pPr>
-      <w:r>
-        <w:rPr>
-          <w:rFonts w:cs="Arial" w:ascii="Arial" w:hAnsi="Arial"/>
-        </w:rPr>
-        <w:t>Nu ligger alle filer i</w:t>
-      </w:r>
-    </w:p>
-    <w:p>
-      <w:pPr>
-        <w:pStyle w:val="Standard"/>
-        <w:bidi w:val="0"/>
-        <w:jc w:val="left"/>
-        <w:rPr>
-          <w:rFonts w:ascii="Arial" w:hAnsi="Arial" w:cs="Arial"/>
-        </w:rPr>
-      </w:pPr>
-      <w:r>
-        <w:rPr>
-          <w:rFonts w:cs="Arial" w:ascii="Arial" w:hAnsi="Arial"/>
-        </w:rPr>
-      </w:r>
-    </w:p>
-    <w:p>
-      <w:pPr>
-        <w:pStyle w:val="Standard"/>
-        <w:bidi w:val="0"/>
-        <w:jc w:val="left"/>
-        <w:rPr>
-          <w:rFonts w:ascii="Arial" w:hAnsi="Arial" w:cs="Arial"/>
-          <w:sz w:val="20"/>
-          <w:szCs w:val="20"/>
-        </w:rPr>
-      </w:pPr>
-      <w:r>
-        <w:rPr>
-          <w:rFonts w:cs="Arial" w:ascii="Arial" w:hAnsi="Arial"/>
-          <w:sz w:val="20"/>
-          <w:szCs w:val="20"/>
-        </w:rPr>
-        <w:t>C:\Users\Jens\Dropbox\Root\Visual Studio 2015\Projects\MusicXmlReaderUI\MusicXmlReader\bin\Debug</w:t>
-      </w:r>
-    </w:p>
-    <w:p>
-      <w:pPr>
-        <w:pStyle w:val="Standard"/>
-        <w:bidi w:val="0"/>
-        <w:jc w:val="left"/>
-        <w:rPr>
-          <w:rFonts w:ascii="Arial" w:hAnsi="Arial" w:cs="Arial"/>
-          <w:sz w:val="20"/>
-          <w:szCs w:val="20"/>
-        </w:rPr>
-      </w:pPr>
-      <w:r>
-        <w:rPr>
-          <w:rFonts w:cs="Arial" w:ascii="Arial" w:hAnsi="Arial"/>
-          <w:sz w:val="20"/>
-          <w:szCs w:val="20"/>
+        <w:rPr/>
+      </w:pPr>
+      <w:r>
+        <w:rPr>
+          <w:rFonts w:cs="Arial" w:ascii="Arial" w:hAnsi="Arial"/>
+        </w:rPr>
+        <w:t xml:space="preserve">Installationsvejledning for IBOS Nodelæser version </w:t>
+      </w:r>
+      <w:r>
+        <w:rPr>
+          <w:rFonts w:cs="Arial" w:ascii="Arial" w:hAnsi="Arial"/>
+          <w:lang w:val="da-DK"/>
+        </w:rPr>
+        <w:t>5.0.0.0</w:t>
+      </w:r>
+      <w:r>
+        <w:rPr>
+          <w:rFonts w:cs="Arial" w:ascii="Arial" w:hAnsi="Arial"/>
+        </w:rPr>
+        <w:t>.docx</w:t>
+      </w:r>
+    </w:p>
+    <w:p>
+      <w:pPr>
+        <w:pStyle w:val="Standard"/>
+        <w:numPr>
+          <w:ilvl w:val="0"/>
+          <w:numId w:val="8"/>
+        </w:numPr>
+        <w:bidi w:val="0"/>
+        <w:jc w:val="left"/>
+        <w:rPr/>
+      </w:pPr>
+      <w:r>
+        <w:rPr>
+          <w:rFonts w:cs="Arial" w:ascii="Arial" w:hAnsi="Arial"/>
+        </w:rPr>
+        <w:t xml:space="preserve">Release Notes for IBOS Nodelæser version </w:t>
+      </w:r>
+      <w:r>
+        <w:rPr>
+          <w:rFonts w:cs="Arial" w:ascii="Arial" w:hAnsi="Arial"/>
+          <w:lang w:val="da-DK"/>
+        </w:rPr>
+        <w:t>5.0.0.0</w:t>
+      </w:r>
+      <w:r>
+        <w:rPr>
+          <w:rFonts w:cs="Arial" w:ascii="Arial" w:hAnsi="Arial"/>
+        </w:rPr>
+        <w:t>.docx</w:t>
+      </w:r>
+    </w:p>
+    <w:p>
+      <w:pPr>
+        <w:pStyle w:val="Standard"/>
+        <w:numPr>
+          <w:ilvl w:val="0"/>
+          <w:numId w:val="0"/>
+        </w:numPr>
+        <w:bidi w:val="0"/>
+        <w:ind w:left="720" w:hanging="0"/>
+        <w:jc w:val="left"/>
+        <w:rPr>
+          <w:b/>
+          <w:b/>
+          <w:bCs/>
+        </w:rPr>
+      </w:pPr>
+      <w:r>
+        <w:rPr>
+          <w:rFonts w:cs="Arial" w:ascii="Arial" w:hAnsi="Arial"/>
+          <w:b/>
+          <w:bCs/>
+        </w:rPr>
+        <w:t>Public\English</w:t>
+      </w:r>
+    </w:p>
+    <w:p>
+      <w:pPr>
+        <w:pStyle w:val="Standard"/>
+        <w:numPr>
+          <w:ilvl w:val="0"/>
+          <w:numId w:val="8"/>
+        </w:numPr>
+        <w:bidi w:val="0"/>
+        <w:jc w:val="left"/>
+        <w:rPr/>
+      </w:pPr>
+      <w:r>
+        <w:rPr>
+          <w:rFonts w:cs="Arial" w:ascii="Arial" w:hAnsi="Arial"/>
+        </w:rPr>
+        <w:t>User's manual for IBOS MusicXmlReader version 5.0.0.0.docx</w:t>
+      </w:r>
+    </w:p>
+    <w:p>
+      <w:pPr>
+        <w:pStyle w:val="Standard"/>
+        <w:numPr>
+          <w:ilvl w:val="0"/>
+          <w:numId w:val="8"/>
+        </w:numPr>
+        <w:bidi w:val="0"/>
+        <w:jc w:val="left"/>
+        <w:rPr/>
+      </w:pPr>
+      <w:r>
+        <w:rPr>
+          <w:rFonts w:cs="Arial" w:ascii="Arial" w:hAnsi="Arial"/>
+        </w:rPr>
+        <w:t>Installation guide for IBOS MusicXmlReader version 5.0.0.0.docx</w:t>
+      </w:r>
+    </w:p>
+    <w:p>
+      <w:pPr>
+        <w:pStyle w:val="Standard"/>
+        <w:numPr>
+          <w:ilvl w:val="0"/>
+          <w:numId w:val="8"/>
+        </w:numPr>
+        <w:bidi w:val="0"/>
+        <w:jc w:val="left"/>
+        <w:rPr/>
+      </w:pPr>
+      <w:r>
+        <w:rPr>
+          <w:rFonts w:cs="Arial" w:ascii="Arial" w:hAnsi="Arial"/>
+        </w:rPr>
+        <w:t>Release Notes for IBOS MusicXmlReader version 5.0.0.0.docx</w:t>
+      </w:r>
+    </w:p>
+    <w:p>
+      <w:pPr>
+        <w:pStyle w:val="Standard"/>
+        <w:numPr>
+          <w:ilvl w:val="0"/>
+          <w:numId w:val="0"/>
+        </w:numPr>
+        <w:bidi w:val="0"/>
+        <w:ind w:left="720" w:hanging="0"/>
+        <w:jc w:val="left"/>
+        <w:rPr>
+          <w:b/>
+          <w:b/>
+          <w:bCs/>
+        </w:rPr>
+      </w:pPr>
+      <w:r>
+        <w:rPr>
+          <w:rFonts w:cs="Arial" w:ascii="Arial" w:hAnsi="Arial"/>
+          <w:b/>
+          <w:bCs/>
+        </w:rPr>
+        <w:t xml:space="preserve">Public\Dutch </w:t>
+      </w:r>
+    </w:p>
+    <w:p>
+      <w:pPr>
+        <w:pStyle w:val="Standard"/>
+        <w:numPr>
+          <w:ilvl w:val="0"/>
+          <w:numId w:val="8"/>
+        </w:numPr>
+        <w:bidi w:val="0"/>
+        <w:jc w:val="left"/>
+        <w:rPr/>
+      </w:pPr>
+      <w:r>
+        <w:rPr>
+          <w:rFonts w:cs="Arial" w:ascii="Arial" w:hAnsi="Arial"/>
+        </w:rPr>
+        <w:t>Gebruikershandleiding voor IBOS XML muzieklezer versie 5.0.0.0.docx</w:t>
+      </w:r>
+    </w:p>
+    <w:p>
+      <w:pPr>
+        <w:pStyle w:val="Standard"/>
+        <w:numPr>
+          <w:ilvl w:val="0"/>
+          <w:numId w:val="8"/>
+        </w:numPr>
+        <w:bidi w:val="0"/>
+        <w:jc w:val="left"/>
+        <w:rPr/>
+      </w:pPr>
+      <w:r>
+        <w:rPr>
+          <w:rFonts w:cs="Arial" w:ascii="Arial" w:hAnsi="Arial"/>
+        </w:rPr>
+        <w:t>Installation guide for IBOS MusicXmlReader version 5.0.0.0.docx</w:t>
+      </w:r>
+    </w:p>
+    <w:p>
+      <w:pPr>
+        <w:pStyle w:val="Standard"/>
+        <w:numPr>
+          <w:ilvl w:val="0"/>
+          <w:numId w:val="8"/>
+        </w:numPr>
+        <w:bidi w:val="0"/>
+        <w:jc w:val="left"/>
+        <w:rPr/>
+      </w:pPr>
+      <w:r>
+        <w:rPr>
+          <w:rFonts w:cs="Arial" w:ascii="Arial" w:hAnsi="Arial"/>
+        </w:rPr>
+        <w:t>Release Notes for IBOS MusicXmlReader version 5.0.0.0.docx</w:t>
+      </w:r>
+    </w:p>
+    <w:p>
+      <w:pPr>
+        <w:pStyle w:val="Standard"/>
+        <w:bidi w:val="0"/>
+        <w:jc w:val="left"/>
+        <w:rPr>
+          <w:rFonts w:ascii="Arial" w:hAnsi="Arial" w:cs="Arial"/>
+        </w:rPr>
+      </w:pPr>
+      <w:r>
+        <w:rPr>
+          <w:rFonts w:cs="Arial" w:ascii="Arial" w:hAnsi="Arial"/>
+        </w:rPr>
+      </w:r>
+    </w:p>
+    <w:p>
+      <w:pPr>
+        <w:pStyle w:val="Standard"/>
+        <w:bidi w:val="0"/>
+        <w:jc w:val="left"/>
+        <w:rPr>
+          <w:rFonts w:ascii="Arial" w:hAnsi="Arial" w:cs="Arial"/>
+        </w:rPr>
+      </w:pPr>
+      <w:r>
+        <w:rPr>
+          <w:rFonts w:cs="Arial" w:ascii="Arial" w:hAnsi="Arial"/>
+        </w:rPr>
+        <w:t>Note that Installation guide and Release Notes have not been translated to Dutch, instead we show the English version.</w:t>
+      </w:r>
+    </w:p>
+    <w:p>
+      <w:pPr>
+        <w:pStyle w:val="Standard"/>
+        <w:bidi w:val="0"/>
+        <w:jc w:val="left"/>
+        <w:rPr>
+          <w:rFonts w:ascii="Arial" w:hAnsi="Arial" w:cs="Arial"/>
+        </w:rPr>
+      </w:pPr>
+      <w:r>
+        <w:rPr>
+          <w:rFonts w:cs="Arial" w:ascii="Arial" w:hAnsi="Arial"/>
+        </w:rPr>
+      </w:r>
+    </w:p>
+    <w:p>
+      <w:pPr>
+        <w:pStyle w:val="Standard"/>
+        <w:bidi w:val="0"/>
+        <w:jc w:val="left"/>
+        <w:rPr/>
+      </w:pPr>
+      <w:r>
+        <w:rPr>
+          <w:rFonts w:cs="Arial" w:ascii="Arial" w:hAnsi="Arial"/>
+        </w:rPr>
+        <w:t>Start LibreOfficeWriter on each of the 7 .docx files and convert them to</w:t>
+      </w:r>
+    </w:p>
+    <w:p>
+      <w:pPr>
+        <w:pStyle w:val="Standard"/>
+        <w:bidi w:val="0"/>
+        <w:jc w:val="left"/>
+        <w:rPr>
+          <w:rFonts w:ascii="Arial" w:hAnsi="Arial" w:cs="Arial"/>
+        </w:rPr>
+      </w:pPr>
+      <w:r>
+        <w:rPr>
+          <w:rFonts w:cs="Arial" w:ascii="Arial" w:hAnsi="Arial"/>
+        </w:rPr>
+        <w:t>.pdf, .html and .rtf in the same location</w:t>
+      </w:r>
+    </w:p>
+    <w:p>
+      <w:pPr>
+        <w:pStyle w:val="Standard"/>
+        <w:bidi w:val="0"/>
+        <w:jc w:val="left"/>
+        <w:rPr>
+          <w:rFonts w:ascii="Arial" w:hAnsi="Arial" w:cs="Arial"/>
+        </w:rPr>
+      </w:pPr>
+      <w:r>
+        <w:rPr>
+          <w:rFonts w:cs="Arial" w:ascii="Arial" w:hAnsi="Arial"/>
+        </w:rPr>
+      </w:r>
+    </w:p>
+    <w:p>
+      <w:pPr>
+        <w:pStyle w:val="Standard"/>
+        <w:bidi w:val="0"/>
+        <w:jc w:val="left"/>
+        <w:rPr/>
+      </w:pPr>
+      <w:r>
+        <w:rPr>
+          <w:rFonts w:cs="Arial" w:ascii="Arial" w:hAnsi="Arial"/>
+        </w:rPr>
+        <w:t xml:space="preserve">"Filer”-&gt;”Exportér som”→”Exporter som .pdf"   </w:t>
+        <w:tab/>
+        <w:t>(Accepter de foreslåede indstillinger)</w:t>
+      </w:r>
+    </w:p>
+    <w:p>
+      <w:pPr>
+        <w:pStyle w:val="Standard"/>
+        <w:bidi w:val="0"/>
+        <w:jc w:val="left"/>
+        <w:rPr/>
+      </w:pPr>
+      <w:r>
+        <w:rPr>
+          <w:rFonts w:cs="Arial" w:ascii="Arial" w:hAnsi="Arial"/>
+        </w:rPr>
+        <w:t xml:space="preserve">"Filer”-&gt;”Gem som"   Vælg .rtf </w:t>
+        <w:tab/>
+        <w:t>(Accepter de foreslåede indstillinger)</w:t>
+      </w:r>
+    </w:p>
+    <w:p>
+      <w:pPr>
+        <w:pStyle w:val="Standard"/>
+        <w:bidi w:val="0"/>
+        <w:jc w:val="left"/>
+        <w:rPr/>
+      </w:pPr>
+      <w:r>
+        <w:rPr>
+          <w:rFonts w:cs="Arial" w:ascii="Arial" w:hAnsi="Arial"/>
+        </w:rPr>
+        <w:t xml:space="preserve">"Filer”-&gt;”Gem som"   Vælg .html </w:t>
+        <w:tab/>
+        <w:t>(Accepter de foreslåede indstillinger)</w:t>
+      </w:r>
+    </w:p>
+    <w:p>
+      <w:pPr>
+        <w:pStyle w:val="Standard"/>
+        <w:bidi w:val="0"/>
+        <w:jc w:val="left"/>
+        <w:rPr>
+          <w:rFonts w:ascii="Arial" w:hAnsi="Arial" w:cs="Arial"/>
+        </w:rPr>
+      </w:pPr>
+      <w:r>
+        <w:rPr>
+          <w:rFonts w:cs="Arial" w:ascii="Arial" w:hAnsi="Arial"/>
+        </w:rPr>
+      </w:r>
+    </w:p>
+    <w:p>
+      <w:pPr>
+        <w:pStyle w:val="Standard"/>
+        <w:bidi w:val="0"/>
+        <w:jc w:val="left"/>
+        <w:rPr/>
+      </w:pPr>
+      <w:r>
+        <w:rPr>
+          <w:rFonts w:cs="Arial" w:ascii="Arial" w:hAnsi="Arial"/>
+        </w:rPr>
+        <w:t>Write protect the 9*4 + 1 resulting files.</w:t>
+      </w:r>
+      <w:r>
+        <w:br w:type="page"/>
+      </w:r>
+    </w:p>
+    <w:p>
+      <w:pPr>
+        <w:pStyle w:val="Standard"/>
+        <w:bidi w:val="0"/>
+        <w:jc w:val="left"/>
+        <w:rPr>
+          <w:rFonts w:ascii="Arial" w:hAnsi="Arial" w:cs="Arial"/>
+        </w:rPr>
+      </w:pPr>
+      <w:r>
+        <w:rPr>
+          <w:rFonts w:cs="Arial" w:ascii="Arial" w:hAnsi="Arial"/>
+        </w:rPr>
+      </w:r>
+    </w:p>
+    <w:p>
+      <w:pPr>
+        <w:pStyle w:val="Overskrift1"/>
+        <w:numPr>
+          <w:ilvl w:val="0"/>
+          <w:numId w:val="4"/>
+        </w:numPr>
+        <w:bidi w:val="0"/>
+        <w:jc w:val="left"/>
+        <w:rPr/>
+      </w:pPr>
+      <w:bookmarkStart w:id="10" w:name="__RefHeading___Toc531097485"/>
+      <w:bookmarkEnd w:id="10"/>
+      <w:r>
+        <w:rPr/>
+        <w:t>Create the .zip distribution file:</w:t>
+      </w:r>
+    </w:p>
+    <w:p>
+      <w:pPr>
+        <w:pStyle w:val="Standard"/>
+        <w:bidi w:val="0"/>
+        <w:jc w:val="left"/>
+        <w:rPr>
+          <w:rFonts w:ascii="Arial" w:hAnsi="Arial" w:cs="Arial"/>
+        </w:rPr>
+      </w:pPr>
+      <w:r>
+        <w:rPr>
+          <w:rFonts w:cs="Arial" w:ascii="Arial" w:hAnsi="Arial"/>
+        </w:rPr>
+      </w:r>
+    </w:p>
+    <w:p>
+      <w:pPr>
+        <w:pStyle w:val="Standard"/>
+        <w:bidi w:val="0"/>
+        <w:jc w:val="left"/>
+        <w:rPr>
+          <w:rFonts w:ascii="Arial" w:hAnsi="Arial" w:cs="Arial"/>
+        </w:rPr>
+      </w:pPr>
+      <w:r>
+        <w:rPr>
+          <w:rFonts w:cs="Arial" w:ascii="Arial" w:hAnsi="Arial"/>
+        </w:rPr>
+        <w:t>Multi-select all files in the "Public" directory, right click and select "Send to zip"</w:t>
+      </w:r>
+    </w:p>
+    <w:p>
+      <w:pPr>
+        <w:pStyle w:val="Standard"/>
+        <w:bidi w:val="0"/>
+        <w:jc w:val="left"/>
+        <w:rPr>
+          <w:rFonts w:ascii="Arial" w:hAnsi="Arial" w:cs="Arial"/>
+        </w:rPr>
+      </w:pPr>
+      <w:r>
+        <w:rPr>
+          <w:rFonts w:cs="Arial" w:ascii="Arial" w:hAnsi="Arial"/>
+        </w:rPr>
+      </w:r>
+    </w:p>
+    <w:p>
+      <w:pPr>
+        <w:pStyle w:val="Standard"/>
+        <w:bidi w:val="0"/>
+        <w:jc w:val="left"/>
+        <w:rPr/>
+      </w:pPr>
+      <w:r>
+        <w:rPr>
+          <w:rFonts w:cs="Arial" w:ascii="Arial" w:hAnsi="Arial"/>
+        </w:rPr>
+        <w:t>This will create a .zip  file with an almost random name.</w:t>
+      </w:r>
+    </w:p>
+    <w:p>
+      <w:pPr>
+        <w:pStyle w:val="Standard"/>
+        <w:bidi w:val="0"/>
+        <w:jc w:val="left"/>
+        <w:rPr>
+          <w:rFonts w:ascii="Arial" w:hAnsi="Arial" w:cs="Arial"/>
+        </w:rPr>
+      </w:pPr>
+      <w:r>
+        <w:rPr>
+          <w:rFonts w:cs="Arial" w:ascii="Arial" w:hAnsi="Arial"/>
+        </w:rPr>
+      </w:r>
+    </w:p>
+    <w:p>
+      <w:pPr>
+        <w:pStyle w:val="Standard"/>
+        <w:bidi w:val="0"/>
+        <w:jc w:val="left"/>
+        <w:rPr/>
+      </w:pPr>
+      <w:r>
+        <w:rPr>
+          <w:rFonts w:cs="Arial" w:ascii="Arial" w:hAnsi="Arial"/>
+        </w:rPr>
+        <w:t xml:space="preserve">Rename this .zip file to </w:t>
+      </w:r>
+      <w:bookmarkStart w:id="11" w:name="__DdeLink__4486_1173279241"/>
+      <w:r>
+        <w:rPr>
+          <w:rFonts w:cs="Arial" w:ascii="Arial" w:hAnsi="Arial"/>
+          <w:b/>
+          <w:bCs/>
+        </w:rPr>
+        <w:t xml:space="preserve">"IBOS MusicXmlReader </w:t>
+      </w:r>
+      <w:r>
+        <w:rPr>
+          <w:rFonts w:cs="Arial" w:ascii="Arial" w:hAnsi="Arial"/>
+          <w:b/>
+          <w:bCs/>
+          <w:lang w:val="en-US"/>
+        </w:rPr>
+        <w:t>5.0.0.0</w:t>
+      </w:r>
+      <w:r>
+        <w:rPr>
+          <w:rFonts w:cs="Arial" w:ascii="Arial" w:hAnsi="Arial"/>
+          <w:b/>
+          <w:bCs/>
+        </w:rPr>
+        <w:t>.zip"</w:t>
+      </w:r>
+      <w:bookmarkEnd w:id="11"/>
+    </w:p>
+    <w:p>
+      <w:pPr>
+        <w:pStyle w:val="Standard"/>
+        <w:bidi w:val="0"/>
+        <w:jc w:val="left"/>
+        <w:rPr>
+          <w:rFonts w:ascii="Arial" w:hAnsi="Arial" w:cs="Arial"/>
+        </w:rPr>
+      </w:pPr>
+      <w:r>
+        <w:rPr>
+          <w:rFonts w:cs="Arial" w:ascii="Arial" w:hAnsi="Arial"/>
+        </w:rPr>
+      </w:r>
+    </w:p>
+    <w:p>
+      <w:pPr>
+        <w:pStyle w:val="Standard"/>
+        <w:bidi w:val="0"/>
+        <w:jc w:val="left"/>
+        <w:rPr>
+          <w:rFonts w:ascii="Arial" w:hAnsi="Arial" w:cs="Arial"/>
+        </w:rPr>
+      </w:pPr>
+      <w:r>
+        <w:rPr>
+          <w:rFonts w:cs="Arial" w:ascii="Arial" w:hAnsi="Arial"/>
+        </w:rPr>
+      </w:r>
+    </w:p>
+    <w:p>
+      <w:pPr>
+        <w:pStyle w:val="Standard"/>
+        <w:bidi w:val="0"/>
+        <w:jc w:val="left"/>
+        <w:rPr>
+          <w:b/>
+          <w:b/>
+          <w:bCs/>
+        </w:rPr>
+      </w:pPr>
+      <w:r>
+        <w:rPr>
+          <w:rFonts w:cs="Arial" w:ascii="Arial" w:hAnsi="Arial"/>
+          <w:b/>
+          <w:bCs/>
+        </w:rPr>
+        <w:t xml:space="preserve">This is the "IBOS MusicXmlReader </w:t>
+      </w:r>
+      <w:r>
+        <w:rPr>
+          <w:rFonts w:cs="Arial" w:ascii="Arial" w:hAnsi="Arial"/>
+          <w:b/>
+          <w:bCs/>
+          <w:lang w:val="en-US"/>
+        </w:rPr>
+        <w:t>5.0.0.0</w:t>
+      </w:r>
+      <w:r>
+        <w:rPr>
+          <w:rFonts w:cs="Arial" w:ascii="Arial" w:hAnsi="Arial"/>
+          <w:b/>
+          <w:bCs/>
+        </w:rPr>
+        <w:t>" distribution file!</w:t>
+      </w:r>
+    </w:p>
+    <w:p>
+      <w:pPr>
+        <w:pStyle w:val="Standard"/>
+        <w:bidi w:val="0"/>
+        <w:jc w:val="left"/>
+        <w:rPr>
+          <w:rFonts w:ascii="Arial" w:hAnsi="Arial" w:cs="Arial"/>
+        </w:rPr>
+      </w:pPr>
+      <w:r>
+        <w:rPr>
+          <w:rFonts w:cs="Arial" w:ascii="Arial" w:hAnsi="Arial"/>
+        </w:rPr>
+      </w:r>
+    </w:p>
+    <w:p>
+      <w:pPr>
+        <w:pStyle w:val="Standard"/>
+        <w:bidi w:val="0"/>
+        <w:jc w:val="left"/>
+        <w:rPr/>
+      </w:pPr>
+      <w:r>
+        <w:rPr>
+          <w:rFonts w:cs="Arial" w:ascii="Arial" w:hAnsi="Arial"/>
+        </w:rPr>
+        <w:t>It should be found at</w:t>
+      </w:r>
+    </w:p>
+    <w:p>
+      <w:pPr>
+        <w:pStyle w:val="Standard"/>
+        <w:bidi w:val="0"/>
+        <w:jc w:val="left"/>
+        <w:rPr>
+          <w:rFonts w:ascii="Arial" w:hAnsi="Arial" w:cs="Arial"/>
+        </w:rPr>
+      </w:pPr>
+      <w:r>
+        <w:rPr>
+          <w:rFonts w:cs="Arial" w:ascii="Arial" w:hAnsi="Arial"/>
+        </w:rPr>
+      </w:r>
+    </w:p>
+    <w:p>
+      <w:pPr>
+        <w:pStyle w:val="Standard"/>
+        <w:bidi w:val="0"/>
+        <w:jc w:val="left"/>
+        <w:rPr>
+          <w:b/>
+          <w:b/>
+          <w:bCs/>
+        </w:rPr>
+      </w:pPr>
+      <w:r>
+        <w:rPr>
+          <w:rFonts w:cs="Arial" w:ascii="Arial" w:hAnsi="Arial"/>
+          <w:b/>
+          <w:bCs/>
+        </w:rPr>
+        <w:t>C:\Users\Jens\Dropbox\Root\Arkiv for releasede versioner\Version 5.0.0.0\Public</w:t>
+      </w:r>
+    </w:p>
+    <w:p>
+      <w:pPr>
+        <w:pStyle w:val="Standard"/>
+        <w:bidi w:val="0"/>
+        <w:jc w:val="left"/>
+        <w:rPr>
+          <w:rFonts w:ascii="Arial" w:hAnsi="Arial" w:cs="Arial"/>
+        </w:rPr>
+      </w:pPr>
+      <w:r>
+        <w:rPr>
+          <w:rFonts w:cs="Arial" w:ascii="Arial" w:hAnsi="Arial"/>
+        </w:rPr>
+      </w:r>
+    </w:p>
+    <w:p>
+      <w:pPr>
+        <w:pStyle w:val="Standard"/>
+        <w:bidi w:val="0"/>
+        <w:jc w:val="left"/>
+        <w:rPr>
+          <w:rFonts w:ascii="Arial" w:hAnsi="Arial" w:cs="Arial"/>
+        </w:rPr>
+      </w:pPr>
+      <w:r>
+        <w:rPr>
+          <w:rFonts w:cs="Arial" w:ascii="Arial" w:hAnsi="Arial"/>
+        </w:rPr>
+      </w:r>
+    </w:p>
+    <w:p>
+      <w:pPr>
+        <w:pStyle w:val="Standard"/>
+        <w:bidi w:val="0"/>
+        <w:jc w:val="left"/>
+        <w:rPr/>
+      </w:pPr>
+      <w:r>
+        <w:rPr>
+          <w:rFonts w:cs="Arial" w:ascii="Arial" w:hAnsi="Arial"/>
+          <w:b/>
+          <w:bCs/>
+        </w:rPr>
+        <w:t>DO NOT write-protect the distribution  file !</w:t>
+      </w:r>
+    </w:p>
+    <w:p>
+      <w:pPr>
+        <w:pStyle w:val="Standard"/>
+        <w:bidi w:val="0"/>
+        <w:jc w:val="left"/>
+        <w:rPr>
+          <w:rFonts w:ascii="Arial" w:hAnsi="Arial" w:cs="Arial"/>
+        </w:rPr>
+      </w:pPr>
+      <w:r>
+        <w:rPr>
+          <w:rFonts w:cs="Arial" w:ascii="Arial" w:hAnsi="Arial"/>
+        </w:rPr>
+      </w:r>
+    </w:p>
+    <w:p>
+      <w:pPr>
+        <w:pStyle w:val="Overskrift1"/>
+        <w:numPr>
+          <w:ilvl w:val="0"/>
+          <w:numId w:val="4"/>
+        </w:numPr>
+        <w:bidi w:val="0"/>
+        <w:jc w:val="left"/>
+        <w:rPr/>
+      </w:pPr>
+      <w:bookmarkStart w:id="12" w:name="__RefHeading___Toc531097486"/>
+      <w:bookmarkEnd w:id="12"/>
+      <w:r>
+        <w:rPr/>
+        <w:t>Copy the release on a USB memory stick:</w:t>
+      </w:r>
+    </w:p>
+    <w:p>
+      <w:pPr>
+        <w:pStyle w:val="Standard"/>
+        <w:bidi w:val="0"/>
+        <w:jc w:val="left"/>
+        <w:rPr>
+          <w:rFonts w:ascii="Arial" w:hAnsi="Arial" w:cs="Arial"/>
+        </w:rPr>
+      </w:pPr>
+      <w:r>
+        <w:rPr>
+          <w:rFonts w:cs="Arial" w:ascii="Arial" w:hAnsi="Arial"/>
+        </w:rPr>
+        <w:t>Copy the one single file</w:t>
+      </w:r>
+    </w:p>
+    <w:p>
+      <w:pPr>
+        <w:pStyle w:val="Standard"/>
+        <w:bidi w:val="0"/>
+        <w:jc w:val="left"/>
+        <w:rPr>
+          <w:rFonts w:ascii="Arial" w:hAnsi="Arial" w:cs="Arial"/>
+        </w:rPr>
+      </w:pPr>
+      <w:r>
+        <w:rPr>
+          <w:rFonts w:cs="Arial" w:ascii="Arial" w:hAnsi="Arial"/>
+        </w:rPr>
+      </w:r>
+    </w:p>
+    <w:p>
+      <w:pPr>
+        <w:pStyle w:val="Standard"/>
+        <w:bidi w:val="0"/>
+        <w:jc w:val="left"/>
+        <w:rPr>
+          <w:rFonts w:ascii="Arial" w:hAnsi="Arial" w:cs="Arial"/>
+          <w:b/>
+          <w:b/>
+          <w:bCs/>
+        </w:rPr>
+      </w:pPr>
+      <w:r>
+        <w:rPr>
+          <w:rFonts w:cs="Arial" w:ascii="Arial" w:hAnsi="Arial"/>
+          <w:b/>
+          <w:bCs/>
+        </w:rPr>
+        <w:t xml:space="preserve">C:\Users\Jens\Dropbox\Root\Arkiv for releasede versioner\Version 5.0.0.0\Public\"IBOS MusicXmlReader </w:t>
+      </w:r>
+      <w:r>
+        <w:rPr>
+          <w:rFonts w:cs="Arial" w:ascii="Arial" w:hAnsi="Arial"/>
+          <w:b/>
+          <w:bCs/>
+          <w:lang w:val="en-US"/>
+        </w:rPr>
+        <w:t>5.0.0.0</w:t>
+      </w:r>
+      <w:r>
+        <w:rPr>
+          <w:rFonts w:cs="Arial" w:ascii="Arial" w:hAnsi="Arial"/>
+          <w:b/>
+          <w:bCs/>
+        </w:rPr>
+        <w:t>.zip"</w:t>
+      </w:r>
+    </w:p>
+    <w:p>
+      <w:pPr>
+        <w:pStyle w:val="Standard"/>
+        <w:bidi w:val="0"/>
+        <w:jc w:val="left"/>
+        <w:rPr>
+          <w:rFonts w:ascii="Arial" w:hAnsi="Arial" w:cs="Arial"/>
+        </w:rPr>
+      </w:pPr>
+      <w:r>
+        <w:rPr>
+          <w:rFonts w:cs="Arial" w:ascii="Arial" w:hAnsi="Arial"/>
+        </w:rPr>
+      </w:r>
+    </w:p>
+    <w:p>
+      <w:pPr>
+        <w:pStyle w:val="Standard"/>
+        <w:bidi w:val="0"/>
+        <w:jc w:val="left"/>
+        <w:rPr/>
+      </w:pPr>
+      <w:r>
+        <w:rPr>
+          <w:rFonts w:cs="Arial" w:ascii="Arial" w:hAnsi="Arial"/>
+        </w:rPr>
+        <w:t>to a memory stick</w:t>
+      </w:r>
+    </w:p>
+    <w:p>
+      <w:pPr>
+        <w:pStyle w:val="Standard"/>
+        <w:bidi w:val="0"/>
+        <w:jc w:val="left"/>
+        <w:rPr>
+          <w:rFonts w:ascii="Arial" w:hAnsi="Arial" w:cs="Arial"/>
+        </w:rPr>
+      </w:pPr>
+      <w:r>
+        <w:rPr>
+          <w:rFonts w:cs="Arial" w:ascii="Arial" w:hAnsi="Arial"/>
         </w:rPr>
       </w:r>
     </w:p>
@@ -3022,200 +5075,88 @@
           <w:ilvl w:val="0"/>
           <w:numId w:val="3"/>
         </w:numPr>
-        <w:bidi w:val="0"/>
-        <w:jc w:val="left"/>
-        <w:rPr/>
-      </w:pPr>
-      <w:bookmarkStart w:id="5" w:name="__RefHeading___Toc531097480"/>
-      <w:bookmarkEnd w:id="5"/>
-      <w:r>
-        <w:rPr/>
-        <w:t>Make a copy of all source code involved</w:t>
-      </w:r>
-    </w:p>
-    <w:p>
-      <w:pPr>
-        <w:pStyle w:val="Standard"/>
-        <w:bidi w:val="0"/>
-        <w:jc w:val="left"/>
-        <w:rPr>
-          <w:rFonts w:ascii="Arial" w:hAnsi="Arial" w:cs="Arial"/>
-        </w:rPr>
-      </w:pPr>
-      <w:r>
-        <w:rPr>
-          <w:rFonts w:cs="Arial" w:ascii="Arial" w:hAnsi="Arial"/>
-        </w:rPr>
-      </w:r>
-    </w:p>
-    <w:p>
-      <w:pPr>
-        <w:pStyle w:val="Standard"/>
-        <w:bidi w:val="0"/>
-        <w:jc w:val="left"/>
-        <w:rPr>
-          <w:rFonts w:ascii="Arial" w:hAnsi="Arial" w:cs="Arial"/>
-        </w:rPr>
-      </w:pPr>
-      <w:r>
-        <w:rPr>
-          <w:rFonts w:cs="Arial" w:ascii="Arial" w:hAnsi="Arial"/>
-        </w:rPr>
-        <w:t>Copy  C:\Users\Jens\Dropbox\Root\Visual Studio 2015\Projects\MusicXmlReaderUI</w:t>
-      </w:r>
-    </w:p>
-    <w:p>
-      <w:pPr>
-        <w:pStyle w:val="Standard"/>
-        <w:bidi w:val="0"/>
-        <w:jc w:val="left"/>
-        <w:rPr>
-          <w:rFonts w:ascii="Arial" w:hAnsi="Arial" w:cs="Arial"/>
-        </w:rPr>
-      </w:pPr>
-      <w:r>
-        <w:rPr>
-          <w:rFonts w:cs="Arial" w:ascii="Arial" w:hAnsi="Arial"/>
-        </w:rPr>
-      </w:r>
-    </w:p>
-    <w:p>
-      <w:pPr>
-        <w:pStyle w:val="Standard"/>
-        <w:bidi w:val="0"/>
-        <w:jc w:val="left"/>
-        <w:rPr/>
-      </w:pPr>
-      <w:r>
-        <w:rPr>
-          <w:rFonts w:cs="Arial" w:ascii="Arial" w:hAnsi="Arial"/>
-        </w:rPr>
-        <w:t xml:space="preserve">til C:\Users\Jens\Dropbox\Root\Arkiv for Releasede versioner\Version </w:t>
-      </w:r>
-      <w:r>
-        <w:rPr>
-          <w:rFonts w:cs="Arial" w:ascii="Arial" w:hAnsi="Arial"/>
-          <w:lang w:val="da-DK"/>
-        </w:rPr>
-        <w:t>4</w:t>
-      </w:r>
-      <w:r>
-        <w:rPr>
-          <w:rFonts w:cs="Arial" w:ascii="Arial" w:hAnsi="Arial"/>
-        </w:rPr>
-        <w:t>.0.0.0</w:t>
-      </w:r>
-    </w:p>
-    <w:p>
-      <w:pPr>
-        <w:pStyle w:val="Standard"/>
-        <w:bidi w:val="0"/>
-        <w:jc w:val="left"/>
-        <w:rPr>
-          <w:rFonts w:ascii="Arial" w:hAnsi="Arial" w:cs="Arial"/>
-        </w:rPr>
-      </w:pPr>
-      <w:r>
-        <w:rPr>
-          <w:rFonts w:cs="Arial" w:ascii="Arial" w:hAnsi="Arial"/>
-        </w:rPr>
-      </w:r>
-      <w:r>
-        <w:br w:type="page"/>
-      </w:r>
-    </w:p>
-    <w:p>
-      <w:pPr>
-        <w:pStyle w:val="Standard"/>
-        <w:bidi w:val="0"/>
-        <w:jc w:val="left"/>
-        <w:rPr>
-          <w:rFonts w:ascii="Arial" w:hAnsi="Arial" w:cs="Arial"/>
-        </w:rPr>
-      </w:pPr>
-      <w:r>
-        <w:rPr>
-          <w:rFonts w:cs="Arial" w:ascii="Arial" w:hAnsi="Arial"/>
-        </w:rPr>
-      </w:r>
-    </w:p>
-    <w:p>
-      <w:pPr>
-        <w:pStyle w:val="Overskrift1"/>
-        <w:numPr>
-          <w:ilvl w:val="0"/>
-          <w:numId w:val="3"/>
-        </w:numPr>
-        <w:bidi w:val="0"/>
-        <w:jc w:val="left"/>
-        <w:rPr/>
-      </w:pPr>
-      <w:bookmarkStart w:id="6" w:name="__RefHeading___Toc531097481"/>
-      <w:bookmarkEnd w:id="6"/>
-      <w:r>
-        <w:rPr/>
-        <w:t>Create the setup file:</w:t>
-      </w:r>
-    </w:p>
-    <w:p>
-      <w:pPr>
-        <w:pStyle w:val="Standard"/>
-        <w:bidi w:val="0"/>
-        <w:jc w:val="left"/>
-        <w:rPr>
-          <w:rFonts w:ascii="Arial" w:hAnsi="Arial" w:cs="Arial"/>
-        </w:rPr>
-      </w:pPr>
-      <w:r>
-        <w:rPr>
-          <w:rFonts w:cs="Arial" w:ascii="Arial" w:hAnsi="Arial"/>
-        </w:rPr>
-        <w:t>Vær uindervejs omhyggelig med at få ”IBO” med alle 3 steder</w:t>
-      </w:r>
-    </w:p>
-    <w:p>
-      <w:pPr>
-        <w:pStyle w:val="Standard"/>
-        <w:bidi w:val="0"/>
-        <w:jc w:val="left"/>
-        <w:rPr>
-          <w:rFonts w:ascii="Arial" w:hAnsi="Arial" w:cs="Arial"/>
-        </w:rPr>
-      </w:pPr>
-      <w:r>
-        <w:rPr>
-          <w:rFonts w:cs="Arial" w:ascii="Arial" w:hAnsi="Arial"/>
-        </w:rPr>
-      </w:r>
-    </w:p>
-    <w:p>
-      <w:pPr>
-        <w:pStyle w:val="Standard"/>
-        <w:bidi w:val="0"/>
-        <w:jc w:val="left"/>
-        <w:rPr/>
-      </w:pPr>
-      <w:r>
-        <w:rPr>
-          <w:rFonts w:cs="Arial" w:ascii="Arial" w:hAnsi="Arial"/>
-        </w:rPr>
-        <w:t>Kør ActualInstaller</w:t>
-      </w:r>
-      <w:r>
-        <w:rPr>
-          <w:rFonts w:cs="Arial" w:ascii="Arial" w:hAnsi="Arial"/>
-          <w:b/>
-          <w:bCs/>
-        </w:rPr>
-        <w:t xml:space="preserve">, </w:t>
-      </w:r>
-      <w:r>
-        <w:rPr>
-          <w:rFonts w:cs="Arial" w:ascii="Arial" w:hAnsi="Arial"/>
-          <w:b w:val="false"/>
-          <w:bCs w:val="false"/>
-        </w:rPr>
-        <w:t>afvis at installere ny version!</w:t>
+        <w:rPr/>
+      </w:pPr>
+      <w:bookmarkStart w:id="13" w:name="__RefHeading___Toc467_2984613098"/>
+      <w:bookmarkEnd w:id="13"/>
+      <w:r>
+        <w:rPr/>
+        <w:t>Create a DropBox link to the .zip file</w:t>
+      </w:r>
+    </w:p>
+    <w:p>
+      <w:pPr>
+        <w:pStyle w:val="Standard"/>
+        <w:bidi w:val="0"/>
+        <w:jc w:val="left"/>
+        <w:rPr>
+          <w:rFonts w:ascii="Arial" w:hAnsi="Arial" w:cs="Arial"/>
+        </w:rPr>
+      </w:pPr>
+      <w:r>
+        <w:rPr>
+          <w:rFonts w:cs="Arial" w:ascii="Arial" w:hAnsi="Arial"/>
+        </w:rPr>
+      </w:r>
+    </w:p>
+    <w:p>
+      <w:pPr>
+        <w:pStyle w:val="Standard"/>
+        <w:bidi w:val="0"/>
+        <w:jc w:val="left"/>
+        <w:rPr/>
+      </w:pPr>
+      <w:r>
+        <w:rPr>
+          <w:rFonts w:cs="Arial" w:ascii="Arial" w:hAnsi="Arial"/>
+        </w:rPr>
+        <w:t>Create a Dropbox link to the .zip file and save it in a .txt document just beside the .zip file</w:t>
+      </w:r>
+    </w:p>
+    <w:p>
+      <w:pPr>
+        <w:pStyle w:val="Standard"/>
+        <w:bidi w:val="0"/>
+        <w:jc w:val="left"/>
+        <w:rPr>
+          <w:rFonts w:ascii="Arial" w:hAnsi="Arial" w:cs="Arial"/>
+        </w:rPr>
+      </w:pPr>
+      <w:r>
+        <w:rPr>
+          <w:rFonts w:cs="Arial" w:ascii="Arial" w:hAnsi="Arial"/>
+        </w:rPr>
+      </w:r>
+    </w:p>
+    <w:p>
+      <w:pPr>
+        <w:pStyle w:val="Standard"/>
+        <w:bidi w:val="0"/>
+        <w:jc w:val="left"/>
+        <w:rPr>
+          <w:rFonts w:ascii="Arial" w:hAnsi="Arial" w:cs="Arial"/>
+        </w:rPr>
+      </w:pPr>
+      <w:r>
+        <w:rPr>
+          <w:rFonts w:cs="Arial" w:ascii="Arial" w:hAnsi="Arial"/>
+        </w:rPr>
+        <w:t>Name the .txt file:</w:t>
+      </w:r>
+    </w:p>
+    <w:p>
+      <w:pPr>
+        <w:pStyle w:val="Standard"/>
+        <w:bidi w:val="0"/>
+        <w:jc w:val="left"/>
+        <w:rPr>
+          <w:rFonts w:ascii="Arial" w:hAnsi="Arial" w:cs="Arial"/>
+        </w:rPr>
+      </w:pPr>
+      <w:r>
+        <w:rPr>
+          <w:rFonts w:cs="Arial" w:ascii="Arial" w:hAnsi="Arial"/>
+        </w:rPr>
       </w:r>
     </w:p>
     <w:p>
@@ -3232,892 +5173,11 @@
       </w:pPr>
       <w:r>
         <w:rPr>
-          <w:rFonts w:eastAsia="Arial" w:cs="Arial" w:ascii="Arial" w:hAnsi="Arial"/>
+          <w:rFonts w:cs="Arial" w:ascii="Arial" w:hAnsi="Arial"/>
           <w:b/>
           <w:bCs/>
         </w:rPr>
-        <w:t xml:space="preserve"> </w:t>
-      </w:r>
-    </w:p>
-    <w:p>
-      <w:pPr>
-        <w:pStyle w:val="Standard"/>
-        <w:bidi w:val="0"/>
-        <w:jc w:val="left"/>
-        <w:rPr>
-          <w:rFonts w:ascii="Arial" w:hAnsi="Arial" w:cs="Arial"/>
-        </w:rPr>
-      </w:pPr>
-      <w:r>
-        <w:rPr>
-          <w:rFonts w:cs="Arial" w:ascii="Arial" w:hAnsi="Arial"/>
-        </w:rPr>
-        <w:t>Select Edition = Free, OK</w:t>
-      </w:r>
-    </w:p>
-    <w:p>
-      <w:pPr>
-        <w:pStyle w:val="Standard"/>
-        <w:bidi w:val="0"/>
-        <w:jc w:val="left"/>
-        <w:rPr>
-          <w:rFonts w:ascii="Arial" w:hAnsi="Arial" w:cs="Arial"/>
-        </w:rPr>
-      </w:pPr>
-      <w:r>
-        <w:rPr>
-          <w:rFonts w:cs="Arial" w:ascii="Arial" w:hAnsi="Arial"/>
-        </w:rPr>
-        <w:t>Source Folder =</w:t>
-      </w:r>
-      <w:r>
-        <w:rPr>
-          <w:rFonts w:cs="Arial" w:ascii="Arial" w:hAnsi="Arial"/>
-          <w:sz w:val="16"/>
-          <w:szCs w:val="16"/>
-        </w:rPr>
-        <w:t xml:space="preserve"> C:\Users\Jens\Dropbox\Root\Visual Studio 2015\Projects\MusicXmlReaderUI\MusicXmlReader\bin\Debug</w:t>
-      </w:r>
-    </w:p>
-    <w:p>
-      <w:pPr>
-        <w:pStyle w:val="Standard"/>
-        <w:bidi w:val="0"/>
-        <w:jc w:val="left"/>
-        <w:rPr/>
-      </w:pPr>
-      <w:r>
-        <w:rPr>
-          <w:rFonts w:cs="Arial" w:ascii="Arial" w:hAnsi="Arial"/>
-        </w:rPr>
-        <w:t>Main Executable = "IBOS MusicXmlReader</w:t>
-      </w:r>
-      <w:r>
-        <w:rPr>
-          <w:rFonts w:cs="Arial" w:ascii="Arial" w:hAnsi="Arial"/>
-          <w:lang w:val="en-US"/>
-        </w:rPr>
-        <w:t xml:space="preserve"> 4.0.0.0</w:t>
-      </w:r>
-      <w:r>
-        <w:rPr>
-          <w:rFonts w:cs="Arial" w:ascii="Arial" w:hAnsi="Arial"/>
-        </w:rPr>
-        <w:t>.exe"</w:t>
-      </w:r>
-    </w:p>
-    <w:p>
-      <w:pPr>
-        <w:pStyle w:val="Standard"/>
-        <w:bidi w:val="0"/>
-        <w:jc w:val="left"/>
-        <w:rPr/>
-      </w:pPr>
-      <w:r>
-        <w:rPr>
-          <w:rFonts w:cs="Arial" w:ascii="Arial" w:hAnsi="Arial"/>
-        </w:rPr>
-        <w:t xml:space="preserve">Product Name = "IBOS MusicXmlReader"   Version = </w:t>
-      </w:r>
-      <w:r>
-        <w:rPr>
-          <w:rFonts w:cs="Arial" w:ascii="Arial" w:hAnsi="Arial"/>
-          <w:lang w:val="en-US"/>
-        </w:rPr>
-        <w:t>4</w:t>
-      </w:r>
-      <w:r>
-        <w:rPr>
-          <w:rFonts w:cs="Arial" w:ascii="Arial" w:hAnsi="Arial"/>
-        </w:rPr>
-        <w:t>.0.0.0</w:t>
-      </w:r>
-    </w:p>
-    <w:p>
-      <w:pPr>
-        <w:pStyle w:val="Standard"/>
-        <w:bidi w:val="0"/>
-        <w:jc w:val="left"/>
-        <w:rPr/>
-      </w:pPr>
-      <w:r>
-        <w:rPr>
-          <w:rFonts w:cs="Arial" w:ascii="Arial" w:hAnsi="Arial"/>
-        </w:rPr>
-        <w:t>Company Name = IBOS</w:t>
-      </w:r>
-    </w:p>
-    <w:p>
-      <w:pPr>
-        <w:pStyle w:val="Standard"/>
-        <w:bidi w:val="0"/>
-        <w:jc w:val="left"/>
-        <w:rPr>
-          <w:rFonts w:ascii="Arial" w:hAnsi="Arial" w:cs="Arial"/>
-        </w:rPr>
-      </w:pPr>
-      <w:r>
-        <w:rPr>
-          <w:rFonts w:cs="Arial" w:ascii="Arial" w:hAnsi="Arial"/>
-        </w:rPr>
-        <w:t>Website =""</w:t>
-      </w:r>
-    </w:p>
-    <w:p>
-      <w:pPr>
-        <w:pStyle w:val="Standard"/>
-        <w:bidi w:val="0"/>
-        <w:jc w:val="left"/>
-        <w:rPr>
-          <w:rFonts w:ascii="Arial" w:hAnsi="Arial" w:cs="Arial"/>
-        </w:rPr>
-      </w:pPr>
-      <w:r>
-        <w:rPr>
-          <w:rFonts w:cs="Arial" w:ascii="Arial" w:hAnsi="Arial"/>
-        </w:rPr>
-      </w:r>
-    </w:p>
-    <w:p>
-      <w:pPr>
-        <w:pStyle w:val="Standard"/>
-        <w:bidi w:val="0"/>
-        <w:jc w:val="left"/>
-        <w:rPr>
-          <w:rFonts w:ascii="Arial" w:hAnsi="Arial" w:cs="Arial"/>
-        </w:rPr>
-      </w:pPr>
-      <w:r>
-        <w:rPr>
-          <w:rFonts w:cs="Arial" w:ascii="Arial" w:hAnsi="Arial"/>
-        </w:rPr>
-        <w:t>OK</w:t>
-      </w:r>
-    </w:p>
-    <w:p>
-      <w:pPr>
-        <w:pStyle w:val="Standard"/>
-        <w:bidi w:val="0"/>
-        <w:jc w:val="left"/>
-        <w:rPr>
-          <w:rFonts w:ascii="Arial" w:hAnsi="Arial" w:cs="Arial"/>
-        </w:rPr>
-      </w:pPr>
-      <w:r>
-        <w:rPr>
-          <w:rFonts w:cs="Arial" w:ascii="Arial" w:hAnsi="Arial"/>
-        </w:rPr>
-      </w:r>
-    </w:p>
-    <w:p>
-      <w:pPr>
-        <w:pStyle w:val="Standard"/>
-        <w:bidi w:val="0"/>
-        <w:jc w:val="left"/>
-        <w:rPr>
-          <w:rFonts w:ascii="Arial" w:hAnsi="Arial" w:cs="Arial"/>
-        </w:rPr>
-      </w:pPr>
-      <w:r>
-        <w:rPr>
-          <w:rFonts w:cs="Arial" w:ascii="Arial" w:hAnsi="Arial"/>
-        </w:rPr>
-        <w:t>Click green arrow (F9)</w:t>
-      </w:r>
-    </w:p>
-    <w:p>
-      <w:pPr>
-        <w:pStyle w:val="Standard"/>
-        <w:bidi w:val="0"/>
-        <w:jc w:val="left"/>
-        <w:rPr>
-          <w:rFonts w:ascii="Arial" w:hAnsi="Arial" w:cs="Arial"/>
-        </w:rPr>
-      </w:pPr>
-      <w:r>
-        <w:rPr>
-          <w:rFonts w:cs="Arial" w:ascii="Arial" w:hAnsi="Arial"/>
-        </w:rPr>
-      </w:r>
-    </w:p>
-    <w:p>
-      <w:pPr>
-        <w:pStyle w:val="Standard"/>
-        <w:bidi w:val="0"/>
-        <w:jc w:val="left"/>
-        <w:rPr/>
-      </w:pPr>
-      <w:r>
-        <w:rPr>
-          <w:rFonts w:cs="Arial" w:ascii="Arial" w:hAnsi="Arial"/>
-        </w:rPr>
-        <w:t>If an error occurs "Cannot open because in use by another process" just click "Try Again"</w:t>
-      </w:r>
-    </w:p>
-    <w:p>
-      <w:pPr>
-        <w:pStyle w:val="Standard"/>
-        <w:bidi w:val="0"/>
-        <w:jc w:val="left"/>
-        <w:rPr>
-          <w:rFonts w:ascii="Arial" w:hAnsi="Arial" w:cs="Arial"/>
-        </w:rPr>
-      </w:pPr>
-      <w:r>
-        <w:rPr>
-          <w:rFonts w:cs="Arial" w:ascii="Arial" w:hAnsi="Arial"/>
-        </w:rPr>
-      </w:r>
-    </w:p>
-    <w:p>
-      <w:pPr>
-        <w:pStyle w:val="Standard"/>
-        <w:bidi w:val="0"/>
-        <w:jc w:val="left"/>
-        <w:rPr>
-          <w:rFonts w:ascii="Arial" w:hAnsi="Arial" w:cs="Arial"/>
-        </w:rPr>
-      </w:pPr>
-      <w:r>
-        <w:rPr>
-          <w:rFonts w:cs="Arial" w:ascii="Arial" w:hAnsi="Arial"/>
-        </w:rPr>
-        <w:t>Click "Open Folder" which points to</w:t>
-      </w:r>
-    </w:p>
-    <w:p>
-      <w:pPr>
-        <w:pStyle w:val="Standard"/>
-        <w:bidi w:val="0"/>
-        <w:jc w:val="left"/>
-        <w:rPr>
-          <w:rFonts w:ascii="Arial" w:hAnsi="Arial" w:cs="Arial"/>
-        </w:rPr>
-      </w:pPr>
-      <w:r>
-        <w:rPr>
-          <w:rFonts w:cs="Arial" w:ascii="Arial" w:hAnsi="Arial"/>
-        </w:rPr>
-        <w:t>C:\Users\Jens\Desktop\MusicXmlReader_Setup</w:t>
-      </w:r>
-    </w:p>
-    <w:p>
-      <w:pPr>
-        <w:pStyle w:val="Standard"/>
-        <w:bidi w:val="0"/>
-        <w:jc w:val="left"/>
-        <w:rPr/>
-      </w:pPr>
-      <w:r>
-        <w:rPr>
-          <w:rFonts w:cs="Arial" w:ascii="Arial" w:hAnsi="Arial"/>
-        </w:rPr>
-        <w:t>containing setup.exe</w:t>
-      </w:r>
-    </w:p>
-    <w:p>
-      <w:pPr>
-        <w:pStyle w:val="Standard"/>
-        <w:bidi w:val="0"/>
-        <w:jc w:val="left"/>
-        <w:rPr>
-          <w:rFonts w:ascii="Arial" w:hAnsi="Arial" w:cs="Arial"/>
-        </w:rPr>
-      </w:pPr>
-      <w:r>
-        <w:rPr>
-          <w:rFonts w:cs="Arial" w:ascii="Arial" w:hAnsi="Arial"/>
-        </w:rPr>
-      </w:r>
-    </w:p>
-    <w:p>
-      <w:pPr>
-        <w:pStyle w:val="Overskrift1"/>
-        <w:numPr>
-          <w:ilvl w:val="0"/>
-          <w:numId w:val="3"/>
-        </w:numPr>
-        <w:bidi w:val="0"/>
-        <w:jc w:val="left"/>
-        <w:rPr/>
-      </w:pPr>
-      <w:bookmarkStart w:id="7" w:name="__RefHeading___Toc531097482"/>
-      <w:bookmarkEnd w:id="7"/>
-      <w:r>
-        <w:rPr/>
-        <w:t>Save Setup.exe with the source code</w:t>
-      </w:r>
-    </w:p>
-    <w:p>
-      <w:pPr>
-        <w:pStyle w:val="Standard"/>
-        <w:bidi w:val="0"/>
-        <w:jc w:val="left"/>
-        <w:rPr>
-          <w:rFonts w:ascii="Arial" w:hAnsi="Arial" w:cs="Arial"/>
-        </w:rPr>
-      </w:pPr>
-      <w:r>
-        <w:rPr>
-          <w:rFonts w:cs="Arial" w:ascii="Arial" w:hAnsi="Arial"/>
-        </w:rPr>
-      </w:r>
-    </w:p>
-    <w:p>
-      <w:pPr>
-        <w:pStyle w:val="Standard"/>
-        <w:bidi w:val="0"/>
-        <w:jc w:val="left"/>
-        <w:rPr>
-          <w:rFonts w:ascii="Arial" w:hAnsi="Arial" w:cs="Arial"/>
-        </w:rPr>
-      </w:pPr>
-      <w:r>
-        <w:rPr>
-          <w:rFonts w:cs="Arial" w:ascii="Arial" w:hAnsi="Arial"/>
-        </w:rPr>
-        <w:t>Copy the file to the  "\Public"  directory in the location where source code was saved;</w:t>
-      </w:r>
-    </w:p>
-    <w:p>
-      <w:pPr>
-        <w:pStyle w:val="Standard"/>
-        <w:bidi w:val="0"/>
-        <w:jc w:val="left"/>
-        <w:rPr>
-          <w:rFonts w:ascii="Arial" w:hAnsi="Arial" w:cs="Arial"/>
-        </w:rPr>
-      </w:pPr>
-      <w:r>
-        <w:rPr>
-          <w:rFonts w:cs="Arial" w:ascii="Arial" w:hAnsi="Arial"/>
-        </w:rPr>
-      </w:r>
-    </w:p>
-    <w:p>
-      <w:pPr>
-        <w:pStyle w:val="Standard"/>
-        <w:bidi w:val="0"/>
-        <w:jc w:val="left"/>
-        <w:rPr/>
-      </w:pPr>
-      <w:r>
-        <w:rPr>
-          <w:rFonts w:cs="Arial" w:ascii="Arial" w:hAnsi="Arial"/>
-        </w:rPr>
-        <w:t xml:space="preserve">C:\Users\Jens\Dropbox\Root\Arkiv for releasede versioner\Version </w:t>
-      </w:r>
-      <w:r>
-        <w:rPr>
-          <w:rFonts w:cs="Arial" w:ascii="Arial" w:hAnsi="Arial"/>
-          <w:lang w:val="da-DK"/>
-        </w:rPr>
-        <w:t>4</w:t>
-      </w:r>
-      <w:r>
-        <w:rPr>
-          <w:rFonts w:cs="Arial" w:ascii="Arial" w:hAnsi="Arial"/>
-        </w:rPr>
-        <w:t>.0.0.0\Public</w:t>
-      </w:r>
-    </w:p>
-    <w:p>
-      <w:pPr>
-        <w:pStyle w:val="Standard"/>
-        <w:bidi w:val="0"/>
-        <w:jc w:val="left"/>
-        <w:rPr>
-          <w:rFonts w:ascii="Arial" w:hAnsi="Arial" w:cs="Arial"/>
-        </w:rPr>
-      </w:pPr>
-      <w:r>
-        <w:rPr>
-          <w:rFonts w:cs="Arial" w:ascii="Arial" w:hAnsi="Arial"/>
-        </w:rPr>
-      </w:r>
-    </w:p>
-    <w:p>
-      <w:pPr>
-        <w:pStyle w:val="Standard"/>
-        <w:bidi w:val="0"/>
-        <w:jc w:val="left"/>
-        <w:rPr>
-          <w:rFonts w:ascii="Arial" w:hAnsi="Arial" w:cs="Arial"/>
-        </w:rPr>
-      </w:pPr>
-      <w:r>
-        <w:rPr>
-          <w:rFonts w:cs="Arial" w:ascii="Arial" w:hAnsi="Arial"/>
-        </w:rPr>
-        <w:t>and rename it to</w:t>
-      </w:r>
-    </w:p>
-    <w:p>
-      <w:pPr>
-        <w:pStyle w:val="Standard"/>
-        <w:bidi w:val="0"/>
-        <w:jc w:val="left"/>
-        <w:rPr>
-          <w:rFonts w:ascii="Arial" w:hAnsi="Arial" w:cs="Arial"/>
-        </w:rPr>
-      </w:pPr>
-      <w:r>
-        <w:rPr>
-          <w:rFonts w:cs="Arial" w:ascii="Arial" w:hAnsi="Arial"/>
-        </w:rPr>
-      </w:r>
-    </w:p>
-    <w:p>
-      <w:pPr>
-        <w:pStyle w:val="Standard"/>
-        <w:bidi w:val="0"/>
-        <w:jc w:val="left"/>
-        <w:rPr/>
-      </w:pPr>
-      <w:r>
-        <w:rPr>
-          <w:rFonts w:cs="Arial" w:ascii="Arial" w:hAnsi="Arial"/>
-        </w:rPr>
-        <w:t xml:space="preserve">IBOS MusicXmlReader </w:t>
-      </w:r>
-      <w:r>
-        <w:rPr>
-          <w:rFonts w:cs="Arial" w:ascii="Arial" w:hAnsi="Arial"/>
-          <w:lang w:val="da-DK"/>
-        </w:rPr>
-        <w:t>4</w:t>
-      </w:r>
-      <w:r>
-        <w:rPr>
-          <w:rFonts w:cs="Arial" w:ascii="Arial" w:hAnsi="Arial"/>
-        </w:rPr>
-        <w:t>.0.0.0.Setup.exe</w:t>
-      </w:r>
-    </w:p>
-    <w:p>
-      <w:pPr>
-        <w:pStyle w:val="Standard"/>
-        <w:bidi w:val="0"/>
-        <w:jc w:val="left"/>
-        <w:rPr>
-          <w:rFonts w:ascii="Arial" w:hAnsi="Arial" w:cs="Arial"/>
-        </w:rPr>
-      </w:pPr>
-      <w:r>
-        <w:rPr>
-          <w:rFonts w:cs="Arial" w:ascii="Arial" w:hAnsi="Arial"/>
-        </w:rPr>
-      </w:r>
-    </w:p>
-    <w:p>
-      <w:pPr>
-        <w:pStyle w:val="Standard"/>
-        <w:bidi w:val="0"/>
-        <w:jc w:val="left"/>
-        <w:rPr>
-          <w:rFonts w:ascii="Arial" w:hAnsi="Arial" w:cs="Arial"/>
-        </w:rPr>
-      </w:pPr>
-      <w:r>
-        <w:rPr>
-          <w:rFonts w:cs="Arial" w:ascii="Arial" w:hAnsi="Arial"/>
-        </w:rPr>
-      </w:r>
-      <w:r>
-        <w:br w:type="page"/>
-      </w:r>
-    </w:p>
-    <w:p>
-      <w:pPr>
-        <w:pStyle w:val="Standard"/>
-        <w:bidi w:val="0"/>
-        <w:jc w:val="left"/>
-        <w:rPr>
-          <w:rFonts w:ascii="Arial" w:hAnsi="Arial" w:cs="Arial"/>
-        </w:rPr>
-      </w:pPr>
-      <w:r>
-        <w:rPr>
-          <w:rFonts w:cs="Arial" w:ascii="Arial" w:hAnsi="Arial"/>
-        </w:rPr>
-      </w:r>
-    </w:p>
-    <w:p>
-      <w:pPr>
-        <w:pStyle w:val="Overskrift1"/>
-        <w:numPr>
-          <w:ilvl w:val="0"/>
-          <w:numId w:val="3"/>
-        </w:numPr>
-        <w:bidi w:val="0"/>
-        <w:jc w:val="left"/>
-        <w:rPr/>
-      </w:pPr>
-      <w:bookmarkStart w:id="8" w:name="__RefHeading___Toc531097483"/>
-      <w:bookmarkEnd w:id="8"/>
-      <w:r>
-        <w:rPr/>
-        <w:t>Test the setup.exe file generated</w:t>
-      </w:r>
-    </w:p>
-    <w:p>
-      <w:pPr>
-        <w:pStyle w:val="Standard"/>
-        <w:bidi w:val="0"/>
-        <w:jc w:val="left"/>
-        <w:rPr>
-          <w:rFonts w:ascii="Arial" w:hAnsi="Arial" w:cs="Arial"/>
-        </w:rPr>
-      </w:pPr>
-      <w:r>
-        <w:rPr>
-          <w:rFonts w:cs="Arial" w:ascii="Arial" w:hAnsi="Arial"/>
-        </w:rPr>
-      </w:r>
-    </w:p>
-    <w:p>
-      <w:pPr>
-        <w:pStyle w:val="Standard"/>
-        <w:bidi w:val="0"/>
-        <w:jc w:val="left"/>
-        <w:rPr/>
-      </w:pPr>
-      <w:r>
-        <w:rPr>
-          <w:rFonts w:cs="Arial" w:ascii="Arial" w:hAnsi="Arial"/>
-        </w:rPr>
-        <w:t xml:space="preserve">Run IBOS MusicXmlReader </w:t>
-      </w:r>
-      <w:r>
-        <w:rPr>
-          <w:rFonts w:cs="Arial" w:ascii="Arial" w:hAnsi="Arial"/>
-          <w:lang w:val="en-US"/>
-        </w:rPr>
-        <w:t>4</w:t>
-      </w:r>
-      <w:r>
-        <w:rPr>
-          <w:rFonts w:cs="Arial" w:ascii="Arial" w:hAnsi="Arial"/>
-        </w:rPr>
-        <w:t>.0.0.0.Setup.exe from the Public directory</w:t>
-      </w:r>
-    </w:p>
-    <w:p>
-      <w:pPr>
-        <w:pStyle w:val="Standard"/>
-        <w:bidi w:val="0"/>
-        <w:jc w:val="left"/>
-        <w:rPr>
-          <w:rFonts w:ascii="Arial" w:hAnsi="Arial" w:cs="Arial"/>
-        </w:rPr>
-      </w:pPr>
-      <w:r>
-        <w:rPr>
-          <w:rFonts w:cs="Arial" w:ascii="Arial" w:hAnsi="Arial"/>
-        </w:rPr>
-      </w:r>
-    </w:p>
-    <w:p>
-      <w:pPr>
-        <w:pStyle w:val="Standard"/>
-        <w:bidi w:val="0"/>
-        <w:jc w:val="left"/>
-        <w:rPr/>
-      </w:pPr>
-      <w:r>
-        <w:rPr>
-          <w:rFonts w:cs="Arial" w:ascii="Arial" w:hAnsi="Arial"/>
-        </w:rPr>
-        <w:t xml:space="preserve">C:\Users\Jens\Dropbox\Root\Arkiv for releasede versioner\Version </w:t>
-      </w:r>
-      <w:r>
-        <w:rPr>
-          <w:rFonts w:cs="Arial" w:ascii="Arial" w:hAnsi="Arial"/>
-          <w:lang w:val="da-DK"/>
-        </w:rPr>
-        <w:t>4</w:t>
-      </w:r>
-      <w:r>
-        <w:rPr>
-          <w:rFonts w:cs="Arial" w:ascii="Arial" w:hAnsi="Arial"/>
-        </w:rPr>
-        <w:t>.0.0.0\Public</w:t>
-      </w:r>
-    </w:p>
-    <w:p>
-      <w:pPr>
-        <w:pStyle w:val="Standard"/>
-        <w:bidi w:val="0"/>
-        <w:jc w:val="left"/>
-        <w:rPr>
-          <w:rFonts w:ascii="Arial" w:hAnsi="Arial" w:cs="Arial"/>
-        </w:rPr>
-      </w:pPr>
-      <w:r>
-        <w:rPr>
-          <w:rFonts w:cs="Arial" w:ascii="Arial" w:hAnsi="Arial"/>
-        </w:rPr>
-      </w:r>
-    </w:p>
-    <w:p>
-      <w:pPr>
-        <w:pStyle w:val="Standard"/>
-        <w:bidi w:val="0"/>
-        <w:jc w:val="left"/>
-        <w:rPr>
-          <w:rFonts w:ascii="Arial" w:hAnsi="Arial" w:cs="Arial"/>
-        </w:rPr>
-      </w:pPr>
-      <w:r>
-        <w:rPr>
-          <w:rFonts w:cs="Arial" w:ascii="Arial" w:hAnsi="Arial"/>
-        </w:rPr>
-        <w:t>Answer "Yes" to "Do you want to run ..."</w:t>
-      </w:r>
-    </w:p>
-    <w:p>
-      <w:pPr>
-        <w:pStyle w:val="Standard"/>
-        <w:bidi w:val="0"/>
-        <w:jc w:val="left"/>
-        <w:rPr>
-          <w:rFonts w:ascii="Arial" w:hAnsi="Arial" w:cs="Arial"/>
-        </w:rPr>
-      </w:pPr>
-      <w:r>
-        <w:rPr>
-          <w:rFonts w:cs="Arial" w:ascii="Arial" w:hAnsi="Arial"/>
-        </w:rPr>
-        <w:t>Next</w:t>
-      </w:r>
-    </w:p>
-    <w:p>
-      <w:pPr>
-        <w:pStyle w:val="Standard"/>
-        <w:bidi w:val="0"/>
-        <w:jc w:val="left"/>
-        <w:rPr>
-          <w:rFonts w:ascii="Arial" w:hAnsi="Arial" w:cs="Arial"/>
-        </w:rPr>
-      </w:pPr>
-      <w:r>
-        <w:rPr>
-          <w:rFonts w:cs="Arial" w:ascii="Arial" w:hAnsi="Arial"/>
-        </w:rPr>
-        <w:t>Keep "Destination Folder" = C:\Program Files (x86)\IBOS MusicXmlReader</w:t>
-      </w:r>
-    </w:p>
-    <w:p>
-      <w:pPr>
-        <w:pStyle w:val="Standard"/>
-        <w:bidi w:val="0"/>
-        <w:jc w:val="left"/>
-        <w:rPr>
-          <w:rFonts w:ascii="Arial" w:hAnsi="Arial" w:cs="Arial"/>
-        </w:rPr>
-      </w:pPr>
-      <w:r>
-        <w:rPr>
-          <w:rFonts w:cs="Arial" w:ascii="Arial" w:hAnsi="Arial"/>
-        </w:rPr>
-        <w:t>Next</w:t>
-      </w:r>
-    </w:p>
-    <w:p>
-      <w:pPr>
-        <w:pStyle w:val="Standard"/>
-        <w:bidi w:val="0"/>
-        <w:jc w:val="left"/>
-        <w:rPr>
-          <w:rFonts w:ascii="Arial" w:hAnsi="Arial" w:cs="Arial"/>
-        </w:rPr>
-      </w:pPr>
-      <w:r>
-        <w:rPr>
-          <w:rFonts w:cs="Arial" w:ascii="Arial" w:hAnsi="Arial"/>
-        </w:rPr>
-        <w:t>Keep "Create shortcuts in Start Menu" checked</w:t>
-      </w:r>
-    </w:p>
-    <w:p>
-      <w:pPr>
-        <w:pStyle w:val="Standard"/>
-        <w:bidi w:val="0"/>
-        <w:jc w:val="left"/>
-        <w:rPr/>
-      </w:pPr>
-      <w:r>
-        <w:rPr>
-          <w:rFonts w:cs="Arial" w:ascii="Arial" w:hAnsi="Arial"/>
-        </w:rPr>
-        <w:t>Keep Program Group Name = "IBOS MusicXmlReader"</w:t>
-      </w:r>
-    </w:p>
-    <w:p>
-      <w:pPr>
-        <w:pStyle w:val="Standard"/>
-        <w:bidi w:val="0"/>
-        <w:jc w:val="left"/>
-        <w:rPr>
-          <w:rFonts w:ascii="Arial" w:hAnsi="Arial" w:cs="Arial"/>
-        </w:rPr>
-      </w:pPr>
-      <w:r>
-        <w:rPr>
-          <w:rFonts w:cs="Arial" w:ascii="Arial" w:hAnsi="Arial"/>
-        </w:rPr>
-        <w:t>Keep "Create shortcuts on Desktop" checked</w:t>
-      </w:r>
-    </w:p>
-    <w:p>
-      <w:pPr>
-        <w:pStyle w:val="Standard"/>
-        <w:bidi w:val="0"/>
-        <w:jc w:val="left"/>
-        <w:rPr>
-          <w:rFonts w:ascii="Arial" w:hAnsi="Arial" w:cs="Arial"/>
-        </w:rPr>
-      </w:pPr>
-      <w:r>
-        <w:rPr>
-          <w:rFonts w:cs="Arial" w:ascii="Arial" w:hAnsi="Arial"/>
-        </w:rPr>
-        <w:t>Next</w:t>
-      </w:r>
-    </w:p>
-    <w:p>
-      <w:pPr>
-        <w:pStyle w:val="Standard"/>
-        <w:bidi w:val="0"/>
-        <w:jc w:val="left"/>
-        <w:rPr>
-          <w:rFonts w:ascii="Arial" w:hAnsi="Arial" w:cs="Arial"/>
-        </w:rPr>
-      </w:pPr>
-      <w:r>
-        <w:rPr>
-          <w:rFonts w:cs="Arial" w:ascii="Arial" w:hAnsi="Arial"/>
-        </w:rPr>
-        <w:t>Install</w:t>
-      </w:r>
-    </w:p>
-    <w:p>
-      <w:pPr>
-        <w:pStyle w:val="Standard"/>
-        <w:bidi w:val="0"/>
-        <w:jc w:val="left"/>
-        <w:rPr/>
-      </w:pPr>
-      <w:r>
-        <w:rPr>
-          <w:rFonts w:cs="Arial" w:ascii="Arial" w:hAnsi="Arial"/>
-        </w:rPr>
-        <w:t>Keep "Launch IBOS MusicXmlReader" checked</w:t>
-      </w:r>
-    </w:p>
-    <w:p>
-      <w:pPr>
-        <w:pStyle w:val="Standard"/>
-        <w:bidi w:val="0"/>
-        <w:jc w:val="left"/>
-        <w:rPr>
-          <w:rFonts w:ascii="Arial" w:hAnsi="Arial" w:cs="Arial"/>
-        </w:rPr>
-      </w:pPr>
-      <w:r>
-        <w:rPr>
-          <w:rFonts w:cs="Arial" w:ascii="Arial" w:hAnsi="Arial"/>
-        </w:rPr>
-        <w:t>Finish</w:t>
-      </w:r>
-    </w:p>
-    <w:p>
-      <w:pPr>
-        <w:pStyle w:val="Overskrift1"/>
-        <w:numPr>
-          <w:ilvl w:val="0"/>
-          <w:numId w:val="3"/>
-        </w:numPr>
-        <w:bidi w:val="0"/>
-        <w:jc w:val="left"/>
-        <w:rPr/>
-      </w:pPr>
-      <w:bookmarkStart w:id="9" w:name="__RefHeading___Toc531097484"/>
-      <w:bookmarkEnd w:id="9"/>
-      <w:r>
-        <w:rPr/>
-        <w:t>Move documentation files</w:t>
-      </w:r>
-    </w:p>
-    <w:p>
-      <w:pPr>
-        <w:pStyle w:val="Standard"/>
-        <w:bidi w:val="0"/>
-        <w:jc w:val="left"/>
-        <w:rPr/>
-      </w:pPr>
-      <w:r>
-        <w:rPr>
-          <w:rFonts w:cs="Arial" w:ascii="Arial" w:hAnsi="Arial"/>
-        </w:rPr>
-        <w:t xml:space="preserve">from C:\Users\Jens\Dropbox\Root\Visual Studio 2015\Projects\MusicXmlReaderUI\Documentation\Official Documentation </w:t>
-      </w:r>
-    </w:p>
-    <w:p>
-      <w:pPr>
-        <w:pStyle w:val="Standard"/>
-        <w:bidi w:val="0"/>
-        <w:jc w:val="left"/>
-        <w:rPr/>
-      </w:pPr>
-      <w:r>
-        <w:rPr>
-          <w:rFonts w:cs="Arial" w:ascii="Arial" w:hAnsi="Arial"/>
-        </w:rPr>
-        <w:t xml:space="preserve">to </w:t>
-      </w:r>
-      <w:r>
-        <w:rPr>
-          <w:rFonts w:cs="Arial" w:ascii="Arial" w:hAnsi="Arial"/>
-        </w:rPr>
-        <w:t xml:space="preserve">subdirectories of the </w:t>
-      </w:r>
-      <w:r>
-        <w:rPr>
-          <w:rFonts w:cs="Arial" w:ascii="Arial" w:hAnsi="Arial"/>
-        </w:rPr>
-        <w:t>the \Public directory:</w:t>
-      </w:r>
-    </w:p>
-    <w:p>
-      <w:pPr>
-        <w:pStyle w:val="Standard"/>
-        <w:bidi w:val="0"/>
-        <w:jc w:val="left"/>
-        <w:rPr>
-          <w:rFonts w:ascii="Arial" w:hAnsi="Arial" w:cs="Arial"/>
-        </w:rPr>
-      </w:pPr>
-      <w:r>
-        <w:rPr>
-          <w:rFonts w:cs="Arial" w:ascii="Arial" w:hAnsi="Arial"/>
-        </w:rPr>
-      </w:r>
-    </w:p>
-    <w:p>
-      <w:pPr>
-        <w:pStyle w:val="Standard"/>
-        <w:bidi w:val="0"/>
-        <w:jc w:val="left"/>
-        <w:rPr>
-          <w:rFonts w:ascii="Arial" w:hAnsi="Arial" w:cs="Arial"/>
-        </w:rPr>
-      </w:pPr>
-      <w:r>
-        <w:rPr>
-          <w:rFonts w:cs="Arial" w:ascii="Arial" w:hAnsi="Arial"/>
-        </w:rPr>
-        <w:tab/>
+        <w:t>”</w:t>
       </w:r>
       <w:r>
         <w:rPr>
@@ -4125,922 +5185,40 @@
           <w:b/>
           <w:bCs/>
         </w:rPr>
-        <w:t>Public\Dansk:</w:t>
-      </w:r>
-    </w:p>
-    <w:p>
-      <w:pPr>
-        <w:pStyle w:val="Standard"/>
-        <w:numPr>
-          <w:ilvl w:val="0"/>
-          <w:numId w:val="7"/>
-        </w:numPr>
-        <w:bidi w:val="0"/>
-        <w:jc w:val="left"/>
-        <w:rPr/>
-      </w:pPr>
-      <w:r>
-        <w:rPr>
-          <w:rFonts w:cs="Arial" w:ascii="Arial" w:hAnsi="Arial"/>
-        </w:rPr>
-        <w:t xml:space="preserve">Brugervejledning for IBOS Nodelæser version </w:t>
-      </w:r>
-      <w:r>
-        <w:rPr>
-          <w:rFonts w:cs="Arial" w:ascii="Arial" w:hAnsi="Arial"/>
-          <w:lang w:val="da-DK"/>
-        </w:rPr>
-        <w:t>4</w:t>
-      </w:r>
-      <w:r>
-        <w:rPr>
-          <w:rFonts w:cs="Arial" w:ascii="Arial" w:hAnsi="Arial"/>
-        </w:rPr>
-        <w:t>.0.0.0.docx</w:t>
-      </w:r>
-    </w:p>
-    <w:p>
-      <w:pPr>
-        <w:pStyle w:val="Standard"/>
-        <w:numPr>
-          <w:ilvl w:val="0"/>
-          <w:numId w:val="7"/>
-        </w:numPr>
-        <w:bidi w:val="0"/>
-        <w:jc w:val="left"/>
-        <w:rPr/>
-      </w:pPr>
-      <w:r>
-        <w:rPr>
-          <w:rFonts w:cs="Arial" w:ascii="Arial" w:hAnsi="Arial"/>
-        </w:rPr>
-        <w:t xml:space="preserve">Installationsvejledning for IBOS Nodelæser version </w:t>
-      </w:r>
-      <w:r>
-        <w:rPr>
-          <w:rFonts w:cs="Arial" w:ascii="Arial" w:hAnsi="Arial"/>
-          <w:lang w:val="da-DK"/>
-        </w:rPr>
-        <w:t>4</w:t>
-      </w:r>
-      <w:r>
-        <w:rPr>
-          <w:rFonts w:cs="Arial" w:ascii="Arial" w:hAnsi="Arial"/>
-        </w:rPr>
-        <w:t>.0.0.0.docx</w:t>
-      </w:r>
-    </w:p>
-    <w:p>
-      <w:pPr>
-        <w:pStyle w:val="Standard"/>
-        <w:numPr>
-          <w:ilvl w:val="0"/>
-          <w:numId w:val="7"/>
-        </w:numPr>
-        <w:bidi w:val="0"/>
-        <w:jc w:val="left"/>
-        <w:rPr/>
-      </w:pPr>
-      <w:r>
-        <w:rPr>
-          <w:rFonts w:cs="Arial" w:ascii="Arial" w:hAnsi="Arial"/>
-        </w:rPr>
-        <w:t xml:space="preserve">Release Notes for IBOS Nodelæser version </w:t>
-      </w:r>
-      <w:r>
-        <w:rPr>
-          <w:rFonts w:cs="Arial" w:ascii="Arial" w:hAnsi="Arial"/>
-          <w:lang w:val="da-DK"/>
-        </w:rPr>
-        <w:t>4</w:t>
-      </w:r>
-      <w:r>
-        <w:rPr>
-          <w:rFonts w:cs="Arial" w:ascii="Arial" w:hAnsi="Arial"/>
-        </w:rPr>
-        <w:t>.0.0.0.docx</w:t>
-      </w:r>
-    </w:p>
-    <w:p>
-      <w:pPr>
-        <w:pStyle w:val="Standard"/>
-        <w:numPr>
-          <w:ilvl w:val="0"/>
-          <w:numId w:val="0"/>
-        </w:numPr>
-        <w:bidi w:val="0"/>
-        <w:ind w:left="720" w:hanging="0"/>
-        <w:jc w:val="left"/>
-        <w:rPr>
-          <w:b/>
-          <w:b/>
-          <w:bCs/>
-        </w:rPr>
-      </w:pPr>
-      <w:r>
-        <w:rPr>
-          <w:rFonts w:cs="Arial" w:ascii="Arial" w:hAnsi="Arial"/>
-          <w:b/>
-          <w:bCs/>
-        </w:rPr>
-        <w:t>Public\English</w:t>
-      </w:r>
-    </w:p>
-    <w:p>
-      <w:pPr>
-        <w:pStyle w:val="Standard"/>
-        <w:numPr>
-          <w:ilvl w:val="0"/>
-          <w:numId w:val="7"/>
-        </w:numPr>
-        <w:bidi w:val="0"/>
-        <w:jc w:val="left"/>
-        <w:rPr/>
-      </w:pPr>
-      <w:r>
-        <w:rPr>
-          <w:rFonts w:cs="Arial" w:ascii="Arial" w:hAnsi="Arial"/>
-        </w:rPr>
-        <w:t>User's manual for IBOS MusicXmlReader version 4.0.0.0.docx</w:t>
-      </w:r>
-    </w:p>
-    <w:p>
-      <w:pPr>
-        <w:pStyle w:val="Standard"/>
-        <w:numPr>
-          <w:ilvl w:val="0"/>
-          <w:numId w:val="7"/>
-        </w:numPr>
-        <w:bidi w:val="0"/>
-        <w:jc w:val="left"/>
-        <w:rPr/>
-      </w:pPr>
-      <w:r>
-        <w:rPr>
-          <w:rFonts w:cs="Arial" w:ascii="Arial" w:hAnsi="Arial"/>
-        </w:rPr>
-        <w:t>Installation guide for IBOS MusicXmlReader version 4.0.0.0.docx</w:t>
-      </w:r>
-    </w:p>
-    <w:p>
-      <w:pPr>
-        <w:pStyle w:val="Standard"/>
-        <w:numPr>
-          <w:ilvl w:val="0"/>
-          <w:numId w:val="7"/>
-        </w:numPr>
-        <w:bidi w:val="0"/>
-        <w:jc w:val="left"/>
-        <w:rPr/>
-      </w:pPr>
-      <w:r>
-        <w:rPr>
-          <w:rFonts w:cs="Arial" w:ascii="Arial" w:hAnsi="Arial"/>
-        </w:rPr>
-        <w:t>Release Notes for IBOS MusicXmlReader version 4.0.0.0.docx</w:t>
-      </w:r>
-    </w:p>
-    <w:p>
-      <w:pPr>
-        <w:pStyle w:val="Standard"/>
-        <w:numPr>
-          <w:ilvl w:val="0"/>
-          <w:numId w:val="0"/>
-        </w:numPr>
-        <w:bidi w:val="0"/>
-        <w:ind w:left="720" w:hanging="0"/>
-        <w:jc w:val="left"/>
-        <w:rPr>
-          <w:b/>
-          <w:b/>
-          <w:bCs/>
-        </w:rPr>
-      </w:pPr>
-      <w:r>
-        <w:rPr>
-          <w:rFonts w:cs="Arial" w:ascii="Arial" w:hAnsi="Arial"/>
-          <w:b/>
-          <w:bCs/>
-        </w:rPr>
-        <w:t>Public\Dutch</w:t>
-      </w:r>
-      <w:r>
-        <w:rPr>
-          <w:rFonts w:cs="Arial" w:ascii="Arial" w:hAnsi="Arial"/>
-          <w:b/>
-          <w:bCs/>
-        </w:rPr>
-        <w:t xml:space="preserve"> </w:t>
-      </w:r>
-    </w:p>
-    <w:p>
-      <w:pPr>
-        <w:pStyle w:val="Standard"/>
-        <w:numPr>
-          <w:ilvl w:val="0"/>
-          <w:numId w:val="7"/>
-        </w:numPr>
-        <w:bidi w:val="0"/>
-        <w:jc w:val="left"/>
-        <w:rPr/>
-      </w:pPr>
-      <w:r>
-        <w:rPr>
-          <w:rFonts w:cs="Arial" w:ascii="Arial" w:hAnsi="Arial"/>
-        </w:rPr>
-        <w:t>Gebruikershandleiding voor IBOS XML muzieklezer versie 4.0.0.0.docx</w:t>
-      </w:r>
-    </w:p>
-    <w:p>
-      <w:pPr>
-        <w:pStyle w:val="Standard"/>
-        <w:numPr>
-          <w:ilvl w:val="0"/>
-          <w:numId w:val="7"/>
-        </w:numPr>
-        <w:bidi w:val="0"/>
-        <w:jc w:val="left"/>
-        <w:rPr/>
-      </w:pPr>
-      <w:r>
-        <w:rPr>
-          <w:rFonts w:cs="Arial" w:ascii="Arial" w:hAnsi="Arial"/>
-        </w:rPr>
-        <w:t>Installation guide for IBOS MusicXmlReader version 4.0.0.0.docx</w:t>
-      </w:r>
-    </w:p>
-    <w:p>
-      <w:pPr>
-        <w:pStyle w:val="Standard"/>
-        <w:numPr>
-          <w:ilvl w:val="0"/>
-          <w:numId w:val="7"/>
-        </w:numPr>
-        <w:bidi w:val="0"/>
-        <w:jc w:val="left"/>
-        <w:rPr/>
-      </w:pPr>
-      <w:r>
-        <w:rPr>
-          <w:rFonts w:cs="Arial" w:ascii="Arial" w:hAnsi="Arial"/>
-        </w:rPr>
-        <w:t>Release Notes for IBOS MusicXmlReader version 4.0.0.0.docx</w:t>
-      </w:r>
-    </w:p>
-    <w:p>
-      <w:pPr>
-        <w:pStyle w:val="Standard"/>
-        <w:bidi w:val="0"/>
-        <w:jc w:val="left"/>
-        <w:rPr>
-          <w:rFonts w:ascii="Arial" w:hAnsi="Arial" w:cs="Arial"/>
-        </w:rPr>
-      </w:pPr>
-      <w:r>
-        <w:rPr>
-          <w:rFonts w:cs="Arial" w:ascii="Arial" w:hAnsi="Arial"/>
-        </w:rPr>
-      </w:r>
-    </w:p>
-    <w:p>
-      <w:pPr>
-        <w:pStyle w:val="Standard"/>
-        <w:bidi w:val="0"/>
-        <w:jc w:val="left"/>
-        <w:rPr>
-          <w:rFonts w:ascii="Arial" w:hAnsi="Arial" w:cs="Arial"/>
-        </w:rPr>
-      </w:pPr>
-      <w:r>
-        <w:rPr>
-          <w:rFonts w:cs="Arial" w:ascii="Arial" w:hAnsi="Arial"/>
-        </w:rPr>
-        <w:t>Note that Installation guide and Release Notes have not been translated to Dutch, instead we show the English version.</w:t>
-      </w:r>
-    </w:p>
-    <w:p>
-      <w:pPr>
-        <w:pStyle w:val="Standard"/>
-        <w:bidi w:val="0"/>
-        <w:jc w:val="left"/>
-        <w:rPr>
-          <w:rFonts w:ascii="Arial" w:hAnsi="Arial" w:cs="Arial"/>
-        </w:rPr>
-      </w:pPr>
-      <w:r>
-        <w:rPr>
-          <w:rFonts w:cs="Arial" w:ascii="Arial" w:hAnsi="Arial"/>
-        </w:rPr>
-      </w:r>
-    </w:p>
-    <w:p>
-      <w:pPr>
-        <w:pStyle w:val="Standard"/>
-        <w:bidi w:val="0"/>
-        <w:jc w:val="left"/>
-        <w:rPr/>
-      </w:pPr>
-      <w:r>
-        <w:rPr>
-          <w:rFonts w:cs="Arial" w:ascii="Arial" w:hAnsi="Arial"/>
-        </w:rPr>
-        <w:t>Start LibreOfficeWriter on each of the 7 .docx files and convert them to</w:t>
-      </w:r>
-    </w:p>
-    <w:p>
-      <w:pPr>
-        <w:pStyle w:val="Standard"/>
-        <w:bidi w:val="0"/>
-        <w:jc w:val="left"/>
-        <w:rPr>
-          <w:rFonts w:ascii="Arial" w:hAnsi="Arial" w:cs="Arial"/>
-        </w:rPr>
-      </w:pPr>
-      <w:r>
-        <w:rPr>
-          <w:rFonts w:cs="Arial" w:ascii="Arial" w:hAnsi="Arial"/>
-        </w:rPr>
-        <w:t>.pdf, .html and .rtf in the same location</w:t>
-      </w:r>
-    </w:p>
-    <w:p>
-      <w:pPr>
-        <w:pStyle w:val="Standard"/>
-        <w:bidi w:val="0"/>
-        <w:jc w:val="left"/>
-        <w:rPr>
-          <w:rFonts w:ascii="Arial" w:hAnsi="Arial" w:cs="Arial"/>
-        </w:rPr>
-      </w:pPr>
-      <w:r>
-        <w:rPr>
-          <w:rFonts w:cs="Arial" w:ascii="Arial" w:hAnsi="Arial"/>
-        </w:rPr>
-      </w:r>
-    </w:p>
-    <w:p>
-      <w:pPr>
-        <w:pStyle w:val="Standard"/>
-        <w:bidi w:val="0"/>
-        <w:jc w:val="left"/>
-        <w:rPr/>
-      </w:pPr>
-      <w:r>
-        <w:rPr>
-          <w:rFonts w:cs="Arial" w:ascii="Arial" w:hAnsi="Arial"/>
-        </w:rPr>
-        <w:t xml:space="preserve">"Filer”-&gt;”Exportér som”→”Exporter som .pdf"   </w:t>
-        <w:tab/>
-        <w:t>(Accepter de foreslåede indstillinger)</w:t>
-      </w:r>
-    </w:p>
-    <w:p>
-      <w:pPr>
-        <w:pStyle w:val="Standard"/>
-        <w:bidi w:val="0"/>
-        <w:jc w:val="left"/>
-        <w:rPr/>
-      </w:pPr>
-      <w:r>
-        <w:rPr>
-          <w:rFonts w:cs="Arial" w:ascii="Arial" w:hAnsi="Arial"/>
-        </w:rPr>
-        <w:t xml:space="preserve">"Filer”-&gt;”Gem som"   Vælg .rtf </w:t>
-        <w:tab/>
-        <w:t>(Accepter de foreslåede indstillinger)</w:t>
-      </w:r>
-    </w:p>
-    <w:p>
-      <w:pPr>
-        <w:pStyle w:val="Standard"/>
-        <w:bidi w:val="0"/>
-        <w:jc w:val="left"/>
-        <w:rPr/>
-      </w:pPr>
-      <w:r>
-        <w:rPr>
-          <w:rFonts w:cs="Arial" w:ascii="Arial" w:hAnsi="Arial"/>
-        </w:rPr>
-        <w:t xml:space="preserve">"Filer”-&gt;”Gem som"   Vælg .html </w:t>
-        <w:tab/>
-        <w:t>(Accepter de foreslåede indstillinger)</w:t>
-      </w:r>
-    </w:p>
-    <w:p>
-      <w:pPr>
-        <w:pStyle w:val="Standard"/>
-        <w:bidi w:val="0"/>
-        <w:jc w:val="left"/>
-        <w:rPr>
-          <w:rFonts w:ascii="Arial" w:hAnsi="Arial" w:cs="Arial"/>
-        </w:rPr>
-      </w:pPr>
-      <w:r>
-        <w:rPr/>
-      </w:r>
-    </w:p>
-    <w:p>
-      <w:pPr>
-        <w:pStyle w:val="Standard"/>
-        <w:bidi w:val="0"/>
-        <w:jc w:val="left"/>
-        <w:rPr/>
-      </w:pPr>
-      <w:r>
-        <w:rPr>
-          <w:rFonts w:cs="Arial" w:ascii="Arial" w:hAnsi="Arial"/>
-        </w:rPr>
-        <w:t xml:space="preserve">Write protect the </w:t>
-      </w:r>
-      <w:r>
-        <w:rPr>
-          <w:rFonts w:cs="Arial" w:ascii="Arial" w:hAnsi="Arial"/>
-        </w:rPr>
-        <w:t>9</w:t>
-      </w:r>
-      <w:r>
-        <w:rPr>
-          <w:rFonts w:cs="Arial" w:ascii="Arial" w:hAnsi="Arial"/>
-        </w:rPr>
-        <w:t>*4 + 1 resulting files.</w:t>
+        <w:t>Link to IBOS MusicXmlReader Version 5.0.0.0.zip.txt”</w:t>
+      </w:r>
+    </w:p>
+    <w:p>
+      <w:pPr>
+        <w:pStyle w:val="Standard"/>
+        <w:bidi w:val="0"/>
+        <w:jc w:val="left"/>
+        <w:rPr>
+          <w:rFonts w:ascii="Arial" w:hAnsi="Arial" w:cs="Arial"/>
+        </w:rPr>
+      </w:pPr>
+      <w:r>
+        <w:rPr>
+          <w:rFonts w:cs="Arial" w:ascii="Arial" w:hAnsi="Arial"/>
+        </w:rPr>
+      </w:r>
+    </w:p>
+    <w:p>
+      <w:pPr>
+        <w:pStyle w:val="Standard"/>
+        <w:bidi w:val="0"/>
+        <w:jc w:val="left"/>
+        <w:rPr>
+          <w:rFonts w:ascii="Arial" w:hAnsi="Arial" w:cs="Arial"/>
+        </w:rPr>
+      </w:pPr>
+      <w:r>
+        <w:rPr>
+          <w:rFonts w:cs="Arial" w:ascii="Arial" w:hAnsi="Arial"/>
+        </w:rPr>
       </w:r>
       <w:r>
         <w:br w:type="page"/>
-      </w:r>
-    </w:p>
-    <w:p>
-      <w:pPr>
-        <w:pStyle w:val="Standard"/>
-        <w:bidi w:val="0"/>
-        <w:jc w:val="left"/>
-        <w:rPr>
-          <w:rFonts w:ascii="Arial" w:hAnsi="Arial" w:cs="Arial"/>
-        </w:rPr>
-      </w:pPr>
-      <w:r>
-        <w:rPr>
-          <w:rFonts w:cs="Arial" w:ascii="Arial" w:hAnsi="Arial"/>
-        </w:rPr>
-      </w:r>
-    </w:p>
-    <w:p>
-      <w:pPr>
-        <w:pStyle w:val="Overskrift1"/>
-        <w:numPr>
-          <w:ilvl w:val="0"/>
-          <w:numId w:val="3"/>
-        </w:numPr>
-        <w:bidi w:val="0"/>
-        <w:jc w:val="left"/>
-        <w:rPr/>
-      </w:pPr>
-      <w:bookmarkStart w:id="10" w:name="__RefHeading___Toc531097485"/>
-      <w:bookmarkEnd w:id="10"/>
-      <w:r>
-        <w:rPr/>
-        <w:t>Create the .zip distribution file:</w:t>
-      </w:r>
-    </w:p>
-    <w:p>
-      <w:pPr>
-        <w:pStyle w:val="Standard"/>
-        <w:bidi w:val="0"/>
-        <w:jc w:val="left"/>
-        <w:rPr>
-          <w:rFonts w:ascii="Arial" w:hAnsi="Arial" w:cs="Arial"/>
-        </w:rPr>
-      </w:pPr>
-      <w:r>
-        <w:rPr>
-          <w:rFonts w:cs="Arial" w:ascii="Arial" w:hAnsi="Arial"/>
-        </w:rPr>
-      </w:r>
-    </w:p>
-    <w:p>
-      <w:pPr>
-        <w:pStyle w:val="Standard"/>
-        <w:bidi w:val="0"/>
-        <w:jc w:val="left"/>
-        <w:rPr>
-          <w:rFonts w:ascii="Arial" w:hAnsi="Arial" w:cs="Arial"/>
-        </w:rPr>
-      </w:pPr>
-      <w:r>
-        <w:rPr>
-          <w:rFonts w:cs="Arial" w:ascii="Arial" w:hAnsi="Arial"/>
-        </w:rPr>
-        <w:t>Multi-select all files in the "Public" directory, right click and select "Send to zip"</w:t>
-      </w:r>
-    </w:p>
-    <w:p>
-      <w:pPr>
-        <w:pStyle w:val="Standard"/>
-        <w:bidi w:val="0"/>
-        <w:jc w:val="left"/>
-        <w:rPr>
-          <w:rFonts w:ascii="Arial" w:hAnsi="Arial" w:cs="Arial"/>
-        </w:rPr>
-      </w:pPr>
-      <w:r>
-        <w:rPr>
-          <w:rFonts w:cs="Arial" w:ascii="Arial" w:hAnsi="Arial"/>
-        </w:rPr>
-      </w:r>
-    </w:p>
-    <w:p>
-      <w:pPr>
-        <w:pStyle w:val="Standard"/>
-        <w:bidi w:val="0"/>
-        <w:jc w:val="left"/>
-        <w:rPr/>
-      </w:pPr>
-      <w:r>
-        <w:rPr>
-          <w:rFonts w:cs="Arial" w:ascii="Arial" w:hAnsi="Arial"/>
-        </w:rPr>
-        <w:t xml:space="preserve">This will create </w:t>
-      </w:r>
-      <w:r>
-        <w:rPr>
-          <w:rFonts w:cs="Arial" w:ascii="Arial" w:hAnsi="Arial"/>
-        </w:rPr>
-        <w:t xml:space="preserve">a .zip </w:t>
-      </w:r>
-      <w:r>
-        <w:rPr>
-          <w:rFonts w:cs="Arial" w:ascii="Arial" w:hAnsi="Arial"/>
-        </w:rPr>
-        <w:t xml:space="preserve"> file </w:t>
-      </w:r>
-      <w:r>
-        <w:rPr>
-          <w:rFonts w:cs="Arial" w:ascii="Arial" w:hAnsi="Arial"/>
-        </w:rPr>
-        <w:t>with an almost random name.</w:t>
-      </w:r>
-    </w:p>
-    <w:p>
-      <w:pPr>
-        <w:pStyle w:val="Standard"/>
-        <w:bidi w:val="0"/>
-        <w:jc w:val="left"/>
-        <w:rPr>
-          <w:rFonts w:ascii="Arial" w:hAnsi="Arial" w:cs="Arial"/>
-        </w:rPr>
-      </w:pPr>
-      <w:r>
-        <w:rPr>
-          <w:rFonts w:cs="Arial" w:ascii="Arial" w:hAnsi="Arial"/>
-        </w:rPr>
-      </w:r>
-    </w:p>
-    <w:p>
-      <w:pPr>
-        <w:pStyle w:val="Standard"/>
-        <w:bidi w:val="0"/>
-        <w:jc w:val="left"/>
-        <w:rPr/>
-      </w:pPr>
-      <w:r>
-        <w:rPr>
-          <w:rFonts w:cs="Arial" w:ascii="Arial" w:hAnsi="Arial"/>
-        </w:rPr>
-        <w:t xml:space="preserve">Rename this .zip file to </w:t>
-      </w:r>
-      <w:bookmarkStart w:id="11" w:name="__DdeLink__4486_1173279241"/>
-      <w:r>
-        <w:rPr>
-          <w:rFonts w:cs="Arial" w:ascii="Arial" w:hAnsi="Arial"/>
-          <w:b/>
-          <w:bCs/>
-        </w:rPr>
-        <w:t xml:space="preserve">"IBOS MusicXmlReader </w:t>
-      </w:r>
-      <w:r>
-        <w:rPr>
-          <w:rFonts w:cs="Arial" w:ascii="Arial" w:hAnsi="Arial"/>
-          <w:b/>
-          <w:bCs/>
-          <w:lang w:val="en-US"/>
-        </w:rPr>
-        <w:t>4</w:t>
-      </w:r>
-      <w:r>
-        <w:rPr>
-          <w:rFonts w:cs="Arial" w:ascii="Arial" w:hAnsi="Arial"/>
-          <w:b/>
-          <w:bCs/>
-        </w:rPr>
-        <w:t>.0.0.0.zip"</w:t>
-      </w:r>
-      <w:bookmarkEnd w:id="11"/>
-    </w:p>
-    <w:p>
-      <w:pPr>
-        <w:pStyle w:val="Standard"/>
-        <w:bidi w:val="0"/>
-        <w:jc w:val="left"/>
-        <w:rPr>
-          <w:rFonts w:ascii="Arial" w:hAnsi="Arial" w:cs="Arial"/>
-        </w:rPr>
-      </w:pPr>
-      <w:r>
-        <w:rPr>
-          <w:rFonts w:cs="Arial" w:ascii="Arial" w:hAnsi="Arial"/>
-        </w:rPr>
-      </w:r>
-    </w:p>
-    <w:p>
-      <w:pPr>
-        <w:pStyle w:val="Standard"/>
-        <w:bidi w:val="0"/>
-        <w:jc w:val="left"/>
-        <w:rPr>
-          <w:rFonts w:ascii="Arial" w:hAnsi="Arial" w:cs="Arial"/>
-        </w:rPr>
-      </w:pPr>
-      <w:r>
-        <w:rPr>
-          <w:rFonts w:cs="Arial" w:ascii="Arial" w:hAnsi="Arial"/>
-        </w:rPr>
-      </w:r>
-    </w:p>
-    <w:p>
-      <w:pPr>
-        <w:pStyle w:val="Standard"/>
-        <w:bidi w:val="0"/>
-        <w:jc w:val="left"/>
-        <w:rPr>
-          <w:b/>
-          <w:b/>
-          <w:bCs/>
-        </w:rPr>
-      </w:pPr>
-      <w:r>
-        <w:rPr>
-          <w:rFonts w:cs="Arial" w:ascii="Arial" w:hAnsi="Arial"/>
-          <w:b/>
-          <w:bCs/>
-        </w:rPr>
-        <w:t xml:space="preserve">This is the "IBOS MusicXmlReader </w:t>
-      </w:r>
-      <w:r>
-        <w:rPr>
-          <w:rFonts w:cs="Arial" w:ascii="Arial" w:hAnsi="Arial"/>
-          <w:b/>
-          <w:bCs/>
-          <w:lang w:val="en-US"/>
-        </w:rPr>
-        <w:t>4</w:t>
-      </w:r>
-      <w:r>
-        <w:rPr>
-          <w:rFonts w:cs="Arial" w:ascii="Arial" w:hAnsi="Arial"/>
-          <w:b/>
-          <w:bCs/>
-        </w:rPr>
-        <w:t>.0.0.0" distribution file!</w:t>
-      </w:r>
-    </w:p>
-    <w:p>
-      <w:pPr>
-        <w:pStyle w:val="Standard"/>
-        <w:bidi w:val="0"/>
-        <w:jc w:val="left"/>
-        <w:rPr>
-          <w:rFonts w:ascii="Arial" w:hAnsi="Arial" w:cs="Arial"/>
-        </w:rPr>
-      </w:pPr>
-      <w:r>
-        <w:rPr>
-          <w:rFonts w:cs="Arial" w:ascii="Arial" w:hAnsi="Arial"/>
-        </w:rPr>
-      </w:r>
-    </w:p>
-    <w:p>
-      <w:pPr>
-        <w:pStyle w:val="Standard"/>
-        <w:bidi w:val="0"/>
-        <w:jc w:val="left"/>
-        <w:rPr/>
-      </w:pPr>
-      <w:r>
-        <w:rPr>
-          <w:rFonts w:cs="Arial" w:ascii="Arial" w:hAnsi="Arial"/>
-        </w:rPr>
-        <w:t>It should be found at</w:t>
-      </w:r>
-    </w:p>
-    <w:p>
-      <w:pPr>
-        <w:pStyle w:val="Standard"/>
-        <w:bidi w:val="0"/>
-        <w:jc w:val="left"/>
-        <w:rPr>
-          <w:rFonts w:ascii="Arial" w:hAnsi="Arial" w:cs="Arial"/>
-        </w:rPr>
-      </w:pPr>
-      <w:r>
-        <w:rPr>
-          <w:rFonts w:cs="Arial" w:ascii="Arial" w:hAnsi="Arial"/>
-        </w:rPr>
-      </w:r>
-    </w:p>
-    <w:p>
-      <w:pPr>
-        <w:pStyle w:val="Standard"/>
-        <w:bidi w:val="0"/>
-        <w:jc w:val="left"/>
-        <w:rPr>
-          <w:b/>
-          <w:b/>
-          <w:bCs/>
-        </w:rPr>
-      </w:pPr>
-      <w:r>
-        <w:rPr>
-          <w:rFonts w:cs="Arial" w:ascii="Arial" w:hAnsi="Arial"/>
-          <w:b/>
-          <w:bCs/>
-        </w:rPr>
-        <w:t>C:\Users\Jens\Dropbox\Root\Arkiv for releasede versioner\Version 4.0.0.0\Public</w:t>
-      </w:r>
-    </w:p>
-    <w:p>
-      <w:pPr>
-        <w:pStyle w:val="Standard"/>
-        <w:bidi w:val="0"/>
-        <w:jc w:val="left"/>
-        <w:rPr>
-          <w:rFonts w:ascii="Arial" w:hAnsi="Arial" w:cs="Arial"/>
-        </w:rPr>
-      </w:pPr>
-      <w:r>
-        <w:rPr>
-          <w:rFonts w:cs="Arial" w:ascii="Arial" w:hAnsi="Arial"/>
-        </w:rPr>
-      </w:r>
-    </w:p>
-    <w:p>
-      <w:pPr>
-        <w:pStyle w:val="Standard"/>
-        <w:bidi w:val="0"/>
-        <w:jc w:val="left"/>
-        <w:rPr>
-          <w:rFonts w:ascii="Arial" w:hAnsi="Arial" w:cs="Arial"/>
-        </w:rPr>
-      </w:pPr>
-      <w:r>
-        <w:rPr>
-          <w:rFonts w:cs="Arial" w:ascii="Arial" w:hAnsi="Arial"/>
-        </w:rPr>
-      </w:r>
-    </w:p>
-    <w:p>
-      <w:pPr>
-        <w:pStyle w:val="Standard"/>
-        <w:bidi w:val="0"/>
-        <w:jc w:val="left"/>
-        <w:rPr/>
-      </w:pPr>
-      <w:r>
-        <w:rPr>
-          <w:rFonts w:cs="Arial" w:ascii="Arial" w:hAnsi="Arial"/>
-          <w:b/>
-          <w:bCs/>
-        </w:rPr>
-        <w:t>DO NOT write-protect the distribution  file !</w:t>
-      </w:r>
-    </w:p>
-    <w:p>
-      <w:pPr>
-        <w:pStyle w:val="Standard"/>
-        <w:bidi w:val="0"/>
-        <w:jc w:val="left"/>
-        <w:rPr>
-          <w:rFonts w:ascii="Arial" w:hAnsi="Arial" w:cs="Arial"/>
-        </w:rPr>
-      </w:pPr>
-      <w:r>
-        <w:rPr>
-          <w:rFonts w:cs="Arial" w:ascii="Arial" w:hAnsi="Arial"/>
-        </w:rPr>
-      </w:r>
-    </w:p>
-    <w:p>
-      <w:pPr>
-        <w:pStyle w:val="Overskrift1"/>
-        <w:numPr>
-          <w:ilvl w:val="0"/>
-          <w:numId w:val="3"/>
-        </w:numPr>
-        <w:bidi w:val="0"/>
-        <w:jc w:val="left"/>
-        <w:rPr/>
-      </w:pPr>
-      <w:bookmarkStart w:id="12" w:name="__RefHeading___Toc531097486"/>
-      <w:bookmarkEnd w:id="12"/>
-      <w:r>
-        <w:rPr/>
-        <w:t>Copy the release on a USB memory stick:</w:t>
-      </w:r>
-    </w:p>
-    <w:p>
-      <w:pPr>
-        <w:pStyle w:val="Standard"/>
-        <w:bidi w:val="0"/>
-        <w:jc w:val="left"/>
-        <w:rPr>
-          <w:rFonts w:ascii="Arial" w:hAnsi="Arial" w:cs="Arial"/>
-        </w:rPr>
-      </w:pPr>
-      <w:r>
-        <w:rPr>
-          <w:rFonts w:cs="Arial" w:ascii="Arial" w:hAnsi="Arial"/>
-        </w:rPr>
-        <w:t>Copy the one single file</w:t>
-      </w:r>
-    </w:p>
-    <w:p>
-      <w:pPr>
-        <w:pStyle w:val="Standard"/>
-        <w:bidi w:val="0"/>
-        <w:jc w:val="left"/>
-        <w:rPr>
-          <w:rFonts w:ascii="Arial" w:hAnsi="Arial" w:cs="Arial"/>
-        </w:rPr>
-      </w:pPr>
-      <w:r>
-        <w:rPr>
-          <w:rFonts w:cs="Arial" w:ascii="Arial" w:hAnsi="Arial"/>
-        </w:rPr>
-      </w:r>
-    </w:p>
-    <w:p>
-      <w:pPr>
-        <w:pStyle w:val="Standard"/>
-        <w:bidi w:val="0"/>
-        <w:jc w:val="left"/>
-        <w:rPr>
-          <w:rFonts w:ascii="Arial" w:hAnsi="Arial" w:cs="Arial"/>
-          <w:b/>
-          <w:b/>
-          <w:bCs/>
-        </w:rPr>
-      </w:pPr>
-      <w:r>
-        <w:rPr>
-          <w:rFonts w:cs="Arial" w:ascii="Arial" w:hAnsi="Arial"/>
-          <w:b/>
-          <w:bCs/>
-        </w:rPr>
-        <w:t xml:space="preserve">C:\Users\Jens\Dropbox\Root\Arkiv for releasede versioner\Version 4.0.0.0\Public\"IBOS MusicXmlReader </w:t>
-      </w:r>
-      <w:r>
-        <w:rPr>
-          <w:rFonts w:cs="Arial" w:ascii="Arial" w:hAnsi="Arial"/>
-          <w:b/>
-          <w:bCs/>
-          <w:lang w:val="en-US"/>
-        </w:rPr>
-        <w:t>4</w:t>
-      </w:r>
-      <w:r>
-        <w:rPr>
-          <w:rFonts w:cs="Arial" w:ascii="Arial" w:hAnsi="Arial"/>
-          <w:b/>
-          <w:bCs/>
-        </w:rPr>
-        <w:t>.0.0.0.zip"</w:t>
-      </w:r>
-    </w:p>
-    <w:p>
-      <w:pPr>
-        <w:pStyle w:val="Standard"/>
-        <w:bidi w:val="0"/>
-        <w:jc w:val="left"/>
-        <w:rPr>
-          <w:rFonts w:ascii="Arial" w:hAnsi="Arial" w:cs="Arial"/>
-        </w:rPr>
-      </w:pPr>
-      <w:r>
-        <w:rPr>
-          <w:rFonts w:cs="Arial" w:ascii="Arial" w:hAnsi="Arial"/>
-        </w:rPr>
-      </w:r>
-    </w:p>
-    <w:p>
-      <w:pPr>
-        <w:pStyle w:val="Standard"/>
-        <w:bidi w:val="0"/>
-        <w:jc w:val="left"/>
-        <w:rPr/>
-      </w:pPr>
-      <w:r>
-        <w:rPr>
-          <w:rFonts w:cs="Arial" w:ascii="Arial" w:hAnsi="Arial"/>
-        </w:rPr>
-        <w:t>to a memory stick</w:t>
       </w:r>
     </w:p>
     <w:p>
@@ -5067,170 +5245,6 @@
         </w:numPr>
         <w:rPr/>
       </w:pPr>
-      <w:bookmarkStart w:id="13" w:name="__RefHeading___Toc467_2984613098"/>
-      <w:bookmarkEnd w:id="13"/>
-      <w:r>
-        <w:rPr/>
-        <w:t>Create a DropBox link to the .zip file</w:t>
-      </w:r>
-    </w:p>
-    <w:p>
-      <w:pPr>
-        <w:pStyle w:val="Standard"/>
-        <w:bidi w:val="0"/>
-        <w:jc w:val="left"/>
-        <w:rPr>
-          <w:rFonts w:ascii="Arial" w:hAnsi="Arial" w:cs="Arial"/>
-        </w:rPr>
-      </w:pPr>
-      <w:r>
-        <w:rPr>
-          <w:rFonts w:cs="Arial" w:ascii="Arial" w:hAnsi="Arial"/>
-        </w:rPr>
-      </w:r>
-    </w:p>
-    <w:p>
-      <w:pPr>
-        <w:pStyle w:val="Standard"/>
-        <w:bidi w:val="0"/>
-        <w:jc w:val="left"/>
-        <w:rPr/>
-      </w:pPr>
-      <w:r>
-        <w:rPr>
-          <w:rFonts w:cs="Arial" w:ascii="Arial" w:hAnsi="Arial"/>
-        </w:rPr>
-        <w:t>Create a Dropbox link to the .zip file and save it in a .txt document just beside the .zip file</w:t>
-      </w:r>
-    </w:p>
-    <w:p>
-      <w:pPr>
-        <w:pStyle w:val="Standard"/>
-        <w:bidi w:val="0"/>
-        <w:jc w:val="left"/>
-        <w:rPr>
-          <w:rFonts w:ascii="Arial" w:hAnsi="Arial" w:cs="Arial"/>
-        </w:rPr>
-      </w:pPr>
-      <w:r>
-        <w:rPr>
-          <w:rFonts w:cs="Arial" w:ascii="Arial" w:hAnsi="Arial"/>
-        </w:rPr>
-      </w:r>
-    </w:p>
-    <w:p>
-      <w:pPr>
-        <w:pStyle w:val="Standard"/>
-        <w:bidi w:val="0"/>
-        <w:jc w:val="left"/>
-        <w:rPr>
-          <w:rFonts w:ascii="Arial" w:hAnsi="Arial" w:cs="Arial"/>
-        </w:rPr>
-      </w:pPr>
-      <w:r>
-        <w:rPr>
-          <w:rFonts w:cs="Arial" w:ascii="Arial" w:hAnsi="Arial"/>
-        </w:rPr>
-        <w:t>Name the .txt file:</w:t>
-      </w:r>
-    </w:p>
-    <w:p>
-      <w:pPr>
-        <w:pStyle w:val="Standard"/>
-        <w:bidi w:val="0"/>
-        <w:jc w:val="left"/>
-        <w:rPr>
-          <w:rFonts w:ascii="Arial" w:hAnsi="Arial" w:cs="Arial"/>
-        </w:rPr>
-      </w:pPr>
-      <w:r>
-        <w:rPr>
-          <w:rFonts w:cs="Arial" w:ascii="Arial" w:hAnsi="Arial"/>
-        </w:rPr>
-      </w:r>
-    </w:p>
-    <w:p>
-      <w:pPr>
-        <w:pStyle w:val="Standard"/>
-        <w:bidi w:val="0"/>
-        <w:jc w:val="left"/>
-        <w:rPr>
-          <w:rFonts w:ascii="Arial" w:hAnsi="Arial" w:cs="Arial"/>
-          <w:b/>
-          <w:b/>
-          <w:bCs/>
-        </w:rPr>
-      </w:pPr>
-      <w:r>
-        <w:rPr>
-          <w:rFonts w:cs="Arial" w:ascii="Arial" w:hAnsi="Arial"/>
-          <w:b/>
-          <w:bCs/>
-        </w:rPr>
-        <w:t>”</w:t>
-      </w:r>
-      <w:r>
-        <w:rPr>
-          <w:rFonts w:cs="Arial" w:ascii="Arial" w:hAnsi="Arial"/>
-          <w:b/>
-          <w:bCs/>
-        </w:rPr>
-        <w:t>Link to IBOS MusicXmlReader Version 4.0.0.0.zip.txt”</w:t>
-      </w:r>
-    </w:p>
-    <w:p>
-      <w:pPr>
-        <w:pStyle w:val="Standard"/>
-        <w:bidi w:val="0"/>
-        <w:jc w:val="left"/>
-        <w:rPr>
-          <w:rFonts w:ascii="Arial" w:hAnsi="Arial" w:cs="Arial"/>
-        </w:rPr>
-      </w:pPr>
-      <w:r>
-        <w:rPr>
-          <w:rFonts w:cs="Arial" w:ascii="Arial" w:hAnsi="Arial"/>
-        </w:rPr>
-      </w:r>
-    </w:p>
-    <w:p>
-      <w:pPr>
-        <w:pStyle w:val="Standard"/>
-        <w:bidi w:val="0"/>
-        <w:jc w:val="left"/>
-        <w:rPr>
-          <w:rFonts w:ascii="Arial" w:hAnsi="Arial" w:cs="Arial"/>
-        </w:rPr>
-      </w:pPr>
-      <w:r>
-        <w:rPr>
-          <w:rFonts w:cs="Arial" w:ascii="Arial" w:hAnsi="Arial"/>
-        </w:rPr>
-      </w:r>
-      <w:r>
-        <w:br w:type="page"/>
-      </w:r>
-    </w:p>
-    <w:p>
-      <w:pPr>
-        <w:pStyle w:val="Standard"/>
-        <w:bidi w:val="0"/>
-        <w:jc w:val="left"/>
-        <w:rPr>
-          <w:rFonts w:ascii="Arial" w:hAnsi="Arial" w:cs="Arial"/>
-        </w:rPr>
-      </w:pPr>
-      <w:r>
-        <w:rPr>
-          <w:rFonts w:cs="Arial" w:ascii="Arial" w:hAnsi="Arial"/>
-        </w:rPr>
-      </w:r>
-    </w:p>
-    <w:p>
-      <w:pPr>
-        <w:pStyle w:val="Overskrift1"/>
-        <w:rPr/>
-      </w:pPr>
       <w:r>
         <w:rPr/>
         <w:t>Test the distribution file</w:t>
@@ -5256,7 +5270,7 @@
         <w:pStyle w:val="Standard"/>
         <w:numPr>
           <w:ilvl w:val="0"/>
-          <w:numId w:val="9"/>
+          <w:numId w:val="10"/>
         </w:numPr>
         <w:bidi w:val="0"/>
         <w:jc w:val="left"/>
@@ -5279,21 +5293,19 @@
           <w:t>C:\remp</w:t>
         </w:r>
       </w:hyperlink>
-      <w:hyperlink r:id="rId4">
-        <w:r>
-          <w:rPr>
-            <w:rFonts w:cs="Arial" w:ascii="Arial" w:hAnsi="Arial"/>
-          </w:rPr>
-          <w:t>,</w:t>
-        </w:r>
-      </w:hyperlink>
+      <w:r>
+        <w:rPr>
+          <w:rFonts w:cs="Arial" w:ascii="Arial" w:hAnsi="Arial"/>
+        </w:rPr>
+        <w:t>,</w:t>
+      </w:r>
     </w:p>
     <w:p>
       <w:pPr>
         <w:pStyle w:val="Standard"/>
         <w:numPr>
           <w:ilvl w:val="0"/>
-          <w:numId w:val="9"/>
+          <w:numId w:val="10"/>
         </w:numPr>
         <w:bidi w:val="0"/>
         <w:jc w:val="left"/>
@@ -5313,7 +5325,7 @@
         <w:pStyle w:val="Standard"/>
         <w:numPr>
           <w:ilvl w:val="0"/>
-          <w:numId w:val="9"/>
+          <w:numId w:val="10"/>
         </w:numPr>
         <w:bidi w:val="0"/>
         <w:jc w:val="left"/>
@@ -5325,7 +5337,7 @@
         <w:rPr>
           <w:rFonts w:cs="Arial" w:ascii="Arial" w:hAnsi="Arial"/>
         </w:rPr>
-        <w:t>Run IBOS MusicXmlReader 4.0.0.0.setup.exe</w:t>
+        <w:t>Run IBOS MusicXmlReader 5.0.0.0.setup.exe</w:t>
       </w:r>
     </w:p>
     <w:p>
@@ -5333,7 +5345,7 @@
         <w:pStyle w:val="Standard"/>
         <w:numPr>
           <w:ilvl w:val="0"/>
-          <w:numId w:val="9"/>
+          <w:numId w:val="10"/>
         </w:numPr>
         <w:bidi w:val="0"/>
         <w:jc w:val="left"/>
@@ -5345,7 +5357,7 @@
         <w:rPr>
           <w:rFonts w:cs="Arial" w:ascii="Arial" w:hAnsi="Arial"/>
         </w:rPr>
-        <w:t>Check that the program actually starts and shows 4.0.0.0 in Help\About.</w:t>
+        <w:t>Check that the program actually starts and shows 5.0.0.0 in Help\About.</w:t>
       </w:r>
     </w:p>
     <w:p>
@@ -5381,6 +5393,10 @@
     <w:p>
       <w:pPr>
         <w:pStyle w:val="Overskrift1"/>
+        <w:numPr>
+          <w:ilvl w:val="0"/>
+          <w:numId w:val="2"/>
+        </w:numPr>
         <w:rPr/>
       </w:pPr>
       <w:r>
@@ -5432,7 +5448,7 @@
         <w:rPr>
           <w:rFonts w:cs="Arial" w:ascii="Arial" w:hAnsi="Arial"/>
         </w:rPr>
-        <w:t>Installed files for version 4.0.0.0.docx.</w:t>
+        <w:t>Installed files for version 5.0.0.0.docx.</w:t>
       </w:r>
     </w:p>
     <w:p>
@@ -5959,7 +5975,7 @@
         </w:rPr>
         <w:t xml:space="preserve">Se </w:t>
       </w:r>
-      <w:hyperlink r:id="rId5">
+      <w:hyperlink r:id="rId4">
         <w:r>
           <w:rPr>
             <w:rStyle w:val="Hyperlink"/>
@@ -6260,7 +6276,7 @@
     </w:r>
     <w:r>
       <w:rPr/>
-      <w:t>Generering af release 4.0.0.0.docx</w:t>
+      <w:t>Generering af release 5.0.0.0.docx</w:t>
     </w:r>
     <w:r>
       <w:rPr/>
@@ -6584,6 +6600,98 @@
   <w:abstractNum w:abstractNumId="4">
     <w:lvl w:ilvl="0">
       <w:start w:val="1"/>
+      <w:numFmt w:val="none"/>
+      <w:suff w:val="nothing"/>
+      <w:lvlText w:val=""/>
+      <w:lvlJc w:val="left"/>
+      <w:pPr>
+        <w:ind w:left="0" w:hanging="0"/>
+      </w:pPr>
+    </w:lvl>
+    <w:lvl w:ilvl="1">
+      <w:start w:val="1"/>
+      <w:numFmt w:val="none"/>
+      <w:suff w:val="nothing"/>
+      <w:lvlText w:val=""/>
+      <w:lvlJc w:val="left"/>
+      <w:pPr>
+        <w:ind w:left="0" w:hanging="0"/>
+      </w:pPr>
+    </w:lvl>
+    <w:lvl w:ilvl="2">
+      <w:start w:val="1"/>
+      <w:numFmt w:val="none"/>
+      <w:suff w:val="nothing"/>
+      <w:lvlText w:val=""/>
+      <w:lvlJc w:val="left"/>
+      <w:pPr>
+        <w:ind w:left="0" w:hanging="0"/>
+      </w:pPr>
+    </w:lvl>
+    <w:lvl w:ilvl="3">
+      <w:start w:val="1"/>
+      <w:numFmt w:val="none"/>
+      <w:suff w:val="nothing"/>
+      <w:lvlText w:val=""/>
+      <w:lvlJc w:val="left"/>
+      <w:pPr>
+        <w:ind w:left="0" w:hanging="0"/>
+      </w:pPr>
+    </w:lvl>
+    <w:lvl w:ilvl="4">
+      <w:start w:val="1"/>
+      <w:numFmt w:val="none"/>
+      <w:suff w:val="nothing"/>
+      <w:lvlText w:val=""/>
+      <w:lvlJc w:val="left"/>
+      <w:pPr>
+        <w:ind w:left="0" w:hanging="0"/>
+      </w:pPr>
+    </w:lvl>
+    <w:lvl w:ilvl="5">
+      <w:start w:val="1"/>
+      <w:numFmt w:val="none"/>
+      <w:suff w:val="nothing"/>
+      <w:lvlText w:val=""/>
+      <w:lvlJc w:val="left"/>
+      <w:pPr>
+        <w:ind w:left="0" w:hanging="0"/>
+      </w:pPr>
+    </w:lvl>
+    <w:lvl w:ilvl="6">
+      <w:start w:val="1"/>
+      <w:numFmt w:val="none"/>
+      <w:suff w:val="nothing"/>
+      <w:lvlText w:val=""/>
+      <w:lvlJc w:val="left"/>
+      <w:pPr>
+        <w:ind w:left="0" w:hanging="0"/>
+      </w:pPr>
+    </w:lvl>
+    <w:lvl w:ilvl="7">
+      <w:start w:val="1"/>
+      <w:numFmt w:val="none"/>
+      <w:suff w:val="nothing"/>
+      <w:lvlText w:val=""/>
+      <w:lvlJc w:val="left"/>
+      <w:pPr>
+        <w:ind w:left="0" w:hanging="0"/>
+      </w:pPr>
+    </w:lvl>
+    <w:lvl w:ilvl="8">
+      <w:start w:val="1"/>
+      <w:numFmt w:val="none"/>
+      <w:suff w:val="nothing"/>
+      <w:lvlText w:val=""/>
+      <w:lvlJc w:val="left"/>
+      <w:pPr>
+        <w:ind w:left="0" w:hanging="0"/>
+      </w:pPr>
+    </w:lvl>
+  </w:abstractNum>
+  <w:abstractNum w:abstractNumId="5">
+    <w:lvl w:ilvl="0">
+      <w:start w:val="1"/>
       <w:numFmt w:val="bullet"/>
       <w:lvlText w:val=""/>
       <w:lvlJc w:val="left"/>
@@ -6700,7 +6808,7 @@
       </w:rPr>
     </w:lvl>
   </w:abstractNum>
-  <w:abstractNum w:abstractNumId="5">
+  <w:abstractNum w:abstractNumId="6">
     <w:lvl w:ilvl="0">
       <w:start w:val="1"/>
       <w:numFmt w:val="decimal"/>
@@ -6809,125 +6917,6 @@
         </w:tabs>
         <w:ind w:left="3600" w:hanging="360"/>
       </w:pPr>
-    </w:lvl>
-  </w:abstractNum>
-  <w:abstractNum w:abstractNumId="6">
-    <w:lvl w:ilvl="0">
-      <w:start w:val="1"/>
-      <w:numFmt w:val="bullet"/>
-      <w:lvlText w:val=""/>
-      <w:lvlJc w:val="left"/>
-      <w:pPr>
-        <w:ind w:left="720" w:hanging="360"/>
-      </w:pPr>
-      <w:rPr>
-        <w:rFonts w:ascii="Symbol" w:hAnsi="Symbol" w:cs="Symbol" w:hint="default"/>
-        <w:rFonts w:cs="OpenSymbol"/>
-      </w:rPr>
-    </w:lvl>
-    <w:lvl w:ilvl="1">
-      <w:start w:val="0"/>
-      <w:numFmt w:val="bullet"/>
-      <w:lvlText w:val="◦"/>
-      <w:lvlJc w:val="left"/>
-      <w:pPr>
-        <w:ind w:left="1080" w:hanging="360"/>
-      </w:pPr>
-      <w:rPr>
-        <w:rFonts w:ascii="OpenSymbol" w:hAnsi="OpenSymbol" w:cs="OpenSymbol" w:hint="default"/>
-        <w:rFonts w:cs="OpenSymbol"/>
-      </w:rPr>
-    </w:lvl>
-    <w:lvl w:ilvl="2">
-      <w:start w:val="0"/>
-      <w:numFmt w:val="bullet"/>
-      <w:lvlText w:val="▪"/>
-      <w:lvlJc w:val="left"/>
-      <w:pPr>
-        <w:ind w:left="1440" w:hanging="360"/>
-      </w:pPr>
-      <w:rPr>
-        <w:rFonts w:ascii="OpenSymbol" w:hAnsi="OpenSymbol" w:cs="OpenSymbol" w:hint="default"/>
-        <w:rFonts w:cs="OpenSymbol"/>
-      </w:rPr>
-    </w:lvl>
-    <w:lvl w:ilvl="3">
-      <w:start w:val="0"/>
-      <w:numFmt w:val="bullet"/>
-      <w:lvlText w:val=""/>
-      <w:lvlJc w:val="left"/>
-      <w:pPr>
-        <w:ind w:left="1800" w:hanging="360"/>
-      </w:pPr>
-      <w:rPr>
-        <w:rFonts w:ascii="Symbol" w:hAnsi="Symbol" w:cs="Symbol" w:hint="default"/>
-        <w:rFonts w:cs="OpenSymbol"/>
-      </w:rPr>
-    </w:lvl>
-    <w:lvl w:ilvl="4">
-      <w:start w:val="0"/>
-      <w:numFmt w:val="bullet"/>
-      <w:lvlText w:val="◦"/>
-      <w:lvlJc w:val="left"/>
-      <w:pPr>
-        <w:ind w:left="2160" w:hanging="360"/>
-      </w:pPr>
-      <w:rPr>
-        <w:rFonts w:ascii="OpenSymbol" w:hAnsi="OpenSymbol" w:cs="OpenSymbol" w:hint="default"/>
-        <w:rFonts w:cs="OpenSymbol"/>
-      </w:rPr>
-    </w:lvl>
-    <w:lvl w:ilvl="5">
-      <w:start w:val="0"/>
-      <w:numFmt w:val="bullet"/>
-      <w:lvlText w:val="▪"/>
-      <w:lvlJc w:val="left"/>
-      <w:pPr>
-        <w:ind w:left="2520" w:hanging="360"/>
-      </w:pPr>
-      <w:rPr>
-        <w:rFonts w:ascii="OpenSymbol" w:hAnsi="OpenSymbol" w:cs="OpenSymbol" w:hint="default"/>
-        <w:rFonts w:cs="OpenSymbol"/>
-      </w:rPr>
-    </w:lvl>
-    <w:lvl w:ilvl="6">
-      <w:start w:val="0"/>
-      <w:numFmt w:val="bullet"/>
-      <w:lvlText w:val=""/>
-      <w:lvlJc w:val="left"/>
-      <w:pPr>
-        <w:ind w:left="2880" w:hanging="360"/>
-      </w:pPr>
-      <w:rPr>
-        <w:rFonts w:ascii="Symbol" w:hAnsi="Symbol" w:cs="Symbol" w:hint="default"/>
-        <w:rFonts w:cs="OpenSymbol"/>
-      </w:rPr>
-    </w:lvl>
-    <w:lvl w:ilvl="7">
-      <w:start w:val="0"/>
-      <w:numFmt w:val="bullet"/>
-      <w:lvlText w:val="◦"/>
-      <w:lvlJc w:val="left"/>
-      <w:pPr>
-        <w:ind w:left="3240" w:hanging="360"/>
-      </w:pPr>
-      <w:rPr>
-        <w:rFonts w:ascii="OpenSymbol" w:hAnsi="OpenSymbol" w:cs="OpenSymbol" w:hint="default"/>
-        <w:rFonts w:cs="OpenSymbol"/>
-      </w:rPr>
-    </w:lvl>
-    <w:lvl w:ilvl="8">
-      <w:start w:val="0"/>
-      <w:numFmt w:val="bullet"/>
-      <w:lvlText w:val="▪"/>
-      <w:lvlJc w:val="left"/>
-      <w:pPr>
-        <w:ind w:left="3600" w:hanging="360"/>
-      </w:pPr>
-      <w:rPr>
-        <w:rFonts w:ascii="OpenSymbol" w:hAnsi="OpenSymbol" w:cs="OpenSymbol" w:hint="default"/>
-        <w:rFonts w:cs="OpenSymbol"/>
-      </w:rPr>
     </w:lvl>
   </w:abstractNum>
   <w:abstractNum w:abstractNumId="7">
@@ -6941,9 +6930,7 @@
       </w:pPr>
       <w:rPr>
         <w:rFonts w:ascii="Symbol" w:hAnsi="Symbol" w:cs="Symbol" w:hint="default"/>
-        <w:b/>
         <w:rFonts w:cs="OpenSymbol"/>
-        <w:lang w:val="da-DK"/>
       </w:rPr>
     </w:lvl>
     <w:lvl w:ilvl="1">
@@ -6957,7 +6944,6 @@
       <w:rPr>
         <w:rFonts w:ascii="OpenSymbol" w:hAnsi="OpenSymbol" w:cs="OpenSymbol" w:hint="default"/>
         <w:rFonts w:cs="OpenSymbol"/>
-        <w:lang w:val="da-DK"/>
       </w:rPr>
     </w:lvl>
     <w:lvl w:ilvl="2">
@@ -6971,7 +6957,6 @@
       <w:rPr>
         <w:rFonts w:ascii="OpenSymbol" w:hAnsi="OpenSymbol" w:cs="OpenSymbol" w:hint="default"/>
         <w:rFonts w:cs="OpenSymbol"/>
-        <w:lang w:val="da-DK"/>
       </w:rPr>
     </w:lvl>
     <w:lvl w:ilvl="3">
@@ -6985,7 +6970,6 @@
       <w:rPr>
         <w:rFonts w:ascii="Symbol" w:hAnsi="Symbol" w:cs="Symbol" w:hint="default"/>
         <w:rFonts w:cs="OpenSymbol"/>
-        <w:lang w:val="da-DK"/>
       </w:rPr>
     </w:lvl>
     <w:lvl w:ilvl="4">
@@ -6999,7 +6983,6 @@
       <w:rPr>
         <w:rFonts w:ascii="OpenSymbol" w:hAnsi="OpenSymbol" w:cs="OpenSymbol" w:hint="default"/>
         <w:rFonts w:cs="OpenSymbol"/>
-        <w:lang w:val="da-DK"/>
       </w:rPr>
     </w:lvl>
     <w:lvl w:ilvl="5">
@@ -7013,7 +6996,6 @@
       <w:rPr>
         <w:rFonts w:ascii="OpenSymbol" w:hAnsi="OpenSymbol" w:cs="OpenSymbol" w:hint="default"/>
         <w:rFonts w:cs="OpenSymbol"/>
-        <w:lang w:val="da-DK"/>
       </w:rPr>
     </w:lvl>
     <w:lvl w:ilvl="6">
@@ -7027,7 +7009,6 @@
       <w:rPr>
         <w:rFonts w:ascii="Symbol" w:hAnsi="Symbol" w:cs="Symbol" w:hint="default"/>
         <w:rFonts w:cs="OpenSymbol"/>
-        <w:lang w:val="da-DK"/>
       </w:rPr>
     </w:lvl>
     <w:lvl w:ilvl="7">
@@ -7041,7 +7022,6 @@
       <w:rPr>
         <w:rFonts w:ascii="OpenSymbol" w:hAnsi="OpenSymbol" w:cs="OpenSymbol" w:hint="default"/>
         <w:rFonts w:cs="OpenSymbol"/>
-        <w:lang w:val="da-DK"/>
       </w:rPr>
     </w:lvl>
     <w:lvl w:ilvl="8">
@@ -7055,7 +7035,6 @@
       <w:rPr>
         <w:rFonts w:ascii="OpenSymbol" w:hAnsi="OpenSymbol" w:cs="OpenSymbol" w:hint="default"/>
         <w:rFonts w:cs="OpenSymbol"/>
-        <w:lang w:val="da-DK"/>
       </w:rPr>
     </w:lvl>
   </w:abstractNum>
@@ -7066,6 +7045,135 @@
       <w:lvlText w:val=""/>
       <w:lvlJc w:val="left"/>
       <w:pPr>
+        <w:ind w:left="720" w:hanging="360"/>
+      </w:pPr>
+      <w:rPr>
+        <w:rFonts w:ascii="Symbol" w:hAnsi="Symbol" w:cs="Symbol" w:hint="default"/>
+        <w:b/>
+        <w:rFonts w:cs="OpenSymbol"/>
+        <w:lang w:val="da-DK"/>
+      </w:rPr>
+    </w:lvl>
+    <w:lvl w:ilvl="1">
+      <w:start w:val="0"/>
+      <w:numFmt w:val="bullet"/>
+      <w:lvlText w:val="◦"/>
+      <w:lvlJc w:val="left"/>
+      <w:pPr>
+        <w:ind w:left="1080" w:hanging="360"/>
+      </w:pPr>
+      <w:rPr>
+        <w:rFonts w:ascii="OpenSymbol" w:hAnsi="OpenSymbol" w:cs="OpenSymbol" w:hint="default"/>
+        <w:rFonts w:cs="OpenSymbol"/>
+        <w:lang w:val="da-DK"/>
+      </w:rPr>
+    </w:lvl>
+    <w:lvl w:ilvl="2">
+      <w:start w:val="0"/>
+      <w:numFmt w:val="bullet"/>
+      <w:lvlText w:val="▪"/>
+      <w:lvlJc w:val="left"/>
+      <w:pPr>
+        <w:ind w:left="1440" w:hanging="360"/>
+      </w:pPr>
+      <w:rPr>
+        <w:rFonts w:ascii="OpenSymbol" w:hAnsi="OpenSymbol" w:cs="OpenSymbol" w:hint="default"/>
+        <w:rFonts w:cs="OpenSymbol"/>
+        <w:lang w:val="da-DK"/>
+      </w:rPr>
+    </w:lvl>
+    <w:lvl w:ilvl="3">
+      <w:start w:val="0"/>
+      <w:numFmt w:val="bullet"/>
+      <w:lvlText w:val=""/>
+      <w:lvlJc w:val="left"/>
+      <w:pPr>
+        <w:ind w:left="1800" w:hanging="360"/>
+      </w:pPr>
+      <w:rPr>
+        <w:rFonts w:ascii="Symbol" w:hAnsi="Symbol" w:cs="Symbol" w:hint="default"/>
+        <w:rFonts w:cs="OpenSymbol"/>
+        <w:lang w:val="da-DK"/>
+      </w:rPr>
+    </w:lvl>
+    <w:lvl w:ilvl="4">
+      <w:start w:val="0"/>
+      <w:numFmt w:val="bullet"/>
+      <w:lvlText w:val="◦"/>
+      <w:lvlJc w:val="left"/>
+      <w:pPr>
+        <w:ind w:left="2160" w:hanging="360"/>
+      </w:pPr>
+      <w:rPr>
+        <w:rFonts w:ascii="OpenSymbol" w:hAnsi="OpenSymbol" w:cs="OpenSymbol" w:hint="default"/>
+        <w:rFonts w:cs="OpenSymbol"/>
+        <w:lang w:val="da-DK"/>
+      </w:rPr>
+    </w:lvl>
+    <w:lvl w:ilvl="5">
+      <w:start w:val="0"/>
+      <w:numFmt w:val="bullet"/>
+      <w:lvlText w:val="▪"/>
+      <w:lvlJc w:val="left"/>
+      <w:pPr>
+        <w:ind w:left="2520" w:hanging="360"/>
+      </w:pPr>
+      <w:rPr>
+        <w:rFonts w:ascii="OpenSymbol" w:hAnsi="OpenSymbol" w:cs="OpenSymbol" w:hint="default"/>
+        <w:rFonts w:cs="OpenSymbol"/>
+        <w:lang w:val="da-DK"/>
+      </w:rPr>
+    </w:lvl>
+    <w:lvl w:ilvl="6">
+      <w:start w:val="0"/>
+      <w:numFmt w:val="bullet"/>
+      <w:lvlText w:val=""/>
+      <w:lvlJc w:val="left"/>
+      <w:pPr>
+        <w:ind w:left="2880" w:hanging="360"/>
+      </w:pPr>
+      <w:rPr>
+        <w:rFonts w:ascii="Symbol" w:hAnsi="Symbol" w:cs="Symbol" w:hint="default"/>
+        <w:rFonts w:cs="OpenSymbol"/>
+        <w:lang w:val="da-DK"/>
+      </w:rPr>
+    </w:lvl>
+    <w:lvl w:ilvl="7">
+      <w:start w:val="0"/>
+      <w:numFmt w:val="bullet"/>
+      <w:lvlText w:val="◦"/>
+      <w:lvlJc w:val="left"/>
+      <w:pPr>
+        <w:ind w:left="3240" w:hanging="360"/>
+      </w:pPr>
+      <w:rPr>
+        <w:rFonts w:ascii="OpenSymbol" w:hAnsi="OpenSymbol" w:cs="OpenSymbol" w:hint="default"/>
+        <w:rFonts w:cs="OpenSymbol"/>
+        <w:lang w:val="da-DK"/>
+      </w:rPr>
+    </w:lvl>
+    <w:lvl w:ilvl="8">
+      <w:start w:val="0"/>
+      <w:numFmt w:val="bullet"/>
+      <w:lvlText w:val="▪"/>
+      <w:lvlJc w:val="left"/>
+      <w:pPr>
+        <w:ind w:left="3600" w:hanging="360"/>
+      </w:pPr>
+      <w:rPr>
+        <w:rFonts w:ascii="OpenSymbol" w:hAnsi="OpenSymbol" w:cs="OpenSymbol" w:hint="default"/>
+        <w:rFonts w:cs="OpenSymbol"/>
+        <w:lang w:val="da-DK"/>
+      </w:rPr>
+    </w:lvl>
+  </w:abstractNum>
+  <w:abstractNum w:abstractNumId="9">
+    <w:lvl w:ilvl="0">
+      <w:start w:val="1"/>
+      <w:numFmt w:val="bullet"/>
+      <w:lvlText w:val=""/>
+      <w:lvlJc w:val="left"/>
+      <w:pPr>
         <w:tabs>
           <w:tab w:val="num" w:pos="227"/>
         </w:tabs>
@@ -7205,7 +7313,7 @@
       </w:rPr>
     </w:lvl>
   </w:abstractNum>
-  <w:abstractNum w:abstractNumId="9">
+  <w:abstractNum w:abstractNumId="10">
     <w:lvl w:ilvl="0">
       <w:start w:val="1"/>
       <w:numFmt w:val="decimal"/>
@@ -7217,7 +7325,6 @@
         </w:tabs>
         <w:ind w:left="754" w:hanging="397"/>
       </w:pPr>
-      <w:rPr/>
     </w:lvl>
     <w:lvl w:ilvl="1">
       <w:start w:val="1"/>
@@ -7230,7 +7337,6 @@
         </w:tabs>
         <w:ind w:left="1151" w:hanging="397"/>
       </w:pPr>
-      <w:rPr/>
     </w:lvl>
     <w:lvl w:ilvl="2">
       <w:start w:val="1"/>
@@ -7243,7 +7349,6 @@
         </w:tabs>
         <w:ind w:left="1548" w:hanging="397"/>
       </w:pPr>
-      <w:rPr/>
     </w:lvl>
     <w:lvl w:ilvl="3">
       <w:start w:val="1"/>
@@ -7256,7 +7361,6 @@
         </w:tabs>
         <w:ind w:left="1945" w:hanging="397"/>
       </w:pPr>
-      <w:rPr/>
     </w:lvl>
     <w:lvl w:ilvl="4">
       <w:start w:val="1"/>
@@ -7269,7 +7373,6 @@
         </w:tabs>
         <w:ind w:left="2342" w:hanging="397"/>
       </w:pPr>
-      <w:rPr/>
     </w:lvl>
     <w:lvl w:ilvl="5">
       <w:start w:val="1"/>
@@ -7282,7 +7385,6 @@
         </w:tabs>
         <w:ind w:left="2738" w:hanging="397"/>
       </w:pPr>
-      <w:rPr/>
     </w:lvl>
     <w:lvl w:ilvl="6">
       <w:start w:val="1"/>
@@ -7295,7 +7397,6 @@
         </w:tabs>
         <w:ind w:left="3135" w:hanging="397"/>
       </w:pPr>
-      <w:rPr/>
     </w:lvl>
     <w:lvl w:ilvl="7">
       <w:start w:val="1"/>
@@ -7308,7 +7409,6 @@
         </w:tabs>
         <w:ind w:left="3532" w:hanging="397"/>
       </w:pPr>
-      <w:rPr/>
     </w:lvl>
     <w:lvl w:ilvl="8">
       <w:start w:val="1"/>
@@ -7320,6 +7420,124 @@
           <w:tab w:val="num" w:pos="3572"/>
         </w:tabs>
         <w:ind w:left="3929" w:hanging="397"/>
+      </w:pPr>
+    </w:lvl>
+  </w:abstractNum>
+  <w:abstractNum w:abstractNumId="11">
+    <w:lvl w:ilvl="0">
+      <w:start w:val="1"/>
+      <w:numFmt w:val="decimal"/>
+      <w:lvlText w:val="%1."/>
+      <w:lvlJc w:val="left"/>
+      <w:pPr>
+        <w:tabs>
+          <w:tab w:val="num" w:pos="1440"/>
+        </w:tabs>
+        <w:ind w:left="1440" w:hanging="360"/>
+      </w:pPr>
+      <w:rPr/>
+    </w:lvl>
+    <w:lvl w:ilvl="1">
+      <w:start w:val="1"/>
+      <w:numFmt w:val="decimal"/>
+      <w:lvlText w:val="%2."/>
+      <w:lvlJc w:val="left"/>
+      <w:pPr>
+        <w:tabs>
+          <w:tab w:val="num" w:pos="1800"/>
+        </w:tabs>
+        <w:ind w:left="1800" w:hanging="360"/>
+      </w:pPr>
+      <w:rPr/>
+    </w:lvl>
+    <w:lvl w:ilvl="2">
+      <w:start w:val="1"/>
+      <w:numFmt w:val="decimal"/>
+      <w:lvlText w:val="%3."/>
+      <w:lvlJc w:val="left"/>
+      <w:pPr>
+        <w:tabs>
+          <w:tab w:val="num" w:pos="2160"/>
+        </w:tabs>
+        <w:ind w:left="2160" w:hanging="360"/>
+      </w:pPr>
+      <w:rPr/>
+    </w:lvl>
+    <w:lvl w:ilvl="3">
+      <w:start w:val="1"/>
+      <w:numFmt w:val="decimal"/>
+      <w:lvlText w:val="%4."/>
+      <w:lvlJc w:val="left"/>
+      <w:pPr>
+        <w:tabs>
+          <w:tab w:val="num" w:pos="2520"/>
+        </w:tabs>
+        <w:ind w:left="2520" w:hanging="360"/>
+      </w:pPr>
+      <w:rPr/>
+    </w:lvl>
+    <w:lvl w:ilvl="4">
+      <w:start w:val="1"/>
+      <w:numFmt w:val="decimal"/>
+      <w:lvlText w:val="%5."/>
+      <w:lvlJc w:val="left"/>
+      <w:pPr>
+        <w:tabs>
+          <w:tab w:val="num" w:pos="2880"/>
+        </w:tabs>
+        <w:ind w:left="2880" w:hanging="360"/>
+      </w:pPr>
+      <w:rPr/>
+    </w:lvl>
+    <w:lvl w:ilvl="5">
+      <w:start w:val="1"/>
+      <w:numFmt w:val="decimal"/>
+      <w:lvlText w:val="%6."/>
+      <w:lvlJc w:val="left"/>
+      <w:pPr>
+        <w:tabs>
+          <w:tab w:val="num" w:pos="3240"/>
+        </w:tabs>
+        <w:ind w:left="3240" w:hanging="360"/>
+      </w:pPr>
+      <w:rPr/>
+    </w:lvl>
+    <w:lvl w:ilvl="6">
+      <w:start w:val="1"/>
+      <w:numFmt w:val="decimal"/>
+      <w:lvlText w:val="%7."/>
+      <w:lvlJc w:val="left"/>
+      <w:pPr>
+        <w:tabs>
+          <w:tab w:val="num" w:pos="3600"/>
+        </w:tabs>
+        <w:ind w:left="3600" w:hanging="360"/>
+      </w:pPr>
+      <w:rPr/>
+    </w:lvl>
+    <w:lvl w:ilvl="7">
+      <w:start w:val="1"/>
+      <w:numFmt w:val="decimal"/>
+      <w:lvlText w:val="%8."/>
+      <w:lvlJc w:val="left"/>
+      <w:pPr>
+        <w:tabs>
+          <w:tab w:val="num" w:pos="3960"/>
+        </w:tabs>
+        <w:ind w:left="3960" w:hanging="360"/>
+      </w:pPr>
+      <w:rPr/>
+    </w:lvl>
+    <w:lvl w:ilvl="8">
+      <w:start w:val="1"/>
+      <w:numFmt w:val="decimal"/>
+      <w:lvlText w:val="%9."/>
+      <w:lvlJc w:val="left"/>
+      <w:pPr>
+        <w:tabs>
+          <w:tab w:val="num" w:pos="4320"/>
+        </w:tabs>
+        <w:ind w:left="4320" w:hanging="360"/>
       </w:pPr>
       <w:rPr/>
     </w:lvl>
@@ -7350,6 +7568,12 @@
   </w:num>
   <w:num w:numId="9">
     <w:abstractNumId w:val="9"/>
+  </w:num>
+  <w:num w:numId="10">
+    <w:abstractNumId w:val="10"/>
+  </w:num>
+  <w:num w:numId="11">
+    <w:abstractNumId w:val="11"/>
   </w:num>
 </w:numbering>
 </file>

--- a/Documentation/Generering af release 5.0.0.0.docx
+++ b/Documentation/Generering af release 5.0.0.0.docx
@@ -1324,15 +1324,15 @@
         </w:tblCellMar>
       </w:tblPr>
       <w:tblGrid>
-        <w:gridCol w:w="1001"/>
+        <w:gridCol w:w="1000"/>
         <w:gridCol w:w="1813"/>
-        <w:gridCol w:w="6486"/>
+        <w:gridCol w:w="6487"/>
       </w:tblGrid>
       <w:tr>
         <w:trPr/>
         <w:tc>
           <w:tcPr>
-            <w:tcW w:w="1001" w:type="dxa"/>
+            <w:tcW w:w="1000" w:type="dxa"/>
             <w:tcBorders>
               <w:top w:val="single" w:sz="4" w:space="0" w:color="000000"/>
               <w:left w:val="single" w:sz="4" w:space="0" w:color="000000"/>
@@ -1392,7 +1392,7 @@
         </w:tc>
         <w:tc>
           <w:tcPr>
-            <w:tcW w:w="6486" w:type="dxa"/>
+            <w:tcW w:w="6487" w:type="dxa"/>
             <w:tcBorders>
               <w:top w:val="single" w:sz="4" w:space="0" w:color="000000"/>
               <w:left w:val="single" w:sz="4" w:space="0" w:color="000000"/>
@@ -1426,7 +1426,7 @@
         <w:trPr/>
         <w:tc>
           <w:tcPr>
-            <w:tcW w:w="1001" w:type="dxa"/>
+            <w:tcW w:w="1000" w:type="dxa"/>
             <w:tcBorders>
               <w:top w:val="single" w:sz="4" w:space="0" w:color="000000"/>
               <w:left w:val="single" w:sz="4" w:space="0" w:color="000000"/>
@@ -1486,7 +1486,7 @@
         </w:tc>
         <w:tc>
           <w:tcPr>
-            <w:tcW w:w="6486" w:type="dxa"/>
+            <w:tcW w:w="6487" w:type="dxa"/>
             <w:tcBorders>
               <w:top w:val="single" w:sz="4" w:space="0" w:color="000000"/>
               <w:left w:val="single" w:sz="4" w:space="0" w:color="000000"/>
@@ -1517,7 +1517,7 @@
         <w:trPr/>
         <w:tc>
           <w:tcPr>
-            <w:tcW w:w="1001" w:type="dxa"/>
+            <w:tcW w:w="1000" w:type="dxa"/>
             <w:tcBorders>
               <w:top w:val="single" w:sz="4" w:space="0" w:color="000000"/>
               <w:left w:val="single" w:sz="4" w:space="0" w:color="000000"/>
@@ -1574,7 +1574,7 @@
         </w:tc>
         <w:tc>
           <w:tcPr>
-            <w:tcW w:w="6486" w:type="dxa"/>
+            <w:tcW w:w="6487" w:type="dxa"/>
             <w:tcBorders>
               <w:top w:val="single" w:sz="4" w:space="0" w:color="000000"/>
               <w:left w:val="single" w:sz="4" w:space="0" w:color="000000"/>
@@ -1605,7 +1605,7 @@
         <w:trPr/>
         <w:tc>
           <w:tcPr>
-            <w:tcW w:w="1001" w:type="dxa"/>
+            <w:tcW w:w="1000" w:type="dxa"/>
             <w:tcBorders>
               <w:left w:val="single" w:sz="4" w:space="0" w:color="000000"/>
               <w:bottom w:val="single" w:sz="4" w:space="0" w:color="000000"/>
@@ -1659,7 +1659,7 @@
         </w:tc>
         <w:tc>
           <w:tcPr>
-            <w:tcW w:w="6486" w:type="dxa"/>
+            <w:tcW w:w="6487" w:type="dxa"/>
             <w:tcBorders>
               <w:left w:val="single" w:sz="4" w:space="0" w:color="000000"/>
               <w:bottom w:val="single" w:sz="4" w:space="0" w:color="000000"/>
@@ -2201,93 +2201,37 @@
             <w:pPr>
               <w:pStyle w:val="Normal"/>
               <w:jc w:val="left"/>
-              <w:rPr>
-                <w:rFonts w:ascii="Liberation Serif" w:hAnsi="Liberation Serif"/>
-                <w:b w:val="false"/>
-                <w:b w:val="false"/>
-                <w:bCs w:val="false"/>
-                <w:i w:val="false"/>
-                <w:i w:val="false"/>
-                <w:iCs w:val="false"/>
-                <w:strike w:val="false"/>
-                <w:dstrike w:val="false"/>
-                <w:outline w:val="false"/>
-                <w:shadow w:val="false"/>
-                <w:color w:val="000000"/>
-                <w:sz w:val="24"/>
-                <w:szCs w:val="24"/>
-                <w:u w:val="none"/>
-              </w:rPr>
+              <w:rPr/>
             </w:pPr>
             <w:r>
               <w:rPr>
                 <w:rFonts w:ascii="Consolas" w:hAnsi="Consolas"/>
-                <w:b w:val="false"/>
-                <w:bCs w:val="false"/>
-                <w:i w:val="false"/>
-                <w:iCs w:val="false"/>
-                <w:strike w:val="false"/>
-                <w:dstrike w:val="false"/>
-                <w:outline w:val="false"/>
-                <w:shadow w:val="false"/>
                 <w:color w:val="0000FF"/>
                 <w:sz w:val="19"/>
-                <w:szCs w:val="24"/>
-                <w:u w:val="none"/>
               </w:rPr>
               <w:t xml:space="preserve">    </w:t>
             </w:r>
             <w:r>
               <w:rPr>
                 <w:rFonts w:ascii="Consolas" w:hAnsi="Consolas"/>
-                <w:b w:val="false"/>
-                <w:bCs w:val="false"/>
-                <w:i w:val="false"/>
-                <w:iCs w:val="false"/>
-                <w:strike w:val="false"/>
-                <w:dstrike w:val="false"/>
-                <w:outline w:val="false"/>
-                <w:shadow w:val="false"/>
                 <w:color w:val="0000FF"/>
                 <w:sz w:val="19"/>
-                <w:szCs w:val="24"/>
-                <w:u w:val="none"/>
               </w:rPr>
               <w:t>&lt;</w:t>
             </w:r>
             <w:r>
               <w:rPr>
                 <w:rFonts w:ascii="Consolas" w:hAnsi="Consolas"/>
-                <w:b w:val="false"/>
-                <w:bCs w:val="false"/>
-                <w:i w:val="false"/>
-                <w:iCs w:val="false"/>
-                <w:strike w:val="false"/>
-                <w:dstrike w:val="false"/>
-                <w:outline w:val="false"/>
-                <w:shadow w:val="false"/>
                 <w:color w:val="A31515"/>
                 <w:sz w:val="19"/>
-                <w:szCs w:val="24"/>
-                <w:u w:val="none"/>
               </w:rPr>
               <w:t>appSettings</w:t>
             </w:r>
             <w:r>
               <w:rPr>
                 <w:rFonts w:ascii="Consolas" w:hAnsi="Consolas"/>
-                <w:b w:val="false"/>
-                <w:bCs w:val="false"/>
-                <w:i w:val="false"/>
-                <w:iCs w:val="false"/>
-                <w:strike w:val="false"/>
-                <w:dstrike w:val="false"/>
-                <w:outline w:val="false"/>
-                <w:shadow w:val="false"/>
                 <w:color w:val="0000FF"/>
                 <w:sz w:val="19"/>
-                <w:szCs w:val="24"/>
-                <w:u w:val="none"/>
               </w:rPr>
               <w:t>&gt;</w:t>
             </w:r>
@@ -2425,15 +2369,15 @@
                 <w:color w:val="0000FF"/>
                 <w:sz w:val="19"/>
               </w:rPr>
-              <w:t>&lt;</w:t>
-            </w:r>
-            <w:r>
-              <w:rPr>
-                <w:rFonts w:ascii="Consolas" w:hAnsi="Consolas"/>
-                <w:color w:val="A31515"/>
-                <w:sz w:val="19"/>
-              </w:rPr>
-              <w:t>add</w:t>
+              <w:t>&lt;!--</w:t>
+            </w:r>
+            <w:r>
+              <w:rPr>
+                <w:rFonts w:ascii="Consolas" w:hAnsi="Consolas"/>
+                <w:color w:val="008000"/>
+                <w:sz w:val="19"/>
+              </w:rPr>
+              <w:t xml:space="preserve"> &lt;add key="DeveloperCulture" value="ru-RU" /&gt; </w:t>
             </w:r>
             <w:r>
               <w:rPr>
@@ -2441,103 +2385,7 @@
                 <w:color w:val="0000FF"/>
                 <w:sz w:val="19"/>
               </w:rPr>
-              <w:t xml:space="preserve"> </w:t>
-            </w:r>
-            <w:r>
-              <w:rPr>
-                <w:rFonts w:ascii="Consolas" w:hAnsi="Consolas"/>
-                <w:color w:val="FF0000"/>
-                <w:sz w:val="19"/>
-              </w:rPr>
-              <w:t>key</w:t>
-            </w:r>
-            <w:r>
-              <w:rPr>
-                <w:rFonts w:ascii="Consolas" w:hAnsi="Consolas"/>
-                <w:color w:val="0000FF"/>
-                <w:sz w:val="19"/>
-              </w:rPr>
-              <w:t>=</w:t>
-            </w:r>
-            <w:r>
-              <w:rPr>
-                <w:rFonts w:ascii="Consolas" w:hAnsi="Consolas"/>
-                <w:color w:val="000000"/>
-                <w:sz w:val="19"/>
-              </w:rPr>
-              <w:t>"</w:t>
-            </w:r>
-            <w:r>
-              <w:rPr>
-                <w:rFonts w:ascii="Consolas" w:hAnsi="Consolas"/>
-                <w:color w:val="0000FF"/>
-                <w:sz w:val="19"/>
-              </w:rPr>
-              <w:t>DeveloperMode</w:t>
-            </w:r>
-            <w:r>
-              <w:rPr>
-                <w:rFonts w:ascii="Consolas" w:hAnsi="Consolas"/>
-                <w:color w:val="000000"/>
-                <w:sz w:val="19"/>
-              </w:rPr>
-              <w:t>"</w:t>
-            </w:r>
-            <w:r>
-              <w:rPr>
-                <w:rFonts w:ascii="Consolas" w:hAnsi="Consolas"/>
-                <w:color w:val="0000FF"/>
-                <w:sz w:val="19"/>
-              </w:rPr>
-              <w:t xml:space="preserve"> </w:t>
-            </w:r>
-            <w:r>
-              <w:rPr>
-                <w:rFonts w:ascii="Consolas" w:hAnsi="Consolas"/>
-                <w:color w:val="FF0000"/>
-                <w:sz w:val="19"/>
-              </w:rPr>
-              <w:t>value</w:t>
-            </w:r>
-            <w:r>
-              <w:rPr>
-                <w:rFonts w:ascii="Consolas" w:hAnsi="Consolas"/>
-                <w:color w:val="0000FF"/>
-                <w:sz w:val="19"/>
-              </w:rPr>
-              <w:t>=</w:t>
-            </w:r>
-            <w:r>
-              <w:rPr>
-                <w:rFonts w:ascii="Consolas" w:hAnsi="Consolas"/>
-                <w:color w:val="000000"/>
-                <w:sz w:val="19"/>
-              </w:rPr>
-              <w:t>"</w:t>
-            </w:r>
-            <w:r>
-              <w:rPr>
-                <w:rFonts w:ascii="Consolas" w:hAnsi="Consolas"/>
-                <w:color w:val="0000FF"/>
-                <w:sz w:val="19"/>
-              </w:rPr>
-              <w:t>no</w:t>
-            </w:r>
-            <w:r>
-              <w:rPr>
-                <w:rFonts w:ascii="Consolas" w:hAnsi="Consolas"/>
-                <w:color w:val="000000"/>
-                <w:sz w:val="19"/>
-              </w:rPr>
-              <w:t>"</w:t>
-            </w:r>
-            <w:r>
-              <w:rPr>
-                <w:rFonts w:ascii="Consolas" w:hAnsi="Consolas"/>
-                <w:color w:val="0000FF"/>
-                <w:sz w:val="19"/>
-              </w:rPr>
-              <w:t xml:space="preserve"> /&gt;</w:t>
+              <w:t xml:space="preserve">--&gt;     </w:t>
             </w:r>
           </w:p>
           <w:p>
@@ -2607,7 +2455,7 @@
                 <w:color w:val="0000FF"/>
                 <w:sz w:val="19"/>
               </w:rPr>
-              <w:t>ExperimentalCode</w:t>
+              <w:t>DeveloperMode</w:t>
             </w:r>
             <w:r>
               <w:rPr>
@@ -2741,6 +2589,274 @@
                 <w:color w:val="0000FF"/>
                 <w:sz w:val="19"/>
               </w:rPr>
+              <w:t>ExportToMusicXml</w:t>
+            </w:r>
+            <w:r>
+              <w:rPr>
+                <w:rFonts w:ascii="Consolas" w:hAnsi="Consolas"/>
+                <w:color w:val="000000"/>
+                <w:sz w:val="19"/>
+              </w:rPr>
+              <w:t>"</w:t>
+            </w:r>
+            <w:r>
+              <w:rPr>
+                <w:rFonts w:ascii="Consolas" w:hAnsi="Consolas"/>
+                <w:color w:val="0000FF"/>
+                <w:sz w:val="19"/>
+              </w:rPr>
+              <w:t xml:space="preserve"> </w:t>
+            </w:r>
+            <w:r>
+              <w:rPr>
+                <w:rFonts w:ascii="Consolas" w:hAnsi="Consolas"/>
+                <w:color w:val="FF0000"/>
+                <w:sz w:val="19"/>
+              </w:rPr>
+              <w:t>value</w:t>
+            </w:r>
+            <w:r>
+              <w:rPr>
+                <w:rFonts w:ascii="Consolas" w:hAnsi="Consolas"/>
+                <w:color w:val="0000FF"/>
+                <w:sz w:val="19"/>
+              </w:rPr>
+              <w:t>=</w:t>
+            </w:r>
+            <w:r>
+              <w:rPr>
+                <w:rFonts w:ascii="Consolas" w:hAnsi="Consolas"/>
+                <w:color w:val="000000"/>
+                <w:sz w:val="19"/>
+              </w:rPr>
+              <w:t>"</w:t>
+            </w:r>
+            <w:r>
+              <w:rPr>
+                <w:rFonts w:ascii="Consolas" w:hAnsi="Consolas"/>
+                <w:color w:val="0000FF"/>
+                <w:sz w:val="19"/>
+              </w:rPr>
+              <w:t>yes</w:t>
+            </w:r>
+            <w:r>
+              <w:rPr>
+                <w:rFonts w:ascii="Consolas" w:hAnsi="Consolas"/>
+                <w:color w:val="000000"/>
+                <w:sz w:val="19"/>
+              </w:rPr>
+              <w:t>"</w:t>
+            </w:r>
+            <w:r>
+              <w:rPr>
+                <w:rFonts w:ascii="Consolas" w:hAnsi="Consolas"/>
+                <w:color w:val="0000FF"/>
+                <w:sz w:val="19"/>
+              </w:rPr>
+              <w:t xml:space="preserve"> /&gt;</w:t>
+            </w:r>
+          </w:p>
+          <w:p>
+            <w:pPr>
+              <w:pStyle w:val="Normal"/>
+              <w:rPr/>
+            </w:pPr>
+            <w:r>
+              <w:rPr>
+                <w:rFonts w:ascii="Consolas" w:hAnsi="Consolas"/>
+                <w:color w:val="0000FF"/>
+                <w:sz w:val="19"/>
+              </w:rPr>
+              <w:t xml:space="preserve">      </w:t>
+            </w:r>
+            <w:r>
+              <w:rPr>
+                <w:rFonts w:ascii="Consolas" w:hAnsi="Consolas"/>
+                <w:color w:val="0000FF"/>
+                <w:sz w:val="19"/>
+              </w:rPr>
+              <w:t>&lt;</w:t>
+            </w:r>
+            <w:r>
+              <w:rPr>
+                <w:rFonts w:ascii="Consolas" w:hAnsi="Consolas"/>
+                <w:color w:val="A31515"/>
+                <w:sz w:val="19"/>
+              </w:rPr>
+              <w:t>add</w:t>
+            </w:r>
+            <w:r>
+              <w:rPr>
+                <w:rFonts w:ascii="Consolas" w:hAnsi="Consolas"/>
+                <w:color w:val="0000FF"/>
+                <w:sz w:val="19"/>
+              </w:rPr>
+              <w:t xml:space="preserve"> </w:t>
+            </w:r>
+            <w:r>
+              <w:rPr>
+                <w:rFonts w:ascii="Consolas" w:hAnsi="Consolas"/>
+                <w:color w:val="FF0000"/>
+                <w:sz w:val="19"/>
+              </w:rPr>
+              <w:t>key</w:t>
+            </w:r>
+            <w:r>
+              <w:rPr>
+                <w:rFonts w:ascii="Consolas" w:hAnsi="Consolas"/>
+                <w:color w:val="0000FF"/>
+                <w:sz w:val="19"/>
+              </w:rPr>
+              <w:t>=</w:t>
+            </w:r>
+            <w:r>
+              <w:rPr>
+                <w:rFonts w:ascii="Consolas" w:hAnsi="Consolas"/>
+                <w:color w:val="000000"/>
+                <w:sz w:val="19"/>
+              </w:rPr>
+              <w:t>"</w:t>
+            </w:r>
+            <w:r>
+              <w:rPr>
+                <w:rFonts w:ascii="Consolas" w:hAnsi="Consolas"/>
+                <w:color w:val="0000FF"/>
+                <w:sz w:val="19"/>
+              </w:rPr>
+              <w:t>ExperimentalCode</w:t>
+            </w:r>
+            <w:r>
+              <w:rPr>
+                <w:rFonts w:ascii="Consolas" w:hAnsi="Consolas"/>
+                <w:color w:val="000000"/>
+                <w:sz w:val="19"/>
+              </w:rPr>
+              <w:t>"</w:t>
+            </w:r>
+            <w:r>
+              <w:rPr>
+                <w:rFonts w:ascii="Consolas" w:hAnsi="Consolas"/>
+                <w:color w:val="0000FF"/>
+                <w:sz w:val="19"/>
+              </w:rPr>
+              <w:t xml:space="preserve"> </w:t>
+            </w:r>
+            <w:r>
+              <w:rPr>
+                <w:rFonts w:ascii="Consolas" w:hAnsi="Consolas"/>
+                <w:color w:val="FF0000"/>
+                <w:sz w:val="19"/>
+              </w:rPr>
+              <w:t>value</w:t>
+            </w:r>
+            <w:r>
+              <w:rPr>
+                <w:rFonts w:ascii="Consolas" w:hAnsi="Consolas"/>
+                <w:color w:val="0000FF"/>
+                <w:sz w:val="19"/>
+              </w:rPr>
+              <w:t>=</w:t>
+            </w:r>
+            <w:r>
+              <w:rPr>
+                <w:rFonts w:ascii="Consolas" w:hAnsi="Consolas"/>
+                <w:color w:val="000000"/>
+                <w:sz w:val="19"/>
+              </w:rPr>
+              <w:t>"</w:t>
+            </w:r>
+            <w:r>
+              <w:rPr>
+                <w:rFonts w:ascii="Consolas" w:hAnsi="Consolas"/>
+                <w:color w:val="0000FF"/>
+                <w:sz w:val="19"/>
+              </w:rPr>
+              <w:t>yes</w:t>
+            </w:r>
+            <w:r>
+              <w:rPr>
+                <w:rFonts w:ascii="Consolas" w:hAnsi="Consolas"/>
+                <w:color w:val="000000"/>
+                <w:sz w:val="19"/>
+              </w:rPr>
+              <w:t>"</w:t>
+            </w:r>
+            <w:r>
+              <w:rPr>
+                <w:rFonts w:ascii="Consolas" w:hAnsi="Consolas"/>
+                <w:color w:val="0000FF"/>
+                <w:sz w:val="19"/>
+              </w:rPr>
+              <w:t xml:space="preserve"> /&gt;</w:t>
+            </w:r>
+          </w:p>
+          <w:p>
+            <w:pPr>
+              <w:pStyle w:val="Normal"/>
+              <w:rPr/>
+            </w:pPr>
+            <w:r>
+              <w:rPr>
+                <w:rFonts w:ascii="Consolas" w:hAnsi="Consolas"/>
+                <w:color w:val="0000FF"/>
+                <w:sz w:val="19"/>
+              </w:rPr>
+              <w:t xml:space="preserve">      </w:t>
+            </w:r>
+            <w:r>
+              <w:rPr>
+                <w:rFonts w:ascii="Consolas" w:hAnsi="Consolas"/>
+                <w:color w:val="0000FF"/>
+                <w:sz w:val="19"/>
+              </w:rPr>
+              <w:t>&lt;</w:t>
+            </w:r>
+            <w:r>
+              <w:rPr>
+                <w:rFonts w:ascii="Consolas" w:hAnsi="Consolas"/>
+                <w:color w:val="A31515"/>
+                <w:sz w:val="19"/>
+              </w:rPr>
+              <w:t>add</w:t>
+            </w:r>
+            <w:r>
+              <w:rPr>
+                <w:rFonts w:ascii="Consolas" w:hAnsi="Consolas"/>
+                <w:color w:val="0000FF"/>
+                <w:sz w:val="19"/>
+              </w:rPr>
+              <w:t xml:space="preserve"> </w:t>
+            </w:r>
+            <w:r>
+              <w:rPr>
+                <w:rFonts w:ascii="Consolas" w:hAnsi="Consolas"/>
+                <w:color w:val="FF0000"/>
+                <w:sz w:val="19"/>
+              </w:rPr>
+              <w:t>key</w:t>
+            </w:r>
+            <w:r>
+              <w:rPr>
+                <w:rFonts w:ascii="Consolas" w:hAnsi="Consolas"/>
+                <w:color w:val="0000FF"/>
+                <w:sz w:val="19"/>
+              </w:rPr>
+              <w:t>=</w:t>
+            </w:r>
+            <w:r>
+              <w:rPr>
+                <w:rFonts w:ascii="Consolas" w:hAnsi="Consolas"/>
+                <w:color w:val="000000"/>
+                <w:sz w:val="19"/>
+              </w:rPr>
+              <w:t>"</w:t>
+            </w:r>
+            <w:r>
+              <w:rPr>
+                <w:rFonts w:ascii="Consolas" w:hAnsi="Consolas"/>
+                <w:color w:val="0000FF"/>
+                <w:sz w:val="19"/>
+              </w:rPr>
               <w:t>HandleGraphics</w:t>
             </w:r>
             <w:r>
@@ -2806,6 +2922,274 @@
                 <w:sz w:val="19"/>
               </w:rPr>
               <w:t xml:space="preserve"> /&gt;</w:t>
+            </w:r>
+          </w:p>
+          <w:p>
+            <w:pPr>
+              <w:pStyle w:val="Normal"/>
+              <w:rPr/>
+            </w:pPr>
+            <w:r>
+              <w:rPr>
+                <w:rFonts w:ascii="Consolas" w:hAnsi="Consolas"/>
+                <w:color w:val="0000FF"/>
+                <w:sz w:val="19"/>
+              </w:rPr>
+              <w:t xml:space="preserve">      </w:t>
+            </w:r>
+            <w:r>
+              <w:rPr>
+                <w:rFonts w:ascii="Consolas" w:hAnsi="Consolas"/>
+                <w:color w:val="0000FF"/>
+                <w:sz w:val="19"/>
+              </w:rPr>
+              <w:t>&lt;</w:t>
+            </w:r>
+            <w:r>
+              <w:rPr>
+                <w:rFonts w:ascii="Consolas" w:hAnsi="Consolas"/>
+                <w:color w:val="A31515"/>
+                <w:sz w:val="19"/>
+              </w:rPr>
+              <w:t>add</w:t>
+            </w:r>
+            <w:r>
+              <w:rPr>
+                <w:rFonts w:ascii="Consolas" w:hAnsi="Consolas"/>
+                <w:color w:val="0000FF"/>
+                <w:sz w:val="19"/>
+              </w:rPr>
+              <w:t xml:space="preserve"> </w:t>
+            </w:r>
+            <w:r>
+              <w:rPr>
+                <w:rFonts w:ascii="Consolas" w:hAnsi="Consolas"/>
+                <w:color w:val="FF0000"/>
+                <w:sz w:val="19"/>
+              </w:rPr>
+              <w:t>key</w:t>
+            </w:r>
+            <w:r>
+              <w:rPr>
+                <w:rFonts w:ascii="Consolas" w:hAnsi="Consolas"/>
+                <w:color w:val="0000FF"/>
+                <w:sz w:val="19"/>
+              </w:rPr>
+              <w:t>=</w:t>
+            </w:r>
+            <w:r>
+              <w:rPr>
+                <w:rFonts w:ascii="Consolas" w:hAnsi="Consolas"/>
+                <w:color w:val="000000"/>
+                <w:sz w:val="19"/>
+              </w:rPr>
+              <w:t>"</w:t>
+            </w:r>
+            <w:r>
+              <w:rPr>
+                <w:rFonts w:ascii="Consolas" w:hAnsi="Consolas"/>
+                <w:color w:val="0000FF"/>
+                <w:sz w:val="19"/>
+              </w:rPr>
+              <w:t>DecoderDeveloperMode</w:t>
+            </w:r>
+            <w:r>
+              <w:rPr>
+                <w:rFonts w:ascii="Consolas" w:hAnsi="Consolas"/>
+                <w:color w:val="000000"/>
+                <w:sz w:val="19"/>
+              </w:rPr>
+              <w:t>"</w:t>
+            </w:r>
+            <w:r>
+              <w:rPr>
+                <w:rFonts w:ascii="Consolas" w:hAnsi="Consolas"/>
+                <w:color w:val="0000FF"/>
+                <w:sz w:val="19"/>
+              </w:rPr>
+              <w:t xml:space="preserve"> </w:t>
+            </w:r>
+            <w:r>
+              <w:rPr>
+                <w:rFonts w:ascii="Consolas" w:hAnsi="Consolas"/>
+                <w:color w:val="FF0000"/>
+                <w:sz w:val="19"/>
+              </w:rPr>
+              <w:t>value</w:t>
+            </w:r>
+            <w:r>
+              <w:rPr>
+                <w:rFonts w:ascii="Consolas" w:hAnsi="Consolas"/>
+                <w:color w:val="0000FF"/>
+                <w:sz w:val="19"/>
+              </w:rPr>
+              <w:t>=</w:t>
+            </w:r>
+            <w:r>
+              <w:rPr>
+                <w:rFonts w:ascii="Consolas" w:hAnsi="Consolas"/>
+                <w:color w:val="000000"/>
+                <w:sz w:val="19"/>
+              </w:rPr>
+              <w:t>"</w:t>
+            </w:r>
+            <w:r>
+              <w:rPr>
+                <w:rFonts w:ascii="Consolas" w:hAnsi="Consolas"/>
+                <w:color w:val="0000FF"/>
+                <w:sz w:val="19"/>
+              </w:rPr>
+              <w:t>no</w:t>
+            </w:r>
+            <w:r>
+              <w:rPr>
+                <w:rFonts w:ascii="Consolas" w:hAnsi="Consolas"/>
+                <w:color w:val="000000"/>
+                <w:sz w:val="19"/>
+              </w:rPr>
+              <w:t>"</w:t>
+            </w:r>
+            <w:r>
+              <w:rPr>
+                <w:rFonts w:ascii="Consolas" w:hAnsi="Consolas"/>
+                <w:color w:val="0000FF"/>
+                <w:sz w:val="19"/>
+              </w:rPr>
+              <w:t xml:space="preserve"> /&gt; </w:t>
+            </w:r>
+          </w:p>
+          <w:p>
+            <w:pPr>
+              <w:pStyle w:val="Normal"/>
+              <w:rPr/>
+            </w:pPr>
+            <w:r>
+              <w:rPr>
+                <w:rFonts w:ascii="Consolas" w:hAnsi="Consolas"/>
+                <w:color w:val="0000FF"/>
+                <w:sz w:val="19"/>
+              </w:rPr>
+              <w:t xml:space="preserve">      </w:t>
+            </w:r>
+            <w:r>
+              <w:rPr>
+                <w:rFonts w:ascii="Consolas" w:hAnsi="Consolas"/>
+                <w:color w:val="0000FF"/>
+                <w:sz w:val="19"/>
+              </w:rPr>
+              <w:t>&lt;</w:t>
+            </w:r>
+            <w:r>
+              <w:rPr>
+                <w:rFonts w:ascii="Consolas" w:hAnsi="Consolas"/>
+                <w:color w:val="A31515"/>
+                <w:sz w:val="19"/>
+              </w:rPr>
+              <w:t>add</w:t>
+            </w:r>
+            <w:r>
+              <w:rPr>
+                <w:rFonts w:ascii="Consolas" w:hAnsi="Consolas"/>
+                <w:color w:val="0000FF"/>
+                <w:sz w:val="19"/>
+              </w:rPr>
+              <w:t xml:space="preserve"> </w:t>
+            </w:r>
+            <w:r>
+              <w:rPr>
+                <w:rFonts w:ascii="Consolas" w:hAnsi="Consolas"/>
+                <w:color w:val="FF0000"/>
+                <w:sz w:val="19"/>
+              </w:rPr>
+              <w:t>key</w:t>
+            </w:r>
+            <w:r>
+              <w:rPr>
+                <w:rFonts w:ascii="Consolas" w:hAnsi="Consolas"/>
+                <w:color w:val="0000FF"/>
+                <w:sz w:val="19"/>
+              </w:rPr>
+              <w:t>=</w:t>
+            </w:r>
+            <w:r>
+              <w:rPr>
+                <w:rFonts w:ascii="Consolas" w:hAnsi="Consolas"/>
+                <w:color w:val="000000"/>
+                <w:sz w:val="19"/>
+              </w:rPr>
+              <w:t>"</w:t>
+            </w:r>
+            <w:r>
+              <w:rPr>
+                <w:rFonts w:ascii="Consolas" w:hAnsi="Consolas"/>
+                <w:color w:val="0000FF"/>
+                <w:sz w:val="19"/>
+              </w:rPr>
+              <w:t>UseExternal7Zip</w:t>
+            </w:r>
+            <w:r>
+              <w:rPr>
+                <w:rFonts w:ascii="Consolas" w:hAnsi="Consolas"/>
+                <w:color w:val="000000"/>
+                <w:sz w:val="19"/>
+              </w:rPr>
+              <w:t>"</w:t>
+            </w:r>
+            <w:r>
+              <w:rPr>
+                <w:rFonts w:ascii="Consolas" w:hAnsi="Consolas"/>
+                <w:color w:val="0000FF"/>
+                <w:sz w:val="19"/>
+              </w:rPr>
+              <w:t xml:space="preserve"> </w:t>
+            </w:r>
+            <w:r>
+              <w:rPr>
+                <w:rFonts w:ascii="Consolas" w:hAnsi="Consolas"/>
+                <w:color w:val="FF0000"/>
+                <w:sz w:val="19"/>
+              </w:rPr>
+              <w:t>value</w:t>
+            </w:r>
+            <w:r>
+              <w:rPr>
+                <w:rFonts w:ascii="Consolas" w:hAnsi="Consolas"/>
+                <w:color w:val="0000FF"/>
+                <w:sz w:val="19"/>
+              </w:rPr>
+              <w:t>=</w:t>
+            </w:r>
+            <w:r>
+              <w:rPr>
+                <w:rFonts w:ascii="Consolas" w:hAnsi="Consolas"/>
+                <w:color w:val="000000"/>
+                <w:sz w:val="19"/>
+              </w:rPr>
+              <w:t>"</w:t>
+            </w:r>
+            <w:r>
+              <w:rPr>
+                <w:rFonts w:ascii="Consolas" w:hAnsi="Consolas"/>
+                <w:color w:val="0000FF"/>
+                <w:sz w:val="19"/>
+              </w:rPr>
+              <w:t>no</w:t>
+            </w:r>
+            <w:r>
+              <w:rPr>
+                <w:rFonts w:ascii="Consolas" w:hAnsi="Consolas"/>
+                <w:color w:val="000000"/>
+                <w:sz w:val="19"/>
+              </w:rPr>
+              <w:t>"</w:t>
+            </w:r>
+            <w:r>
+              <w:rPr>
+                <w:rFonts w:ascii="Consolas" w:hAnsi="Consolas"/>
+                <w:color w:val="0000FF"/>
+                <w:sz w:val="19"/>
+              </w:rPr>
+              <w:t xml:space="preserve"> /&gt; </w:t>
             </w:r>
           </w:p>
           <w:p>
@@ -2813,92 +3197,40 @@
               <w:pStyle w:val="Normal"/>
               <w:jc w:val="left"/>
               <w:rPr>
-                <w:rFonts w:ascii="Liberation Serif" w:hAnsi="Liberation Serif"/>
-                <w:b w:val="false"/>
-                <w:b w:val="false"/>
-                <w:bCs w:val="false"/>
-                <w:i w:val="false"/>
-                <w:i w:val="false"/>
-                <w:iCs w:val="false"/>
-                <w:strike w:val="false"/>
-                <w:dstrike w:val="false"/>
-                <w:outline w:val="false"/>
-                <w:shadow w:val="false"/>
-                <w:color w:val="000000"/>
-                <w:sz w:val="24"/>
-                <w:szCs w:val="24"/>
-                <w:u w:val="none"/>
+                <w:rFonts w:ascii="Consolas" w:hAnsi="Consolas"/>
+                <w:color w:val="0000FF"/>
+                <w:sz w:val="19"/>
               </w:rPr>
             </w:pPr>
             <w:r>
               <w:rPr>
                 <w:rFonts w:ascii="Consolas" w:hAnsi="Consolas"/>
-                <w:b w:val="false"/>
-                <w:bCs w:val="false"/>
-                <w:i w:val="false"/>
-                <w:iCs w:val="false"/>
-                <w:strike w:val="false"/>
-                <w:dstrike w:val="false"/>
-                <w:outline w:val="false"/>
-                <w:shadow w:val="false"/>
                 <w:color w:val="0000FF"/>
                 <w:sz w:val="19"/>
-                <w:szCs w:val="24"/>
-                <w:u w:val="none"/>
               </w:rPr>
               <w:t xml:space="preserve">    </w:t>
             </w:r>
             <w:r>
               <w:rPr>
                 <w:rFonts w:ascii="Consolas" w:hAnsi="Consolas"/>
-                <w:b w:val="false"/>
-                <w:bCs w:val="false"/>
-                <w:i w:val="false"/>
-                <w:iCs w:val="false"/>
-                <w:strike w:val="false"/>
-                <w:dstrike w:val="false"/>
-                <w:outline w:val="false"/>
-                <w:shadow w:val="false"/>
                 <w:color w:val="0000FF"/>
                 <w:sz w:val="19"/>
-                <w:szCs w:val="24"/>
-                <w:u w:val="none"/>
               </w:rPr>
               <w:t>&lt;/</w:t>
             </w:r>
             <w:r>
               <w:rPr>
                 <w:rFonts w:ascii="Consolas" w:hAnsi="Consolas"/>
-                <w:b w:val="false"/>
-                <w:bCs w:val="false"/>
-                <w:i w:val="false"/>
-                <w:iCs w:val="false"/>
-                <w:strike w:val="false"/>
-                <w:dstrike w:val="false"/>
-                <w:outline w:val="false"/>
-                <w:shadow w:val="false"/>
                 <w:color w:val="A31515"/>
                 <w:sz w:val="19"/>
-                <w:szCs w:val="24"/>
-                <w:u w:val="none"/>
               </w:rPr>
               <w:t>appSettings</w:t>
             </w:r>
             <w:r>
               <w:rPr>
                 <w:rFonts w:ascii="Consolas" w:hAnsi="Consolas"/>
-                <w:b w:val="false"/>
-                <w:bCs w:val="false"/>
-                <w:i w:val="false"/>
-                <w:iCs w:val="false"/>
-                <w:strike w:val="false"/>
-                <w:dstrike w:val="false"/>
-                <w:outline w:val="false"/>
-                <w:shadow w:val="false"/>
                 <w:color w:val="0000FF"/>
                 <w:sz w:val="19"/>
-                <w:szCs w:val="24"/>
-                <w:u w:val="none"/>
               </w:rPr>
               <w:t>&gt;</w:t>
             </w:r>
@@ -7435,7 +7767,6 @@
         </w:tabs>
         <w:ind w:left="1440" w:hanging="360"/>
       </w:pPr>
-      <w:rPr/>
     </w:lvl>
     <w:lvl w:ilvl="1">
       <w:start w:val="1"/>
@@ -7448,7 +7779,6 @@
         </w:tabs>
         <w:ind w:left="1800" w:hanging="360"/>
       </w:pPr>
-      <w:rPr/>
     </w:lvl>
     <w:lvl w:ilvl="2">
       <w:start w:val="1"/>
@@ -7461,7 +7791,6 @@
         </w:tabs>
         <w:ind w:left="2160" w:hanging="360"/>
       </w:pPr>
-      <w:rPr/>
     </w:lvl>
     <w:lvl w:ilvl="3">
       <w:start w:val="1"/>
@@ -7474,7 +7803,6 @@
         </w:tabs>
         <w:ind w:left="2520" w:hanging="360"/>
       </w:pPr>
-      <w:rPr/>
     </w:lvl>
     <w:lvl w:ilvl="4">
       <w:start w:val="1"/>
@@ -7487,7 +7815,6 @@
         </w:tabs>
         <w:ind w:left="2880" w:hanging="360"/>
       </w:pPr>
-      <w:rPr/>
     </w:lvl>
     <w:lvl w:ilvl="5">
       <w:start w:val="1"/>
@@ -7500,7 +7827,6 @@
         </w:tabs>
         <w:ind w:left="3240" w:hanging="360"/>
       </w:pPr>
-      <w:rPr/>
     </w:lvl>
     <w:lvl w:ilvl="6">
       <w:start w:val="1"/>
@@ -7513,7 +7839,6 @@
         </w:tabs>
         <w:ind w:left="3600" w:hanging="360"/>
       </w:pPr>
-      <w:rPr/>
     </w:lvl>
     <w:lvl w:ilvl="7">
       <w:start w:val="1"/>
@@ -7526,7 +7851,6 @@
         </w:tabs>
         <w:ind w:left="3960" w:hanging="360"/>
       </w:pPr>
-      <w:rPr/>
     </w:lvl>
     <w:lvl w:ilvl="8">
       <w:start w:val="1"/>
@@ -7539,7 +7863,6 @@
         </w:tabs>
         <w:ind w:left="4320" w:hanging="360"/>
       </w:pPr>
-      <w:rPr/>
     </w:lvl>
   </w:abstractNum>
   <w:num w:numId="1">

--- a/Documentation/Generering af release 5.0.0.0.docx
+++ b/Documentation/Generering af release 5.0.0.0.docx
@@ -1324,15 +1324,15 @@
         </w:tblCellMar>
       </w:tblPr>
       <w:tblGrid>
-        <w:gridCol w:w="1000"/>
+        <w:gridCol w:w="999"/>
         <w:gridCol w:w="1813"/>
-        <w:gridCol w:w="6487"/>
+        <w:gridCol w:w="6488"/>
       </w:tblGrid>
       <w:tr>
         <w:trPr/>
         <w:tc>
           <w:tcPr>
-            <w:tcW w:w="1000" w:type="dxa"/>
+            <w:tcW w:w="999" w:type="dxa"/>
             <w:tcBorders>
               <w:top w:val="single" w:sz="4" w:space="0" w:color="000000"/>
               <w:left w:val="single" w:sz="4" w:space="0" w:color="000000"/>
@@ -1392,7 +1392,7 @@
         </w:tc>
         <w:tc>
           <w:tcPr>
-            <w:tcW w:w="6487" w:type="dxa"/>
+            <w:tcW w:w="6488" w:type="dxa"/>
             <w:tcBorders>
               <w:top w:val="single" w:sz="4" w:space="0" w:color="000000"/>
               <w:left w:val="single" w:sz="4" w:space="0" w:color="000000"/>
@@ -1426,7 +1426,7 @@
         <w:trPr/>
         <w:tc>
           <w:tcPr>
-            <w:tcW w:w="1000" w:type="dxa"/>
+            <w:tcW w:w="999" w:type="dxa"/>
             <w:tcBorders>
               <w:top w:val="single" w:sz="4" w:space="0" w:color="000000"/>
               <w:left w:val="single" w:sz="4" w:space="0" w:color="000000"/>
@@ -1486,7 +1486,7 @@
         </w:tc>
         <w:tc>
           <w:tcPr>
-            <w:tcW w:w="6487" w:type="dxa"/>
+            <w:tcW w:w="6488" w:type="dxa"/>
             <w:tcBorders>
               <w:top w:val="single" w:sz="4" w:space="0" w:color="000000"/>
               <w:left w:val="single" w:sz="4" w:space="0" w:color="000000"/>
@@ -1517,7 +1517,7 @@
         <w:trPr/>
         <w:tc>
           <w:tcPr>
-            <w:tcW w:w="1000" w:type="dxa"/>
+            <w:tcW w:w="999" w:type="dxa"/>
             <w:tcBorders>
               <w:top w:val="single" w:sz="4" w:space="0" w:color="000000"/>
               <w:left w:val="single" w:sz="4" w:space="0" w:color="000000"/>
@@ -1574,7 +1574,7 @@
         </w:tc>
         <w:tc>
           <w:tcPr>
-            <w:tcW w:w="6487" w:type="dxa"/>
+            <w:tcW w:w="6488" w:type="dxa"/>
             <w:tcBorders>
               <w:top w:val="single" w:sz="4" w:space="0" w:color="000000"/>
               <w:left w:val="single" w:sz="4" w:space="0" w:color="000000"/>
@@ -1605,7 +1605,7 @@
         <w:trPr/>
         <w:tc>
           <w:tcPr>
-            <w:tcW w:w="1000" w:type="dxa"/>
+            <w:tcW w:w="999" w:type="dxa"/>
             <w:tcBorders>
               <w:left w:val="single" w:sz="4" w:space="0" w:color="000000"/>
               <w:bottom w:val="single" w:sz="4" w:space="0" w:color="000000"/>
@@ -1659,7 +1659,7 @@
         </w:tc>
         <w:tc>
           <w:tcPr>
-            <w:tcW w:w="6487" w:type="dxa"/>
+            <w:tcW w:w="6488" w:type="dxa"/>
             <w:tcBorders>
               <w:left w:val="single" w:sz="4" w:space="0" w:color="000000"/>
               <w:bottom w:val="single" w:sz="4" w:space="0" w:color="000000"/>
@@ -3556,15 +3556,31 @@
         <w:pStyle w:val="Standard"/>
         <w:bidi w:val="0"/>
         <w:jc w:val="left"/>
-        <w:rPr>
-          <w:rFonts w:ascii="Arial" w:hAnsi="Arial" w:cs="Arial"/>
-        </w:rPr>
-      </w:pPr>
-      <w:r>
-        <w:rPr>
-          <w:rFonts w:cs="Arial" w:ascii="Arial" w:hAnsi="Arial"/>
-        </w:rPr>
-        <w:t>Vær uindervejs omhyggelig med at få ”IBO” med alle 3 steder</w:t>
+        <w:rPr/>
+      </w:pPr>
+      <w:r>
+        <w:rPr>
+          <w:rFonts w:cs="Arial" w:ascii="Arial" w:hAnsi="Arial"/>
+        </w:rPr>
+        <w:t>Vær uindervejs omhyggelig med at få ”IBO</w:t>
+      </w:r>
+      <w:r>
+        <w:rPr>
+          <w:rFonts w:cs="Arial" w:ascii="Arial" w:hAnsi="Arial"/>
+        </w:rPr>
+        <w:t>S</w:t>
+      </w:r>
+      <w:r>
+        <w:rPr>
+          <w:rFonts w:cs="Arial" w:ascii="Arial" w:hAnsi="Arial"/>
+        </w:rPr>
+        <w:t xml:space="preserve">” med alle 3 steder: </w:t>
+      </w:r>
+      <w:r>
+        <w:rPr>
+          <w:rFonts w:cs="Arial" w:ascii="Arial" w:hAnsi="Arial"/>
+        </w:rPr>
+        <w:t>Det skal manuelt tilføjes til feltet ”Product Name” i den store oversigtsdialog, hvor man kan trykke på den grønne knap.</w:t>
       </w:r>
     </w:p>
     <w:p>
@@ -3685,13 +3701,6 @@
           <w:rFonts w:cs="Arial" w:ascii="Arial" w:hAnsi="Arial"/>
         </w:rPr>
         <w:t>Main Executable = "IBOS MusicXmlReader</w:t>
-      </w:r>
-      <w:r>
-        <w:rPr>
-          <w:rFonts w:cs="Arial" w:ascii="Arial" w:hAnsi="Arial"/>
-          <w:lang w:val="en-US"/>
-        </w:rPr>
-        <w:t xml:space="preserve"> 5.0.0.0</w:t>
       </w:r>
       <w:r>
         <w:rPr>
